--- a/flow.docx
+++ b/flow.docx
@@ -360,7 +360,7 @@
                     <pic:cNvPicPr/>
                   </pic:nvPicPr>
                   <pic:blipFill>
-                    <a:blip xmlns:r="http://schemas.openxmlformats.org/officeDocument/2006/relationships" r:embed="Rc9bd3b992ed0416f"/>
+                    <a:blip xmlns:r="http://schemas.openxmlformats.org/officeDocument/2006/relationships" r:embed="R686a4073ea3e4fe0"/>
                     <a:stretch>
                       <a:fillRect/>
                     </a:stretch>
@@ -420,7 +420,7 @@
                     <pic:cNvPicPr/>
                   </pic:nvPicPr>
                   <pic:blipFill>
-                    <a:blip xmlns:r="http://schemas.openxmlformats.org/officeDocument/2006/relationships" r:embed="Red092f1500ab4870"/>
+                    <a:blip xmlns:r="http://schemas.openxmlformats.org/officeDocument/2006/relationships" r:embed="R40db68386d7244d9"/>
                     <a:stretch>
                       <a:fillRect/>
                     </a:stretch>
@@ -471,7 +471,7 @@
                     <pic:cNvPicPr/>
                   </pic:nvPicPr>
                   <pic:blipFill>
-                    <a:blip xmlns:r="http://schemas.openxmlformats.org/officeDocument/2006/relationships" r:embed="R36c36481613c418a"/>
+                    <a:blip xmlns:r="http://schemas.openxmlformats.org/officeDocument/2006/relationships" r:embed="R433cedc218624d4e"/>
                     <a:stretch>
                       <a:fillRect/>
                     </a:stretch>
@@ -522,7 +522,7 @@
                     <pic:cNvPicPr/>
                   </pic:nvPicPr>
                   <pic:blipFill>
-                    <a:blip xmlns:r="http://schemas.openxmlformats.org/officeDocument/2006/relationships" r:embed="R7be0790388db44c0"/>
+                    <a:blip xmlns:r="http://schemas.openxmlformats.org/officeDocument/2006/relationships" r:embed="R93ec992447964019"/>
                     <a:stretch>
                       <a:fillRect/>
                     </a:stretch>
@@ -573,7 +573,7 @@
                     <pic:cNvPicPr/>
                   </pic:nvPicPr>
                   <pic:blipFill>
-                    <a:blip xmlns:r="http://schemas.openxmlformats.org/officeDocument/2006/relationships" r:embed="R975f44ce909f4d3c"/>
+                    <a:blip xmlns:r="http://schemas.openxmlformats.org/officeDocument/2006/relationships" r:embed="R62e33c1f8d1245a9"/>
                     <a:stretch>
                       <a:fillRect/>
                     </a:stretch>
@@ -624,7 +624,7 @@
                     <pic:cNvPicPr/>
                   </pic:nvPicPr>
                   <pic:blipFill>
-                    <a:blip xmlns:r="http://schemas.openxmlformats.org/officeDocument/2006/relationships" r:embed="R1ccb9a54c72f4bab"/>
+                    <a:blip xmlns:r="http://schemas.openxmlformats.org/officeDocument/2006/relationships" r:embed="R3c264201aebf45cd"/>
                     <a:stretch>
                       <a:fillRect/>
                     </a:stretch>
@@ -675,7 +675,7 @@
                     <pic:cNvPicPr/>
                   </pic:nvPicPr>
                   <pic:blipFill>
-                    <a:blip xmlns:r="http://schemas.openxmlformats.org/officeDocument/2006/relationships" r:embed="R63a2d8fbd9fc4747"/>
+                    <a:blip xmlns:r="http://schemas.openxmlformats.org/officeDocument/2006/relationships" r:embed="R4aa680f02f76458e"/>
                     <a:stretch>
                       <a:fillRect/>
                     </a:stretch>
@@ -726,7 +726,7 @@
                     <pic:cNvPicPr/>
                   </pic:nvPicPr>
                   <pic:blipFill>
-                    <a:blip xmlns:r="http://schemas.openxmlformats.org/officeDocument/2006/relationships" r:embed="Ra46a9f49979e4cd0"/>
+                    <a:blip xmlns:r="http://schemas.openxmlformats.org/officeDocument/2006/relationships" r:embed="Rd30628093a56473d"/>
                     <a:stretch>
                       <a:fillRect/>
                     </a:stretch>
@@ -777,7 +777,7 @@
                     <pic:cNvPicPr/>
                   </pic:nvPicPr>
                   <pic:blipFill>
-                    <a:blip xmlns:r="http://schemas.openxmlformats.org/officeDocument/2006/relationships" r:embed="R50a764f9510c48c2"/>
+                    <a:blip xmlns:r="http://schemas.openxmlformats.org/officeDocument/2006/relationships" r:embed="R2e2ed01121bf4bd3"/>
                     <a:stretch>
                       <a:fillRect/>
                     </a:stretch>
@@ -828,7 +828,7 @@
                     <pic:cNvPicPr/>
                   </pic:nvPicPr>
                   <pic:blipFill>
-                    <a:blip xmlns:r="http://schemas.openxmlformats.org/officeDocument/2006/relationships" r:embed="Rfe833600f48d475b"/>
+                    <a:blip xmlns:r="http://schemas.openxmlformats.org/officeDocument/2006/relationships" r:embed="Rf5e2accf63554cc4"/>
                     <a:stretch>
                       <a:fillRect/>
                     </a:stretch>
@@ -898,7 +898,7 @@
                     <pic:cNvPicPr/>
                   </pic:nvPicPr>
                   <pic:blipFill>
-                    <a:blip xmlns:r="http://schemas.openxmlformats.org/officeDocument/2006/relationships" r:embed="R9847436782ab449d"/>
+                    <a:blip xmlns:r="http://schemas.openxmlformats.org/officeDocument/2006/relationships" r:embed="R6b3bfd95e3224de4"/>
                     <a:stretch>
                       <a:fillRect/>
                     </a:stretch>
@@ -949,7 +949,7 @@
                     <pic:cNvPicPr/>
                   </pic:nvPicPr>
                   <pic:blipFill>
-                    <a:blip xmlns:r="http://schemas.openxmlformats.org/officeDocument/2006/relationships" r:embed="R9bb89a015d9047aa"/>
+                    <a:blip xmlns:r="http://schemas.openxmlformats.org/officeDocument/2006/relationships" r:embed="R7d68be50ce2f45c8"/>
                     <a:stretch>
                       <a:fillRect/>
                     </a:stretch>
@@ -1000,7 +1000,7 @@
                     <pic:cNvPicPr/>
                   </pic:nvPicPr>
                   <pic:blipFill>
-                    <a:blip xmlns:r="http://schemas.openxmlformats.org/officeDocument/2006/relationships" r:embed="R88a619fb604e4304"/>
+                    <a:blip xmlns:r="http://schemas.openxmlformats.org/officeDocument/2006/relationships" r:embed="R05fa5eba7178476a"/>
                     <a:stretch>
                       <a:fillRect/>
                     </a:stretch>
@@ -1051,7 +1051,7 @@
                     <pic:cNvPicPr/>
                   </pic:nvPicPr>
                   <pic:blipFill>
-                    <a:blip xmlns:r="http://schemas.openxmlformats.org/officeDocument/2006/relationships" r:embed="R81f49d8c03b14f35"/>
+                    <a:blip xmlns:r="http://schemas.openxmlformats.org/officeDocument/2006/relationships" r:embed="Rceee11fee1514dce"/>
                     <a:stretch>
                       <a:fillRect/>
                     </a:stretch>
@@ -1102,7 +1102,7 @@
                     <pic:cNvPicPr/>
                   </pic:nvPicPr>
                   <pic:blipFill>
-                    <a:blip xmlns:r="http://schemas.openxmlformats.org/officeDocument/2006/relationships" r:embed="Rd319f257cf0c49bd"/>
+                    <a:blip xmlns:r="http://schemas.openxmlformats.org/officeDocument/2006/relationships" r:embed="R90146a899df849e5"/>
                     <a:stretch>
                       <a:fillRect/>
                     </a:stretch>
@@ -1153,7 +1153,7 @@
                     <pic:cNvPicPr/>
                   </pic:nvPicPr>
                   <pic:blipFill>
-                    <a:blip xmlns:r="http://schemas.openxmlformats.org/officeDocument/2006/relationships" r:embed="R02d9d7a0447b401a"/>
+                    <a:blip xmlns:r="http://schemas.openxmlformats.org/officeDocument/2006/relationships" r:embed="R2818728a165c4ee7"/>
                     <a:stretch>
                       <a:fillRect/>
                     </a:stretch>
@@ -1204,7 +1204,7 @@
                     <pic:cNvPicPr/>
                   </pic:nvPicPr>
                   <pic:blipFill>
-                    <a:blip xmlns:r="http://schemas.openxmlformats.org/officeDocument/2006/relationships" r:embed="R43c17cefe0244f05"/>
+                    <a:blip xmlns:r="http://schemas.openxmlformats.org/officeDocument/2006/relationships" r:embed="Rca2f2c944d2a4142"/>
                     <a:stretch>
                       <a:fillRect/>
                     </a:stretch>
@@ -1274,7 +1274,7 @@
                     <pic:cNvPicPr/>
                   </pic:nvPicPr>
                   <pic:blipFill>
-                    <a:blip xmlns:r="http://schemas.openxmlformats.org/officeDocument/2006/relationships" r:embed="R98353dc6ca06441c"/>
+                    <a:blip xmlns:r="http://schemas.openxmlformats.org/officeDocument/2006/relationships" r:embed="R67719070390f4862"/>
                     <a:stretch>
                       <a:fillRect/>
                     </a:stretch>
@@ -1325,7 +1325,7 @@
                     <pic:cNvPicPr/>
                   </pic:nvPicPr>
                   <pic:blipFill>
-                    <a:blip xmlns:r="http://schemas.openxmlformats.org/officeDocument/2006/relationships" r:embed="Reb0e2561f63f4257"/>
+                    <a:blip xmlns:r="http://schemas.openxmlformats.org/officeDocument/2006/relationships" r:embed="Ref1f8622365c4e8b"/>
                     <a:stretch>
                       <a:fillRect/>
                     </a:stretch>
@@ -1376,7 +1376,7 @@
                     <pic:cNvPicPr/>
                   </pic:nvPicPr>
                   <pic:blipFill>
-                    <a:blip xmlns:r="http://schemas.openxmlformats.org/officeDocument/2006/relationships" r:embed="Rb6f89a92238f4848"/>
+                    <a:blip xmlns:r="http://schemas.openxmlformats.org/officeDocument/2006/relationships" r:embed="Reea733c82f9f4bf5"/>
                     <a:stretch>
                       <a:fillRect/>
                     </a:stretch>
@@ -1427,7 +1427,7 @@
                     <pic:cNvPicPr/>
                   </pic:nvPicPr>
                   <pic:blipFill>
-                    <a:blip xmlns:r="http://schemas.openxmlformats.org/officeDocument/2006/relationships" r:embed="R4df121abb5c042aa"/>
+                    <a:blip xmlns:r="http://schemas.openxmlformats.org/officeDocument/2006/relationships" r:embed="R4fbc518103934e22"/>
                     <a:stretch>
                       <a:fillRect/>
                     </a:stretch>
@@ -1478,7 +1478,7 @@
                     <pic:cNvPicPr/>
                   </pic:nvPicPr>
                   <pic:blipFill>
-                    <a:blip xmlns:r="http://schemas.openxmlformats.org/officeDocument/2006/relationships" r:embed="R7c8ae2b4a4704c93"/>
+                    <a:blip xmlns:r="http://schemas.openxmlformats.org/officeDocument/2006/relationships" r:embed="R17f48108a06e4b4a"/>
                     <a:stretch>
                       <a:fillRect/>
                     </a:stretch>
@@ -1529,7 +1529,7 @@
                     <pic:cNvPicPr/>
                   </pic:nvPicPr>
                   <pic:blipFill>
-                    <a:blip xmlns:r="http://schemas.openxmlformats.org/officeDocument/2006/relationships" r:embed="Rabb400a317f54fac"/>
+                    <a:blip xmlns:r="http://schemas.openxmlformats.org/officeDocument/2006/relationships" r:embed="Rdffba276790a4f34"/>
                     <a:stretch>
                       <a:fillRect/>
                     </a:stretch>
@@ -1580,7 +1580,7 @@
                     <pic:cNvPicPr/>
                   </pic:nvPicPr>
                   <pic:blipFill>
-                    <a:blip xmlns:r="http://schemas.openxmlformats.org/officeDocument/2006/relationships" r:embed="Rf1fd8a3dae7d4917"/>
+                    <a:blip xmlns:r="http://schemas.openxmlformats.org/officeDocument/2006/relationships" r:embed="R6053723be4ba4d6f"/>
                     <a:stretch>
                       <a:fillRect/>
                     </a:stretch>
@@ -1631,7 +1631,7 @@
                     <pic:cNvPicPr/>
                   </pic:nvPicPr>
                   <pic:blipFill>
-                    <a:blip xmlns:r="http://schemas.openxmlformats.org/officeDocument/2006/relationships" r:embed="R878299a542624855"/>
+                    <a:blip xmlns:r="http://schemas.openxmlformats.org/officeDocument/2006/relationships" r:embed="Rd4de90a02f134fef"/>
                     <a:stretch>
                       <a:fillRect/>
                     </a:stretch>
@@ -1682,7 +1682,7 @@
                     <pic:cNvPicPr/>
                   </pic:nvPicPr>
                   <pic:blipFill>
-                    <a:blip xmlns:r="http://schemas.openxmlformats.org/officeDocument/2006/relationships" r:embed="Rdb469a6498834bbe"/>
+                    <a:blip xmlns:r="http://schemas.openxmlformats.org/officeDocument/2006/relationships" r:embed="Ra33295f633c44972"/>
                     <a:stretch>
                       <a:fillRect/>
                     </a:stretch>
@@ -1733,7 +1733,7 @@
                     <pic:cNvPicPr/>
                   </pic:nvPicPr>
                   <pic:blipFill>
-                    <a:blip xmlns:r="http://schemas.openxmlformats.org/officeDocument/2006/relationships" r:embed="Rfe56210cc157429e"/>
+                    <a:blip xmlns:r="http://schemas.openxmlformats.org/officeDocument/2006/relationships" r:embed="R51272d328291418b"/>
                     <a:stretch>
                       <a:fillRect/>
                     </a:stretch>
@@ -1784,7 +1784,7 @@
                     <pic:cNvPicPr/>
                   </pic:nvPicPr>
                   <pic:blipFill>
-                    <a:blip xmlns:r="http://schemas.openxmlformats.org/officeDocument/2006/relationships" r:embed="R4c6de657b3ac447c"/>
+                    <a:blip xmlns:r="http://schemas.openxmlformats.org/officeDocument/2006/relationships" r:embed="R5b5f87a9c5e94452"/>
                     <a:stretch>
                       <a:fillRect/>
                     </a:stretch>
@@ -1854,7 +1854,7 @@
                     <pic:cNvPicPr/>
                   </pic:nvPicPr>
                   <pic:blipFill>
-                    <a:blip xmlns:r="http://schemas.openxmlformats.org/officeDocument/2006/relationships" r:embed="R8d00bfefe8c84f7d"/>
+                    <a:blip xmlns:r="http://schemas.openxmlformats.org/officeDocument/2006/relationships" r:embed="Ra49b9b7a2e404653"/>
                     <a:stretch>
                       <a:fillRect/>
                     </a:stretch>
@@ -1905,7 +1905,7 @@
                     <pic:cNvPicPr/>
                   </pic:nvPicPr>
                   <pic:blipFill>
-                    <a:blip xmlns:r="http://schemas.openxmlformats.org/officeDocument/2006/relationships" r:embed="R0852fb2c6f7b4002"/>
+                    <a:blip xmlns:r="http://schemas.openxmlformats.org/officeDocument/2006/relationships" r:embed="R032d2490d472489b"/>
                     <a:stretch>
                       <a:fillRect/>
                     </a:stretch>
@@ -1956,7 +1956,7 @@
                     <pic:cNvPicPr/>
                   </pic:nvPicPr>
                   <pic:blipFill>
-                    <a:blip xmlns:r="http://schemas.openxmlformats.org/officeDocument/2006/relationships" r:embed="Rb99c9f8276c64764"/>
+                    <a:blip xmlns:r="http://schemas.openxmlformats.org/officeDocument/2006/relationships" r:embed="R84f102d3f6bb4a7a"/>
                     <a:stretch>
                       <a:fillRect/>
                     </a:stretch>
@@ -2007,7 +2007,7 @@
                     <pic:cNvPicPr/>
                   </pic:nvPicPr>
                   <pic:blipFill>
-                    <a:blip xmlns:r="http://schemas.openxmlformats.org/officeDocument/2006/relationships" r:embed="R854c5de646754fdc"/>
+                    <a:blip xmlns:r="http://schemas.openxmlformats.org/officeDocument/2006/relationships" r:embed="R2f05c1df8c8e48cd"/>
                     <a:stretch>
                       <a:fillRect/>
                     </a:stretch>
@@ -2058,7 +2058,7 @@
                     <pic:cNvPicPr/>
                   </pic:nvPicPr>
                   <pic:blipFill>
-                    <a:blip xmlns:r="http://schemas.openxmlformats.org/officeDocument/2006/relationships" r:embed="Rf5a39c48088540f8"/>
+                    <a:blip xmlns:r="http://schemas.openxmlformats.org/officeDocument/2006/relationships" r:embed="R4abcde6b04c34557"/>
                     <a:stretch>
                       <a:fillRect/>
                     </a:stretch>
@@ -2109,7 +2109,7 @@
                     <pic:cNvPicPr/>
                   </pic:nvPicPr>
                   <pic:blipFill>
-                    <a:blip xmlns:r="http://schemas.openxmlformats.org/officeDocument/2006/relationships" r:embed="R8599cb0385a14a07"/>
+                    <a:blip xmlns:r="http://schemas.openxmlformats.org/officeDocument/2006/relationships" r:embed="R41e840a33af14e05"/>
                     <a:stretch>
                       <a:fillRect/>
                     </a:stretch>
@@ -2160,7 +2160,7 @@
                     <pic:cNvPicPr/>
                   </pic:nvPicPr>
                   <pic:blipFill>
-                    <a:blip xmlns:r="http://schemas.openxmlformats.org/officeDocument/2006/relationships" r:embed="Re75535d026314d42"/>
+                    <a:blip xmlns:r="http://schemas.openxmlformats.org/officeDocument/2006/relationships" r:embed="R7713127be67545ec"/>
                     <a:stretch>
                       <a:fillRect/>
                     </a:stretch>
@@ -2230,7 +2230,7 @@
                     <pic:cNvPicPr/>
                   </pic:nvPicPr>
                   <pic:blipFill>
-                    <a:blip xmlns:r="http://schemas.openxmlformats.org/officeDocument/2006/relationships" r:embed="Red41c4feb3964972"/>
+                    <a:blip xmlns:r="http://schemas.openxmlformats.org/officeDocument/2006/relationships" r:embed="R1a563894466a4027"/>
                     <a:stretch>
                       <a:fillRect/>
                     </a:stretch>
@@ -2287,7 +2287,7 @@
                     <pic:cNvPicPr/>
                   </pic:nvPicPr>
                   <pic:blipFill>
-                    <a:blip xmlns:r="http://schemas.openxmlformats.org/officeDocument/2006/relationships" r:embed="R9ea1741c34874793"/>
+                    <a:blip xmlns:r="http://schemas.openxmlformats.org/officeDocument/2006/relationships" r:embed="R9185c5ef85964c16"/>
                     <a:stretch>
                       <a:fillRect/>
                     </a:stretch>
@@ -2347,7 +2347,7 @@
                     <pic:cNvPicPr/>
                   </pic:nvPicPr>
                   <pic:blipFill>
-                    <a:blip xmlns:r="http://schemas.openxmlformats.org/officeDocument/2006/relationships" r:embed="Rff12b429ec0b49e9"/>
+                    <a:blip xmlns:r="http://schemas.openxmlformats.org/officeDocument/2006/relationships" r:embed="R86047c37a41f4147"/>
                     <a:stretch>
                       <a:fillRect/>
                     </a:stretch>
@@ -2398,7 +2398,7 @@
                     <pic:cNvPicPr/>
                   </pic:nvPicPr>
                   <pic:blipFill>
-                    <a:blip xmlns:r="http://schemas.openxmlformats.org/officeDocument/2006/relationships" r:embed="R15b14dff7b4e4e72"/>
+                    <a:blip xmlns:r="http://schemas.openxmlformats.org/officeDocument/2006/relationships" r:embed="R02a92f6fd97d4164"/>
                     <a:stretch>
                       <a:fillRect/>
                     </a:stretch>
@@ -2449,7 +2449,7 @@
                     <pic:cNvPicPr/>
                   </pic:nvPicPr>
                   <pic:blipFill>
-                    <a:blip xmlns:r="http://schemas.openxmlformats.org/officeDocument/2006/relationships" r:embed="Re0314a63a2c74735"/>
+                    <a:blip xmlns:r="http://schemas.openxmlformats.org/officeDocument/2006/relationships" r:embed="Rd05857116c9346a7"/>
                     <a:stretch>
                       <a:fillRect/>
                     </a:stretch>
@@ -2500,7 +2500,7 @@
                     <pic:cNvPicPr/>
                   </pic:nvPicPr>
                   <pic:blipFill>
-                    <a:blip xmlns:r="http://schemas.openxmlformats.org/officeDocument/2006/relationships" r:embed="R365651d31bb24b52"/>
+                    <a:blip xmlns:r="http://schemas.openxmlformats.org/officeDocument/2006/relationships" r:embed="R57d2133c768942e4"/>
                     <a:stretch>
                       <a:fillRect/>
                     </a:stretch>
@@ -2551,7 +2551,7 @@
                     <pic:cNvPicPr/>
                   </pic:nvPicPr>
                   <pic:blipFill>
-                    <a:blip xmlns:r="http://schemas.openxmlformats.org/officeDocument/2006/relationships" r:embed="R38e6587c8ed045e7"/>
+                    <a:blip xmlns:r="http://schemas.openxmlformats.org/officeDocument/2006/relationships" r:embed="Re6ebf9b6956f4beb"/>
                     <a:stretch>
                       <a:fillRect/>
                     </a:stretch>
@@ -2629,7 +2629,7 @@
                     <pic:cNvPicPr/>
                   </pic:nvPicPr>
                   <pic:blipFill>
-                    <a:blip xmlns:r="http://schemas.openxmlformats.org/officeDocument/2006/relationships" r:embed="R25debaf35f024c4d"/>
+                    <a:blip xmlns:r="http://schemas.openxmlformats.org/officeDocument/2006/relationships" r:embed="R8b2e64d6c734451e"/>
                     <a:stretch>
                       <a:fillRect/>
                     </a:stretch>
@@ -2686,7 +2686,7 @@
                     <pic:cNvPicPr/>
                   </pic:nvPicPr>
                   <pic:blipFill>
-                    <a:blip xmlns:r="http://schemas.openxmlformats.org/officeDocument/2006/relationships" r:embed="Rf7322fc6e9e944f0"/>
+                    <a:blip xmlns:r="http://schemas.openxmlformats.org/officeDocument/2006/relationships" r:embed="R3916f23349124988"/>
                     <a:stretch>
                       <a:fillRect/>
                     </a:stretch>
@@ -2737,7 +2737,7 @@
                     <pic:cNvPicPr/>
                   </pic:nvPicPr>
                   <pic:blipFill>
-                    <a:blip xmlns:r="http://schemas.openxmlformats.org/officeDocument/2006/relationships" r:embed="Rdf5dbbd8dc4c409f"/>
+                    <a:blip xmlns:r="http://schemas.openxmlformats.org/officeDocument/2006/relationships" r:embed="R772c78e8c6a14d0b"/>
                     <a:stretch>
                       <a:fillRect/>
                     </a:stretch>
@@ -2788,7 +2788,7 @@
                     <pic:cNvPicPr/>
                   </pic:nvPicPr>
                   <pic:blipFill>
-                    <a:blip xmlns:r="http://schemas.openxmlformats.org/officeDocument/2006/relationships" r:embed="Rfe2480dedc554ee1"/>
+                    <a:blip xmlns:r="http://schemas.openxmlformats.org/officeDocument/2006/relationships" r:embed="Rb19603d5043e4496"/>
                     <a:stretch>
                       <a:fillRect/>
                     </a:stretch>
@@ -2839,7 +2839,7 @@
                     <pic:cNvPicPr/>
                   </pic:nvPicPr>
                   <pic:blipFill>
-                    <a:blip xmlns:r="http://schemas.openxmlformats.org/officeDocument/2006/relationships" r:embed="Rb91d6dd5b2ba44d2"/>
+                    <a:blip xmlns:r="http://schemas.openxmlformats.org/officeDocument/2006/relationships" r:embed="R657d10773b8f495f"/>
                     <a:stretch>
                       <a:fillRect/>
                     </a:stretch>
@@ -2921,7 +2921,7 @@
       <w:r>
         <w:t xml:space="preserve"> valid in Mermaid node labels. Use </w:t>
       </w:r>
-      <w:hyperlink xmlns:r="http://schemas.openxmlformats.org/officeDocument/2006/relationships" w:history="true" r:id="R2ea630052f7741ac">
+      <w:hyperlink xmlns:r="http://schemas.openxmlformats.org/officeDocument/2006/relationships" w:history="true" r:id="R37986ccde5b2428f">
         <w:r>
           <w:rPr>
             <w:rStyle w:val="Hyperlink"/>
@@ -2984,7 +2984,7 @@
                     <pic:cNvPicPr/>
                   </pic:nvPicPr>
                   <pic:blipFill>
-                    <a:blip xmlns:r="http://schemas.openxmlformats.org/officeDocument/2006/relationships" r:embed="R491409c67a0e400b"/>
+                    <a:blip xmlns:r="http://schemas.openxmlformats.org/officeDocument/2006/relationships" r:embed="R6eee5db63a154269"/>
                     <a:stretch>
                       <a:fillRect/>
                     </a:stretch>
@@ -3044,7 +3044,7 @@
                     <pic:cNvPicPr/>
                   </pic:nvPicPr>
                   <pic:blipFill>
-                    <a:blip xmlns:r="http://schemas.openxmlformats.org/officeDocument/2006/relationships" r:embed="Rc48987f18de341a7"/>
+                    <a:blip xmlns:r="http://schemas.openxmlformats.org/officeDocument/2006/relationships" r:embed="Rf56abe1629054839"/>
                     <a:stretch>
                       <a:fillRect/>
                     </a:stretch>
@@ -3095,7 +3095,7 @@
                     <pic:cNvPicPr/>
                   </pic:nvPicPr>
                   <pic:blipFill>
-                    <a:blip xmlns:r="http://schemas.openxmlformats.org/officeDocument/2006/relationships" r:embed="Rdd533e489e694cec"/>
+                    <a:blip xmlns:r="http://schemas.openxmlformats.org/officeDocument/2006/relationships" r:embed="R6f75db17e5f64de6"/>
                     <a:stretch>
                       <a:fillRect/>
                     </a:stretch>
@@ -3146,7 +3146,7 @@
                     <pic:cNvPicPr/>
                   </pic:nvPicPr>
                   <pic:blipFill>
-                    <a:blip xmlns:r="http://schemas.openxmlformats.org/officeDocument/2006/relationships" r:embed="Re21ccd25176a4a6f"/>
+                    <a:blip xmlns:r="http://schemas.openxmlformats.org/officeDocument/2006/relationships" r:embed="Rdba3fdb8b80e4381"/>
                     <a:stretch>
                       <a:fillRect/>
                     </a:stretch>
@@ -3197,7 +3197,7 @@
                     <pic:cNvPicPr/>
                   </pic:nvPicPr>
                   <pic:blipFill>
-                    <a:blip xmlns:r="http://schemas.openxmlformats.org/officeDocument/2006/relationships" r:embed="R27c0cb831fcf4c65"/>
+                    <a:blip xmlns:r="http://schemas.openxmlformats.org/officeDocument/2006/relationships" r:embed="R4a9a6213375b4a47"/>
                     <a:stretch>
                       <a:fillRect/>
                     </a:stretch>
@@ -3276,7 +3276,7 @@
                     <pic:cNvPicPr/>
                   </pic:nvPicPr>
                   <pic:blipFill>
-                    <a:blip xmlns:r="http://schemas.openxmlformats.org/officeDocument/2006/relationships" r:embed="Rf2961b17eeee43e3"/>
+                    <a:blip xmlns:r="http://schemas.openxmlformats.org/officeDocument/2006/relationships" r:embed="R9b6fe1b3121f4297"/>
                     <a:stretch>
                       <a:fillRect/>
                     </a:stretch>
@@ -3336,7 +3336,7 @@
                     <pic:cNvPicPr/>
                   </pic:nvPicPr>
                   <pic:blipFill>
-                    <a:blip xmlns:r="http://schemas.openxmlformats.org/officeDocument/2006/relationships" r:embed="R0a3876102d2e4215"/>
+                    <a:blip xmlns:r="http://schemas.openxmlformats.org/officeDocument/2006/relationships" r:embed="Rc0edd574c0e34a78"/>
                     <a:stretch>
                       <a:fillRect/>
                     </a:stretch>
@@ -3379,7 +3379,7 @@
       <w:r>
         <w:t xml:space="preserve"> against </w:t>
       </w:r>
-      <w:hyperlink xmlns:r="http://schemas.openxmlformats.org/officeDocument/2006/relationships" w:history="true" r:id="R65035da8bf584d5c">
+      <w:hyperlink xmlns:r="http://schemas.openxmlformats.org/officeDocument/2006/relationships" w:history="true" r:id="Rece5ab24f9f64591">
         <w:r>
           <w:rPr>
             <w:rStyle w:val="Hyperlink"/>
@@ -3506,7 +3506,7 @@
                     <pic:cNvPicPr/>
                   </pic:nvPicPr>
                   <pic:blipFill>
-                    <a:blip xmlns:r="http://schemas.openxmlformats.org/officeDocument/2006/relationships" r:embed="R4b29907cbb5342d8"/>
+                    <a:blip xmlns:r="http://schemas.openxmlformats.org/officeDocument/2006/relationships" r:embed="Rc3e2d9b713a74616"/>
                     <a:stretch>
                       <a:fillRect/>
                     </a:stretch>
@@ -3566,7 +3566,7 @@
                     <pic:cNvPicPr/>
                   </pic:nvPicPr>
                   <pic:blipFill>
-                    <a:blip xmlns:r="http://schemas.openxmlformats.org/officeDocument/2006/relationships" r:embed="R4653ed47c7144589"/>
+                    <a:blip xmlns:r="http://schemas.openxmlformats.org/officeDocument/2006/relationships" r:embed="Rf4338ec57ced4be7"/>
                     <a:stretch>
                       <a:fillRect/>
                     </a:stretch>
@@ -3626,7 +3626,7 @@
                     <pic:cNvPicPr/>
                   </pic:nvPicPr>
                   <pic:blipFill>
-                    <a:blip xmlns:r="http://schemas.openxmlformats.org/officeDocument/2006/relationships" r:embed="Rc140b7aa1f5d487f"/>
+                    <a:blip xmlns:r="http://schemas.openxmlformats.org/officeDocument/2006/relationships" r:embed="R36acf541623e4dd7"/>
                     <a:stretch>
                       <a:fillRect/>
                     </a:stretch>
@@ -3677,7 +3677,7 @@
                     <pic:cNvPicPr/>
                   </pic:nvPicPr>
                   <pic:blipFill>
-                    <a:blip xmlns:r="http://schemas.openxmlformats.org/officeDocument/2006/relationships" r:embed="R17b7eddc82004df9"/>
+                    <a:blip xmlns:r="http://schemas.openxmlformats.org/officeDocument/2006/relationships" r:embed="Rc11c703314fc41c3"/>
                     <a:stretch>
                       <a:fillRect/>
                     </a:stretch>
@@ -3733,7 +3733,7 @@
       <w:r>
         <w:drawing>
           <wp:inline xmlns:wp="http://schemas.openxmlformats.org/drawingml/2006/wordprocessingDrawing" distT="0" distB="0" distL="0" distR="0">
-            <wp:extent cx="4447528" cy="6480000"/>
+            <wp:extent cx="4160590" cy="6480000"/>
             <wp:effectExtent l="0" t="0" r="0" b="0"/>
             <wp:docPr id="59" name="Mermaid diagram 59" descr="Mermaid diagram"/>
             <wp:cNvGraphicFramePr>
@@ -3747,15 +3747,15 @@
                     <pic:cNvPicPr/>
                   </pic:nvPicPr>
                   <pic:blipFill>
-                    <a:blip xmlns:r="http://schemas.openxmlformats.org/officeDocument/2006/relationships" r:embed="R963b2f90dbf64c9d"/>
-                    <a:stretch>
-                      <a:fillRect/>
-                    </a:stretch>
-                  </pic:blipFill>
-                  <pic:spPr>
-                    <a:xfrm>
-                      <a:off x="0" y="0"/>
-                      <a:ext cx="4447528" cy="6480000"/>
+                    <a:blip xmlns:r="http://schemas.openxmlformats.org/officeDocument/2006/relationships" r:embed="R57d3fba3c1474583"/>
+                    <a:stretch>
+                      <a:fillRect/>
+                    </a:stretch>
+                  </pic:blipFill>
+                  <pic:spPr>
+                    <a:xfrm>
+                      <a:off x="0" y="0"/>
+                      <a:ext cx="4160590" cy="6480000"/>
                     </a:xfrm>
                     <a:prstGeom prst="rect">
                       <a:avLst/>
@@ -3798,7 +3798,7 @@
                     <pic:cNvPicPr/>
                   </pic:nvPicPr>
                   <pic:blipFill>
-                    <a:blip xmlns:r="http://schemas.openxmlformats.org/officeDocument/2006/relationships" r:embed="R23b0f591770f42fb"/>
+                    <a:blip xmlns:r="http://schemas.openxmlformats.org/officeDocument/2006/relationships" r:embed="Rf664594dee7448f1"/>
                     <a:stretch>
                       <a:fillRect/>
                     </a:stretch>
@@ -3849,7 +3849,7 @@
                     <pic:cNvPicPr/>
                   </pic:nvPicPr>
                   <pic:blipFill>
-                    <a:blip xmlns:r="http://schemas.openxmlformats.org/officeDocument/2006/relationships" r:embed="Rceca2ff49d1d4362"/>
+                    <a:blip xmlns:r="http://schemas.openxmlformats.org/officeDocument/2006/relationships" r:embed="R14a1e473a1dc4f15"/>
                     <a:stretch>
                       <a:fillRect/>
                     </a:stretch>

--- a/flow.docx
+++ b/flow.docx
@@ -360,7 +360,7 @@
                     <pic:cNvPicPr/>
                   </pic:nvPicPr>
                   <pic:blipFill>
-                    <a:blip xmlns:r="http://schemas.openxmlformats.org/officeDocument/2006/relationships" r:embed="R686a4073ea3e4fe0"/>
+                    <a:blip xmlns:r="http://schemas.openxmlformats.org/officeDocument/2006/relationships" r:embed="Re413be410b2f48e8"/>
                     <a:stretch>
                       <a:fillRect/>
                     </a:stretch>
@@ -420,7 +420,7 @@
                     <pic:cNvPicPr/>
                   </pic:nvPicPr>
                   <pic:blipFill>
-                    <a:blip xmlns:r="http://schemas.openxmlformats.org/officeDocument/2006/relationships" r:embed="R40db68386d7244d9"/>
+                    <a:blip xmlns:r="http://schemas.openxmlformats.org/officeDocument/2006/relationships" r:embed="Rb6e8b7a2af844d7a"/>
                     <a:stretch>
                       <a:fillRect/>
                     </a:stretch>
@@ -471,7 +471,7 @@
                     <pic:cNvPicPr/>
                   </pic:nvPicPr>
                   <pic:blipFill>
-                    <a:blip xmlns:r="http://schemas.openxmlformats.org/officeDocument/2006/relationships" r:embed="R433cedc218624d4e"/>
+                    <a:blip xmlns:r="http://schemas.openxmlformats.org/officeDocument/2006/relationships" r:embed="Rbfa81810168a4c98"/>
                     <a:stretch>
                       <a:fillRect/>
                     </a:stretch>
@@ -522,7 +522,7 @@
                     <pic:cNvPicPr/>
                   </pic:nvPicPr>
                   <pic:blipFill>
-                    <a:blip xmlns:r="http://schemas.openxmlformats.org/officeDocument/2006/relationships" r:embed="R93ec992447964019"/>
+                    <a:blip xmlns:r="http://schemas.openxmlformats.org/officeDocument/2006/relationships" r:embed="R3b5b0fad4cd64466"/>
                     <a:stretch>
                       <a:fillRect/>
                     </a:stretch>
@@ -559,7 +559,7 @@
       <w:r>
         <w:drawing>
           <wp:inline xmlns:wp="http://schemas.openxmlformats.org/drawingml/2006/wordprocessingDrawing" distT="0" distB="0" distL="0" distR="0">
-            <wp:extent cx="1504950" cy="2933700"/>
+            <wp:extent cx="1333500" cy="2933700"/>
             <wp:effectExtent l="0" t="0" r="0" b="0"/>
             <wp:docPr id="5" name="Mermaid diagram 5" descr="Mermaid diagram"/>
             <wp:cNvGraphicFramePr>
@@ -573,15 +573,15 @@
                     <pic:cNvPicPr/>
                   </pic:nvPicPr>
                   <pic:blipFill>
-                    <a:blip xmlns:r="http://schemas.openxmlformats.org/officeDocument/2006/relationships" r:embed="R62e33c1f8d1245a9"/>
-                    <a:stretch>
-                      <a:fillRect/>
-                    </a:stretch>
-                  </pic:blipFill>
-                  <pic:spPr>
-                    <a:xfrm>
-                      <a:off x="0" y="0"/>
-                      <a:ext cx="1504950" cy="2933700"/>
+                    <a:blip xmlns:r="http://schemas.openxmlformats.org/officeDocument/2006/relationships" r:embed="R1e44278b98e64fe1"/>
+                    <a:stretch>
+                      <a:fillRect/>
+                    </a:stretch>
+                  </pic:blipFill>
+                  <pic:spPr>
+                    <a:xfrm>
+                      <a:off x="0" y="0"/>
+                      <a:ext cx="1333500" cy="2933700"/>
                     </a:xfrm>
                     <a:prstGeom prst="rect">
                       <a:avLst/>
@@ -624,7 +624,7 @@
                     <pic:cNvPicPr/>
                   </pic:nvPicPr>
                   <pic:blipFill>
-                    <a:blip xmlns:r="http://schemas.openxmlformats.org/officeDocument/2006/relationships" r:embed="R3c264201aebf45cd"/>
+                    <a:blip xmlns:r="http://schemas.openxmlformats.org/officeDocument/2006/relationships" r:embed="R9c9ad0c4bb4d4de6"/>
                     <a:stretch>
                       <a:fillRect/>
                     </a:stretch>
@@ -675,7 +675,7 @@
                     <pic:cNvPicPr/>
                   </pic:nvPicPr>
                   <pic:blipFill>
-                    <a:blip xmlns:r="http://schemas.openxmlformats.org/officeDocument/2006/relationships" r:embed="R4aa680f02f76458e"/>
+                    <a:blip xmlns:r="http://schemas.openxmlformats.org/officeDocument/2006/relationships" r:embed="Rdc702aa94c754cae"/>
                     <a:stretch>
                       <a:fillRect/>
                     </a:stretch>
@@ -726,7 +726,7 @@
                     <pic:cNvPicPr/>
                   </pic:nvPicPr>
                   <pic:blipFill>
-                    <a:blip xmlns:r="http://schemas.openxmlformats.org/officeDocument/2006/relationships" r:embed="Rd30628093a56473d"/>
+                    <a:blip xmlns:r="http://schemas.openxmlformats.org/officeDocument/2006/relationships" r:embed="R4f113570c064494f"/>
                     <a:stretch>
                       <a:fillRect/>
                     </a:stretch>
@@ -777,7 +777,7 @@
                     <pic:cNvPicPr/>
                   </pic:nvPicPr>
                   <pic:blipFill>
-                    <a:blip xmlns:r="http://schemas.openxmlformats.org/officeDocument/2006/relationships" r:embed="R2e2ed01121bf4bd3"/>
+                    <a:blip xmlns:r="http://schemas.openxmlformats.org/officeDocument/2006/relationships" r:embed="R14095e376c94489a"/>
                     <a:stretch>
                       <a:fillRect/>
                     </a:stretch>
@@ -828,7 +828,7 @@
                     <pic:cNvPicPr/>
                   </pic:nvPicPr>
                   <pic:blipFill>
-                    <a:blip xmlns:r="http://schemas.openxmlformats.org/officeDocument/2006/relationships" r:embed="Rf5e2accf63554cc4"/>
+                    <a:blip xmlns:r="http://schemas.openxmlformats.org/officeDocument/2006/relationships" r:embed="R3128006764e54645"/>
                     <a:stretch>
                       <a:fillRect/>
                     </a:stretch>
@@ -898,7 +898,7 @@
                     <pic:cNvPicPr/>
                   </pic:nvPicPr>
                   <pic:blipFill>
-                    <a:blip xmlns:r="http://schemas.openxmlformats.org/officeDocument/2006/relationships" r:embed="R6b3bfd95e3224de4"/>
+                    <a:blip xmlns:r="http://schemas.openxmlformats.org/officeDocument/2006/relationships" r:embed="R10382341d2804603"/>
                     <a:stretch>
                       <a:fillRect/>
                     </a:stretch>
@@ -949,7 +949,7 @@
                     <pic:cNvPicPr/>
                   </pic:nvPicPr>
                   <pic:blipFill>
-                    <a:blip xmlns:r="http://schemas.openxmlformats.org/officeDocument/2006/relationships" r:embed="R7d68be50ce2f45c8"/>
+                    <a:blip xmlns:r="http://schemas.openxmlformats.org/officeDocument/2006/relationships" r:embed="R9ebba38cba194e89"/>
                     <a:stretch>
                       <a:fillRect/>
                     </a:stretch>
@@ -1000,7 +1000,7 @@
                     <pic:cNvPicPr/>
                   </pic:nvPicPr>
                   <pic:blipFill>
-                    <a:blip xmlns:r="http://schemas.openxmlformats.org/officeDocument/2006/relationships" r:embed="R05fa5eba7178476a"/>
+                    <a:blip xmlns:r="http://schemas.openxmlformats.org/officeDocument/2006/relationships" r:embed="R30e0fcd4acda4886"/>
                     <a:stretch>
                       <a:fillRect/>
                     </a:stretch>
@@ -1051,7 +1051,7 @@
                     <pic:cNvPicPr/>
                   </pic:nvPicPr>
                   <pic:blipFill>
-                    <a:blip xmlns:r="http://schemas.openxmlformats.org/officeDocument/2006/relationships" r:embed="Rceee11fee1514dce"/>
+                    <a:blip xmlns:r="http://schemas.openxmlformats.org/officeDocument/2006/relationships" r:embed="R129caa7d0a0f4e2b"/>
                     <a:stretch>
                       <a:fillRect/>
                     </a:stretch>
@@ -1102,7 +1102,7 @@
                     <pic:cNvPicPr/>
                   </pic:nvPicPr>
                   <pic:blipFill>
-                    <a:blip xmlns:r="http://schemas.openxmlformats.org/officeDocument/2006/relationships" r:embed="R90146a899df849e5"/>
+                    <a:blip xmlns:r="http://schemas.openxmlformats.org/officeDocument/2006/relationships" r:embed="R9cde40a461ef4e5e"/>
                     <a:stretch>
                       <a:fillRect/>
                     </a:stretch>
@@ -1153,7 +1153,7 @@
                     <pic:cNvPicPr/>
                   </pic:nvPicPr>
                   <pic:blipFill>
-                    <a:blip xmlns:r="http://schemas.openxmlformats.org/officeDocument/2006/relationships" r:embed="R2818728a165c4ee7"/>
+                    <a:blip xmlns:r="http://schemas.openxmlformats.org/officeDocument/2006/relationships" r:embed="R04952edfe1234b4b"/>
                     <a:stretch>
                       <a:fillRect/>
                     </a:stretch>
@@ -1204,7 +1204,7 @@
                     <pic:cNvPicPr/>
                   </pic:nvPicPr>
                   <pic:blipFill>
-                    <a:blip xmlns:r="http://schemas.openxmlformats.org/officeDocument/2006/relationships" r:embed="Rca2f2c944d2a4142"/>
+                    <a:blip xmlns:r="http://schemas.openxmlformats.org/officeDocument/2006/relationships" r:embed="R6c7487feba2e411a"/>
                     <a:stretch>
                       <a:fillRect/>
                     </a:stretch>
@@ -1274,7 +1274,7 @@
                     <pic:cNvPicPr/>
                   </pic:nvPicPr>
                   <pic:blipFill>
-                    <a:blip xmlns:r="http://schemas.openxmlformats.org/officeDocument/2006/relationships" r:embed="R67719070390f4862"/>
+                    <a:blip xmlns:r="http://schemas.openxmlformats.org/officeDocument/2006/relationships" r:embed="R908a8f51ace9438b"/>
                     <a:stretch>
                       <a:fillRect/>
                     </a:stretch>
@@ -1325,7 +1325,7 @@
                     <pic:cNvPicPr/>
                   </pic:nvPicPr>
                   <pic:blipFill>
-                    <a:blip xmlns:r="http://schemas.openxmlformats.org/officeDocument/2006/relationships" r:embed="Ref1f8622365c4e8b"/>
+                    <a:blip xmlns:r="http://schemas.openxmlformats.org/officeDocument/2006/relationships" r:embed="Raaa8cd84222b46d5"/>
                     <a:stretch>
                       <a:fillRect/>
                     </a:stretch>
@@ -1376,7 +1376,7 @@
                     <pic:cNvPicPr/>
                   </pic:nvPicPr>
                   <pic:blipFill>
-                    <a:blip xmlns:r="http://schemas.openxmlformats.org/officeDocument/2006/relationships" r:embed="Reea733c82f9f4bf5"/>
+                    <a:blip xmlns:r="http://schemas.openxmlformats.org/officeDocument/2006/relationships" r:embed="Re14bf44fc2924917"/>
                     <a:stretch>
                       <a:fillRect/>
                     </a:stretch>
@@ -1427,7 +1427,7 @@
                     <pic:cNvPicPr/>
                   </pic:nvPicPr>
                   <pic:blipFill>
-                    <a:blip xmlns:r="http://schemas.openxmlformats.org/officeDocument/2006/relationships" r:embed="R4fbc518103934e22"/>
+                    <a:blip xmlns:r="http://schemas.openxmlformats.org/officeDocument/2006/relationships" r:embed="Ra39b3faf91a343e6"/>
                     <a:stretch>
                       <a:fillRect/>
                     </a:stretch>
@@ -1478,7 +1478,7 @@
                     <pic:cNvPicPr/>
                   </pic:nvPicPr>
                   <pic:blipFill>
-                    <a:blip xmlns:r="http://schemas.openxmlformats.org/officeDocument/2006/relationships" r:embed="R17f48108a06e4b4a"/>
+                    <a:blip xmlns:r="http://schemas.openxmlformats.org/officeDocument/2006/relationships" r:embed="R29d64619d20c4d56"/>
                     <a:stretch>
                       <a:fillRect/>
                     </a:stretch>
@@ -1529,7 +1529,7 @@
                     <pic:cNvPicPr/>
                   </pic:nvPicPr>
                   <pic:blipFill>
-                    <a:blip xmlns:r="http://schemas.openxmlformats.org/officeDocument/2006/relationships" r:embed="Rdffba276790a4f34"/>
+                    <a:blip xmlns:r="http://schemas.openxmlformats.org/officeDocument/2006/relationships" r:embed="Rbd1d847c4fc4451c"/>
                     <a:stretch>
                       <a:fillRect/>
                     </a:stretch>
@@ -1580,7 +1580,7 @@
                     <pic:cNvPicPr/>
                   </pic:nvPicPr>
                   <pic:blipFill>
-                    <a:blip xmlns:r="http://schemas.openxmlformats.org/officeDocument/2006/relationships" r:embed="R6053723be4ba4d6f"/>
+                    <a:blip xmlns:r="http://schemas.openxmlformats.org/officeDocument/2006/relationships" r:embed="R8fbd0592a5124923"/>
                     <a:stretch>
                       <a:fillRect/>
                     </a:stretch>
@@ -1631,7 +1631,7 @@
                     <pic:cNvPicPr/>
                   </pic:nvPicPr>
                   <pic:blipFill>
-                    <a:blip xmlns:r="http://schemas.openxmlformats.org/officeDocument/2006/relationships" r:embed="Rd4de90a02f134fef"/>
+                    <a:blip xmlns:r="http://schemas.openxmlformats.org/officeDocument/2006/relationships" r:embed="R269069d9ea2c4010"/>
                     <a:stretch>
                       <a:fillRect/>
                     </a:stretch>
@@ -1682,7 +1682,7 @@
                     <pic:cNvPicPr/>
                   </pic:nvPicPr>
                   <pic:blipFill>
-                    <a:blip xmlns:r="http://schemas.openxmlformats.org/officeDocument/2006/relationships" r:embed="Ra33295f633c44972"/>
+                    <a:blip xmlns:r="http://schemas.openxmlformats.org/officeDocument/2006/relationships" r:embed="R12fed4a1b1be4101"/>
                     <a:stretch>
                       <a:fillRect/>
                     </a:stretch>
@@ -1733,7 +1733,7 @@
                     <pic:cNvPicPr/>
                   </pic:nvPicPr>
                   <pic:blipFill>
-                    <a:blip xmlns:r="http://schemas.openxmlformats.org/officeDocument/2006/relationships" r:embed="R51272d328291418b"/>
+                    <a:blip xmlns:r="http://schemas.openxmlformats.org/officeDocument/2006/relationships" r:embed="R54113a2fc866452e"/>
                     <a:stretch>
                       <a:fillRect/>
                     </a:stretch>
@@ -1784,7 +1784,7 @@
                     <pic:cNvPicPr/>
                   </pic:nvPicPr>
                   <pic:blipFill>
-                    <a:blip xmlns:r="http://schemas.openxmlformats.org/officeDocument/2006/relationships" r:embed="R5b5f87a9c5e94452"/>
+                    <a:blip xmlns:r="http://schemas.openxmlformats.org/officeDocument/2006/relationships" r:embed="Rfce0c45ebc5d4a3a"/>
                     <a:stretch>
                       <a:fillRect/>
                     </a:stretch>
@@ -1854,7 +1854,7 @@
                     <pic:cNvPicPr/>
                   </pic:nvPicPr>
                   <pic:blipFill>
-                    <a:blip xmlns:r="http://schemas.openxmlformats.org/officeDocument/2006/relationships" r:embed="Ra49b9b7a2e404653"/>
+                    <a:blip xmlns:r="http://schemas.openxmlformats.org/officeDocument/2006/relationships" r:embed="R3b6dc2e58777430d"/>
                     <a:stretch>
                       <a:fillRect/>
                     </a:stretch>
@@ -1905,7 +1905,7 @@
                     <pic:cNvPicPr/>
                   </pic:nvPicPr>
                   <pic:blipFill>
-                    <a:blip xmlns:r="http://schemas.openxmlformats.org/officeDocument/2006/relationships" r:embed="R032d2490d472489b"/>
+                    <a:blip xmlns:r="http://schemas.openxmlformats.org/officeDocument/2006/relationships" r:embed="Raf97ee6aa36541ed"/>
                     <a:stretch>
                       <a:fillRect/>
                     </a:stretch>
@@ -1956,7 +1956,7 @@
                     <pic:cNvPicPr/>
                   </pic:nvPicPr>
                   <pic:blipFill>
-                    <a:blip xmlns:r="http://schemas.openxmlformats.org/officeDocument/2006/relationships" r:embed="R84f102d3f6bb4a7a"/>
+                    <a:blip xmlns:r="http://schemas.openxmlformats.org/officeDocument/2006/relationships" r:embed="R2de22ca8052a47d2"/>
                     <a:stretch>
                       <a:fillRect/>
                     </a:stretch>
@@ -2007,7 +2007,7 @@
                     <pic:cNvPicPr/>
                   </pic:nvPicPr>
                   <pic:blipFill>
-                    <a:blip xmlns:r="http://schemas.openxmlformats.org/officeDocument/2006/relationships" r:embed="R2f05c1df8c8e48cd"/>
+                    <a:blip xmlns:r="http://schemas.openxmlformats.org/officeDocument/2006/relationships" r:embed="R5dd318e084ab403d"/>
                     <a:stretch>
                       <a:fillRect/>
                     </a:stretch>
@@ -2058,7 +2058,7 @@
                     <pic:cNvPicPr/>
                   </pic:nvPicPr>
                   <pic:blipFill>
-                    <a:blip xmlns:r="http://schemas.openxmlformats.org/officeDocument/2006/relationships" r:embed="R4abcde6b04c34557"/>
+                    <a:blip xmlns:r="http://schemas.openxmlformats.org/officeDocument/2006/relationships" r:embed="Re068d9b8752c49d8"/>
                     <a:stretch>
                       <a:fillRect/>
                     </a:stretch>
@@ -2109,7 +2109,7 @@
                     <pic:cNvPicPr/>
                   </pic:nvPicPr>
                   <pic:blipFill>
-                    <a:blip xmlns:r="http://schemas.openxmlformats.org/officeDocument/2006/relationships" r:embed="R41e840a33af14e05"/>
+                    <a:blip xmlns:r="http://schemas.openxmlformats.org/officeDocument/2006/relationships" r:embed="R1a0c6428610d4333"/>
                     <a:stretch>
                       <a:fillRect/>
                     </a:stretch>
@@ -2160,7 +2160,7 @@
                     <pic:cNvPicPr/>
                   </pic:nvPicPr>
                   <pic:blipFill>
-                    <a:blip xmlns:r="http://schemas.openxmlformats.org/officeDocument/2006/relationships" r:embed="R7713127be67545ec"/>
+                    <a:blip xmlns:r="http://schemas.openxmlformats.org/officeDocument/2006/relationships" r:embed="R25347d0b434245b4"/>
                     <a:stretch>
                       <a:fillRect/>
                     </a:stretch>
@@ -2230,7 +2230,7 @@
                     <pic:cNvPicPr/>
                   </pic:nvPicPr>
                   <pic:blipFill>
-                    <a:blip xmlns:r="http://schemas.openxmlformats.org/officeDocument/2006/relationships" r:embed="R1a563894466a4027"/>
+                    <a:blip xmlns:r="http://schemas.openxmlformats.org/officeDocument/2006/relationships" r:embed="Rc49207b549464a94"/>
                     <a:stretch>
                       <a:fillRect/>
                     </a:stretch>
@@ -2287,7 +2287,7 @@
                     <pic:cNvPicPr/>
                   </pic:nvPicPr>
                   <pic:blipFill>
-                    <a:blip xmlns:r="http://schemas.openxmlformats.org/officeDocument/2006/relationships" r:embed="R9185c5ef85964c16"/>
+                    <a:blip xmlns:r="http://schemas.openxmlformats.org/officeDocument/2006/relationships" r:embed="R786371e9454b488f"/>
                     <a:stretch>
                       <a:fillRect/>
                     </a:stretch>
@@ -2347,7 +2347,7 @@
                     <pic:cNvPicPr/>
                   </pic:nvPicPr>
                   <pic:blipFill>
-                    <a:blip xmlns:r="http://schemas.openxmlformats.org/officeDocument/2006/relationships" r:embed="R86047c37a41f4147"/>
+                    <a:blip xmlns:r="http://schemas.openxmlformats.org/officeDocument/2006/relationships" r:embed="R2b175e03ced049dd"/>
                     <a:stretch>
                       <a:fillRect/>
                     </a:stretch>
@@ -2398,7 +2398,7 @@
                     <pic:cNvPicPr/>
                   </pic:nvPicPr>
                   <pic:blipFill>
-                    <a:blip xmlns:r="http://schemas.openxmlformats.org/officeDocument/2006/relationships" r:embed="R02a92f6fd97d4164"/>
+                    <a:blip xmlns:r="http://schemas.openxmlformats.org/officeDocument/2006/relationships" r:embed="R92c130b8a15b45a8"/>
                     <a:stretch>
                       <a:fillRect/>
                     </a:stretch>
@@ -2449,7 +2449,7 @@
                     <pic:cNvPicPr/>
                   </pic:nvPicPr>
                   <pic:blipFill>
-                    <a:blip xmlns:r="http://schemas.openxmlformats.org/officeDocument/2006/relationships" r:embed="Rd05857116c9346a7"/>
+                    <a:blip xmlns:r="http://schemas.openxmlformats.org/officeDocument/2006/relationships" r:embed="Rb4ffd587adaf43a0"/>
                     <a:stretch>
                       <a:fillRect/>
                     </a:stretch>
@@ -2500,7 +2500,7 @@
                     <pic:cNvPicPr/>
                   </pic:nvPicPr>
                   <pic:blipFill>
-                    <a:blip xmlns:r="http://schemas.openxmlformats.org/officeDocument/2006/relationships" r:embed="R57d2133c768942e4"/>
+                    <a:blip xmlns:r="http://schemas.openxmlformats.org/officeDocument/2006/relationships" r:embed="Rf7552c2667e04f40"/>
                     <a:stretch>
                       <a:fillRect/>
                     </a:stretch>
@@ -2551,7 +2551,7 @@
                     <pic:cNvPicPr/>
                   </pic:nvPicPr>
                   <pic:blipFill>
-                    <a:blip xmlns:r="http://schemas.openxmlformats.org/officeDocument/2006/relationships" r:embed="Re6ebf9b6956f4beb"/>
+                    <a:blip xmlns:r="http://schemas.openxmlformats.org/officeDocument/2006/relationships" r:embed="R7df6fa6301824d72"/>
                     <a:stretch>
                       <a:fillRect/>
                     </a:stretch>
@@ -2629,7 +2629,7 @@
                     <pic:cNvPicPr/>
                   </pic:nvPicPr>
                   <pic:blipFill>
-                    <a:blip xmlns:r="http://schemas.openxmlformats.org/officeDocument/2006/relationships" r:embed="R8b2e64d6c734451e"/>
+                    <a:blip xmlns:r="http://schemas.openxmlformats.org/officeDocument/2006/relationships" r:embed="Rdbaf035d45624d85"/>
                     <a:stretch>
                       <a:fillRect/>
                     </a:stretch>
@@ -2686,7 +2686,7 @@
                     <pic:cNvPicPr/>
                   </pic:nvPicPr>
                   <pic:blipFill>
-                    <a:blip xmlns:r="http://schemas.openxmlformats.org/officeDocument/2006/relationships" r:embed="R3916f23349124988"/>
+                    <a:blip xmlns:r="http://schemas.openxmlformats.org/officeDocument/2006/relationships" r:embed="R47cbf5d53c0e4001"/>
                     <a:stretch>
                       <a:fillRect/>
                     </a:stretch>
@@ -2737,7 +2737,7 @@
                     <pic:cNvPicPr/>
                   </pic:nvPicPr>
                   <pic:blipFill>
-                    <a:blip xmlns:r="http://schemas.openxmlformats.org/officeDocument/2006/relationships" r:embed="R772c78e8c6a14d0b"/>
+                    <a:blip xmlns:r="http://schemas.openxmlformats.org/officeDocument/2006/relationships" r:embed="Rd5f8d4aad26c483e"/>
                     <a:stretch>
                       <a:fillRect/>
                     </a:stretch>
@@ -2788,7 +2788,7 @@
                     <pic:cNvPicPr/>
                   </pic:nvPicPr>
                   <pic:blipFill>
-                    <a:blip xmlns:r="http://schemas.openxmlformats.org/officeDocument/2006/relationships" r:embed="Rb19603d5043e4496"/>
+                    <a:blip xmlns:r="http://schemas.openxmlformats.org/officeDocument/2006/relationships" r:embed="Rdb535e19a2ce4f5b"/>
                     <a:stretch>
                       <a:fillRect/>
                     </a:stretch>
@@ -2839,7 +2839,7 @@
                     <pic:cNvPicPr/>
                   </pic:nvPicPr>
                   <pic:blipFill>
-                    <a:blip xmlns:r="http://schemas.openxmlformats.org/officeDocument/2006/relationships" r:embed="R657d10773b8f495f"/>
+                    <a:blip xmlns:r="http://schemas.openxmlformats.org/officeDocument/2006/relationships" r:embed="R7c11ad0b8c3441fa"/>
                     <a:stretch>
                       <a:fillRect/>
                     </a:stretch>
@@ -2921,7 +2921,7 @@
       <w:r>
         <w:t xml:space="preserve"> valid in Mermaid node labels. Use </w:t>
       </w:r>
-      <w:hyperlink xmlns:r="http://schemas.openxmlformats.org/officeDocument/2006/relationships" w:history="true" r:id="R37986ccde5b2428f">
+      <w:hyperlink xmlns:r="http://schemas.openxmlformats.org/officeDocument/2006/relationships" w:history="true" r:id="Rf4536d663c7c4f76">
         <w:r>
           <w:rPr>
             <w:rStyle w:val="Hyperlink"/>
@@ -2984,7 +2984,7 @@
                     <pic:cNvPicPr/>
                   </pic:nvPicPr>
                   <pic:blipFill>
-                    <a:blip xmlns:r="http://schemas.openxmlformats.org/officeDocument/2006/relationships" r:embed="R6eee5db63a154269"/>
+                    <a:blip xmlns:r="http://schemas.openxmlformats.org/officeDocument/2006/relationships" r:embed="R0641215948fe4c52"/>
                     <a:stretch>
                       <a:fillRect/>
                     </a:stretch>
@@ -3044,7 +3044,7 @@
                     <pic:cNvPicPr/>
                   </pic:nvPicPr>
                   <pic:blipFill>
-                    <a:blip xmlns:r="http://schemas.openxmlformats.org/officeDocument/2006/relationships" r:embed="Rf56abe1629054839"/>
+                    <a:blip xmlns:r="http://schemas.openxmlformats.org/officeDocument/2006/relationships" r:embed="R434fc3437690405c"/>
                     <a:stretch>
                       <a:fillRect/>
                     </a:stretch>
@@ -3095,7 +3095,7 @@
                     <pic:cNvPicPr/>
                   </pic:nvPicPr>
                   <pic:blipFill>
-                    <a:blip xmlns:r="http://schemas.openxmlformats.org/officeDocument/2006/relationships" r:embed="R6f75db17e5f64de6"/>
+                    <a:blip xmlns:r="http://schemas.openxmlformats.org/officeDocument/2006/relationships" r:embed="R75f75bc3cd6c45d1"/>
                     <a:stretch>
                       <a:fillRect/>
                     </a:stretch>
@@ -3146,7 +3146,7 @@
                     <pic:cNvPicPr/>
                   </pic:nvPicPr>
                   <pic:blipFill>
-                    <a:blip xmlns:r="http://schemas.openxmlformats.org/officeDocument/2006/relationships" r:embed="Rdba3fdb8b80e4381"/>
+                    <a:blip xmlns:r="http://schemas.openxmlformats.org/officeDocument/2006/relationships" r:embed="R99ce24e147414a51"/>
                     <a:stretch>
                       <a:fillRect/>
                     </a:stretch>
@@ -3197,7 +3197,7 @@
                     <pic:cNvPicPr/>
                   </pic:nvPicPr>
                   <pic:blipFill>
-                    <a:blip xmlns:r="http://schemas.openxmlformats.org/officeDocument/2006/relationships" r:embed="R4a9a6213375b4a47"/>
+                    <a:blip xmlns:r="http://schemas.openxmlformats.org/officeDocument/2006/relationships" r:embed="R310ddf4b11bf4076"/>
                     <a:stretch>
                       <a:fillRect/>
                     </a:stretch>
@@ -3276,7 +3276,7 @@
                     <pic:cNvPicPr/>
                   </pic:nvPicPr>
                   <pic:blipFill>
-                    <a:blip xmlns:r="http://schemas.openxmlformats.org/officeDocument/2006/relationships" r:embed="R9b6fe1b3121f4297"/>
+                    <a:blip xmlns:r="http://schemas.openxmlformats.org/officeDocument/2006/relationships" r:embed="Rac093a24705b4b2e"/>
                     <a:stretch>
                       <a:fillRect/>
                     </a:stretch>
@@ -3336,7 +3336,7 @@
                     <pic:cNvPicPr/>
                   </pic:nvPicPr>
                   <pic:blipFill>
-                    <a:blip xmlns:r="http://schemas.openxmlformats.org/officeDocument/2006/relationships" r:embed="Rc0edd574c0e34a78"/>
+                    <a:blip xmlns:r="http://schemas.openxmlformats.org/officeDocument/2006/relationships" r:embed="R738672a2cdb4410e"/>
                     <a:stretch>
                       <a:fillRect/>
                     </a:stretch>
@@ -3379,7 +3379,7 @@
       <w:r>
         <w:t xml:space="preserve"> against </w:t>
       </w:r>
-      <w:hyperlink xmlns:r="http://schemas.openxmlformats.org/officeDocument/2006/relationships" w:history="true" r:id="Rece5ab24f9f64591">
+      <w:hyperlink xmlns:r="http://schemas.openxmlformats.org/officeDocument/2006/relationships" w:history="true" r:id="Re306d6d830464099">
         <w:r>
           <w:rPr>
             <w:rStyle w:val="Hyperlink"/>
@@ -3506,7 +3506,7 @@
                     <pic:cNvPicPr/>
                   </pic:nvPicPr>
                   <pic:blipFill>
-                    <a:blip xmlns:r="http://schemas.openxmlformats.org/officeDocument/2006/relationships" r:embed="Rc3e2d9b713a74616"/>
+                    <a:blip xmlns:r="http://schemas.openxmlformats.org/officeDocument/2006/relationships" r:embed="R3f14f6aa48c346cb"/>
                     <a:stretch>
                       <a:fillRect/>
                     </a:stretch>
@@ -3566,7 +3566,7 @@
                     <pic:cNvPicPr/>
                   </pic:nvPicPr>
                   <pic:blipFill>
-                    <a:blip xmlns:r="http://schemas.openxmlformats.org/officeDocument/2006/relationships" r:embed="Rf4338ec57ced4be7"/>
+                    <a:blip xmlns:r="http://schemas.openxmlformats.org/officeDocument/2006/relationships" r:embed="Rc81101b93cae43c3"/>
                     <a:stretch>
                       <a:fillRect/>
                     </a:stretch>
@@ -3626,7 +3626,7 @@
                     <pic:cNvPicPr/>
                   </pic:nvPicPr>
                   <pic:blipFill>
-                    <a:blip xmlns:r="http://schemas.openxmlformats.org/officeDocument/2006/relationships" r:embed="R36acf541623e4dd7"/>
+                    <a:blip xmlns:r="http://schemas.openxmlformats.org/officeDocument/2006/relationships" r:embed="R60397fba8b4646bf"/>
                     <a:stretch>
                       <a:fillRect/>
                     </a:stretch>
@@ -3677,7 +3677,7 @@
                     <pic:cNvPicPr/>
                   </pic:nvPicPr>
                   <pic:blipFill>
-                    <a:blip xmlns:r="http://schemas.openxmlformats.org/officeDocument/2006/relationships" r:embed="Rc11c703314fc41c3"/>
+                    <a:blip xmlns:r="http://schemas.openxmlformats.org/officeDocument/2006/relationships" r:embed="Rdc62672ace6d4c2b"/>
                     <a:stretch>
                       <a:fillRect/>
                     </a:stretch>
@@ -3747,7 +3747,7 @@
                     <pic:cNvPicPr/>
                   </pic:nvPicPr>
                   <pic:blipFill>
-                    <a:blip xmlns:r="http://schemas.openxmlformats.org/officeDocument/2006/relationships" r:embed="R57d3fba3c1474583"/>
+                    <a:blip xmlns:r="http://schemas.openxmlformats.org/officeDocument/2006/relationships" r:embed="R8c94a19b7be74999"/>
                     <a:stretch>
                       <a:fillRect/>
                     </a:stretch>
@@ -3798,7 +3798,7 @@
                     <pic:cNvPicPr/>
                   </pic:nvPicPr>
                   <pic:blipFill>
-                    <a:blip xmlns:r="http://schemas.openxmlformats.org/officeDocument/2006/relationships" r:embed="Rf664594dee7448f1"/>
+                    <a:blip xmlns:r="http://schemas.openxmlformats.org/officeDocument/2006/relationships" r:embed="R2e5fe9975e19471d"/>
                     <a:stretch>
                       <a:fillRect/>
                     </a:stretch>
@@ -3849,7 +3849,7 @@
                     <pic:cNvPicPr/>
                   </pic:nvPicPr>
                   <pic:blipFill>
-                    <a:blip xmlns:r="http://schemas.openxmlformats.org/officeDocument/2006/relationships" r:embed="R14a1e473a1dc4f15"/>
+                    <a:blip xmlns:r="http://schemas.openxmlformats.org/officeDocument/2006/relationships" r:embed="R7748f408ac154799"/>
                     <a:stretch>
                       <a:fillRect/>
                     </a:stretch>

--- a/flow.docx
+++ b/flow.docx
@@ -55,10 +55,28 @@
         <w:rPr>
           <w:b/>
         </w:rPr>
-        <w:t xml:space="preserve">60 isolated diagrams (F01–F60)</w:t>
-      </w:r>
-      <w:r>
-        <w:t xml:space="preserve">, one capability per scenario. A single combined diagram cannot exercise every axis (conflicting directions, init blocks, nested layout pairs, and isolated baselines).</w:t>
+        <w:t xml:space="preserve">isolated diagrams (F01–F88, plus F53A)</w:t>
+      </w:r>
+      <w:r>
+        <w:t xml:space="preserve">, mostly one recognition axis per scenario. Levels 1–9 are visual regression; </w:t>
+      </w:r>
+      <w:r>
+        <w:rPr>
+          <w:b/>
+        </w:rPr>
+        <w:t xml:space="preserve">Level 10</w:t>
+      </w:r>
+      <w:r>
+        <w:t xml:space="preserve"> adds axes from </w:t>
+      </w:r>
+      <w:r>
+        <w:rPr>
+          <w:rStyle w:val="MdInlineCode"/>
+        </w:rPr>
+        <w:t xml:space="preserve">spec.md</w:t>
+      </w:r>
+      <w:r>
+        <w:t xml:space="preserve"> (§3–§10) that Naiad must parse into a compositional contract, not scenario-shaped layout hacks. A single combined diagram cannot exercise every axis (conflicting directions, init blocks, nested layout pairs, and isolated baselines).</w:t>
       </w:r>
     </w:p>
     <w:p>
@@ -132,7 +150,7 @@
         <w:t xml:space="preserve">0</w:t>
       </w:r>
       <w:r>
-        <w:t xml:space="preserve"> only when all 60 scenarios PASS. Review </w:t>
+        <w:t xml:space="preserve"> only when all scenarios PASS. Review </w:t>
       </w:r>
       <w:r>
         <w:rPr>
@@ -346,7 +364,7 @@
       <w:r>
         <w:drawing>
           <wp:inline xmlns:wp="http://schemas.openxmlformats.org/drawingml/2006/wordprocessingDrawing" distT="0" distB="0" distL="0" distR="0">
-            <wp:extent cx="1333500" cy="2933700"/>
+            <wp:extent cx="1600200" cy="3333750"/>
             <wp:effectExtent l="0" t="0" r="0" b="0"/>
             <wp:docPr id="1" name="Mermaid diagram 1" descr="Mermaid diagram"/>
             <wp:cNvGraphicFramePr>
@@ -360,15 +378,15 @@
                     <pic:cNvPicPr/>
                   </pic:nvPicPr>
                   <pic:blipFill>
-                    <a:blip xmlns:r="http://schemas.openxmlformats.org/officeDocument/2006/relationships" r:embed="Re413be410b2f48e8"/>
-                    <a:stretch>
-                      <a:fillRect/>
-                    </a:stretch>
-                  </pic:blipFill>
-                  <pic:spPr>
-                    <a:xfrm>
-                      <a:off x="0" y="0"/>
-                      <a:ext cx="1333500" cy="2933700"/>
+                    <a:blip xmlns:r="http://schemas.openxmlformats.org/officeDocument/2006/relationships" r:embed="R9c1c6a2e9e0d4b53"/>
+                    <a:stretch>
+                      <a:fillRect/>
+                    </a:stretch>
+                  </pic:blipFill>
+                  <pic:spPr>
+                    <a:xfrm>
+                      <a:off x="0" y="0"/>
+                      <a:ext cx="1600200" cy="3333750"/>
                     </a:xfrm>
                     <a:prstGeom prst="rect">
                       <a:avLst/>
@@ -406,7 +424,7 @@
       <w:r>
         <w:drawing>
           <wp:inline xmlns:wp="http://schemas.openxmlformats.org/drawingml/2006/wordprocessingDrawing" distT="0" distB="0" distL="0" distR="0">
-            <wp:extent cx="4171950" cy="914400"/>
+            <wp:extent cx="4972050" cy="1047750"/>
             <wp:effectExtent l="0" t="0" r="0" b="0"/>
             <wp:docPr id="2" name="Mermaid diagram 2" descr="Mermaid diagram"/>
             <wp:cNvGraphicFramePr>
@@ -420,15 +438,15 @@
                     <pic:cNvPicPr/>
                   </pic:nvPicPr>
                   <pic:blipFill>
-                    <a:blip xmlns:r="http://schemas.openxmlformats.org/officeDocument/2006/relationships" r:embed="Rb6e8b7a2af844d7a"/>
-                    <a:stretch>
-                      <a:fillRect/>
-                    </a:stretch>
-                  </pic:blipFill>
-                  <pic:spPr>
-                    <a:xfrm>
-                      <a:off x="0" y="0"/>
-                      <a:ext cx="4171950" cy="914400"/>
+                    <a:blip xmlns:r="http://schemas.openxmlformats.org/officeDocument/2006/relationships" r:embed="Ra07711c51f134e60"/>
+                    <a:stretch>
+                      <a:fillRect/>
+                    </a:stretch>
+                  </pic:blipFill>
+                  <pic:spPr>
+                    <a:xfrm>
+                      <a:off x="0" y="0"/>
+                      <a:ext cx="4972050" cy="1047750"/>
                     </a:xfrm>
                     <a:prstGeom prst="rect">
                       <a:avLst/>
@@ -457,7 +475,7 @@
       <w:r>
         <w:drawing>
           <wp:inline xmlns:wp="http://schemas.openxmlformats.org/drawingml/2006/wordprocessingDrawing" distT="0" distB="0" distL="0" distR="0">
-            <wp:extent cx="1333500" cy="2933700"/>
+            <wp:extent cx="1600200" cy="3333750"/>
             <wp:effectExtent l="0" t="0" r="0" b="0"/>
             <wp:docPr id="3" name="Mermaid diagram 3" descr="Mermaid diagram"/>
             <wp:cNvGraphicFramePr>
@@ -471,15 +489,15 @@
                     <pic:cNvPicPr/>
                   </pic:nvPicPr>
                   <pic:blipFill>
-                    <a:blip xmlns:r="http://schemas.openxmlformats.org/officeDocument/2006/relationships" r:embed="Rbfa81810168a4c98"/>
-                    <a:stretch>
-                      <a:fillRect/>
-                    </a:stretch>
-                  </pic:blipFill>
-                  <pic:spPr>
-                    <a:xfrm>
-                      <a:off x="0" y="0"/>
-                      <a:ext cx="1333500" cy="2933700"/>
+                    <a:blip xmlns:r="http://schemas.openxmlformats.org/officeDocument/2006/relationships" r:embed="R807fdf485d7948a8"/>
+                    <a:stretch>
+                      <a:fillRect/>
+                    </a:stretch>
+                  </pic:blipFill>
+                  <pic:spPr>
+                    <a:xfrm>
+                      <a:off x="0" y="0"/>
+                      <a:ext cx="1600200" cy="3333750"/>
                     </a:xfrm>
                     <a:prstGeom prst="rect">
                       <a:avLst/>
@@ -508,7 +526,7 @@
       <w:r>
         <w:drawing>
           <wp:inline xmlns:wp="http://schemas.openxmlformats.org/drawingml/2006/wordprocessingDrawing" distT="0" distB="0" distL="0" distR="0">
-            <wp:extent cx="4171950" cy="914400"/>
+            <wp:extent cx="4972050" cy="1047750"/>
             <wp:effectExtent l="0" t="0" r="0" b="0"/>
             <wp:docPr id="4" name="Mermaid diagram 4" descr="Mermaid diagram"/>
             <wp:cNvGraphicFramePr>
@@ -522,15 +540,15 @@
                     <pic:cNvPicPr/>
                   </pic:nvPicPr>
                   <pic:blipFill>
-                    <a:blip xmlns:r="http://schemas.openxmlformats.org/officeDocument/2006/relationships" r:embed="R3b5b0fad4cd64466"/>
-                    <a:stretch>
-                      <a:fillRect/>
-                    </a:stretch>
-                  </pic:blipFill>
-                  <pic:spPr>
-                    <a:xfrm>
-                      <a:off x="0" y="0"/>
-                      <a:ext cx="4171950" cy="914400"/>
+                    <a:blip xmlns:r="http://schemas.openxmlformats.org/officeDocument/2006/relationships" r:embed="Rbb17fd6bee6d48af"/>
+                    <a:stretch>
+                      <a:fillRect/>
+                    </a:stretch>
+                  </pic:blipFill>
+                  <pic:spPr>
+                    <a:xfrm>
+                      <a:off x="0" y="0"/>
+                      <a:ext cx="4972050" cy="1047750"/>
                     </a:xfrm>
                     <a:prstGeom prst="rect">
                       <a:avLst/>
@@ -559,7 +577,7 @@
       <w:r>
         <w:drawing>
           <wp:inline xmlns:wp="http://schemas.openxmlformats.org/drawingml/2006/wordprocessingDrawing" distT="0" distB="0" distL="0" distR="0">
-            <wp:extent cx="1333500" cy="2933700"/>
+            <wp:extent cx="1600200" cy="3333750"/>
             <wp:effectExtent l="0" t="0" r="0" b="0"/>
             <wp:docPr id="5" name="Mermaid diagram 5" descr="Mermaid diagram"/>
             <wp:cNvGraphicFramePr>
@@ -573,15 +591,15 @@
                     <pic:cNvPicPr/>
                   </pic:nvPicPr>
                   <pic:blipFill>
-                    <a:blip xmlns:r="http://schemas.openxmlformats.org/officeDocument/2006/relationships" r:embed="R1e44278b98e64fe1"/>
-                    <a:stretch>
-                      <a:fillRect/>
-                    </a:stretch>
-                  </pic:blipFill>
-                  <pic:spPr>
-                    <a:xfrm>
-                      <a:off x="0" y="0"/>
-                      <a:ext cx="1333500" cy="2933700"/>
+                    <a:blip xmlns:r="http://schemas.openxmlformats.org/officeDocument/2006/relationships" r:embed="R9c9c0a7a73734124"/>
+                    <a:stretch>
+                      <a:fillRect/>
+                    </a:stretch>
+                  </pic:blipFill>
+                  <pic:spPr>
+                    <a:xfrm>
+                      <a:off x="0" y="0"/>
+                      <a:ext cx="1600200" cy="3333750"/>
                     </a:xfrm>
                     <a:prstGeom prst="rect">
                       <a:avLst/>
@@ -610,7 +628,7 @@
       <w:r>
         <w:drawing>
           <wp:inline xmlns:wp="http://schemas.openxmlformats.org/drawingml/2006/wordprocessingDrawing" distT="0" distB="0" distL="0" distR="0">
-            <wp:extent cx="4171950" cy="914400"/>
+            <wp:extent cx="4972050" cy="1047750"/>
             <wp:effectExtent l="0" t="0" r="0" b="0"/>
             <wp:docPr id="6" name="Mermaid diagram 6" descr="Mermaid diagram"/>
             <wp:cNvGraphicFramePr>
@@ -624,15 +642,15 @@
                     <pic:cNvPicPr/>
                   </pic:nvPicPr>
                   <pic:blipFill>
-                    <a:blip xmlns:r="http://schemas.openxmlformats.org/officeDocument/2006/relationships" r:embed="R9c9ad0c4bb4d4de6"/>
-                    <a:stretch>
-                      <a:fillRect/>
-                    </a:stretch>
-                  </pic:blipFill>
-                  <pic:spPr>
-                    <a:xfrm>
-                      <a:off x="0" y="0"/>
-                      <a:ext cx="4171950" cy="914400"/>
+                    <a:blip xmlns:r="http://schemas.openxmlformats.org/officeDocument/2006/relationships" r:embed="R9be78482f7cc47c7"/>
+                    <a:stretch>
+                      <a:fillRect/>
+                    </a:stretch>
+                  </pic:blipFill>
+                  <pic:spPr>
+                    <a:xfrm>
+                      <a:off x="0" y="0"/>
+                      <a:ext cx="4972050" cy="1047750"/>
                     </a:xfrm>
                     <a:prstGeom prst="rect">
                       <a:avLst/>
@@ -661,7 +679,7 @@
       <w:r>
         <w:drawing>
           <wp:inline xmlns:wp="http://schemas.openxmlformats.org/drawingml/2006/wordprocessingDrawing" distT="0" distB="0" distL="0" distR="0">
-            <wp:extent cx="2247900" cy="914400"/>
+            <wp:extent cx="2514600" cy="1047750"/>
             <wp:effectExtent l="0" t="0" r="0" b="0"/>
             <wp:docPr id="7" name="Mermaid diagram 7" descr="Mermaid diagram"/>
             <wp:cNvGraphicFramePr>
@@ -675,15 +693,15 @@
                     <pic:cNvPicPr/>
                   </pic:nvPicPr>
                   <pic:blipFill>
-                    <a:blip xmlns:r="http://schemas.openxmlformats.org/officeDocument/2006/relationships" r:embed="Rdc702aa94c754cae"/>
-                    <a:stretch>
-                      <a:fillRect/>
-                    </a:stretch>
-                  </pic:blipFill>
-                  <pic:spPr>
-                    <a:xfrm>
-                      <a:off x="0" y="0"/>
-                      <a:ext cx="2247900" cy="914400"/>
+                    <a:blip xmlns:r="http://schemas.openxmlformats.org/officeDocument/2006/relationships" r:embed="R6fa4230f5a7a4571"/>
+                    <a:stretch>
+                      <a:fillRect/>
+                    </a:stretch>
+                  </pic:blipFill>
+                  <pic:spPr>
+                    <a:xfrm>
+                      <a:off x="0" y="0"/>
+                      <a:ext cx="2514600" cy="1047750"/>
                     </a:xfrm>
                     <a:prstGeom prst="rect">
                       <a:avLst/>
@@ -712,7 +730,7 @@
       <w:r>
         <w:drawing>
           <wp:inline xmlns:wp="http://schemas.openxmlformats.org/drawingml/2006/wordprocessingDrawing" distT="0" distB="0" distL="0" distR="0">
-            <wp:extent cx="2752725" cy="914400"/>
+            <wp:extent cx="3286125" cy="1047750"/>
             <wp:effectExtent l="0" t="0" r="0" b="0"/>
             <wp:docPr id="8" name="Mermaid diagram 8" descr="Mermaid diagram"/>
             <wp:cNvGraphicFramePr>
@@ -726,15 +744,15 @@
                     <pic:cNvPicPr/>
                   </pic:nvPicPr>
                   <pic:blipFill>
-                    <a:blip xmlns:r="http://schemas.openxmlformats.org/officeDocument/2006/relationships" r:embed="R4f113570c064494f"/>
-                    <a:stretch>
-                      <a:fillRect/>
-                    </a:stretch>
-                  </pic:blipFill>
-                  <pic:spPr>
-                    <a:xfrm>
-                      <a:off x="0" y="0"/>
-                      <a:ext cx="2752725" cy="914400"/>
+                    <a:blip xmlns:r="http://schemas.openxmlformats.org/officeDocument/2006/relationships" r:embed="R7f15196ff71f4d77"/>
+                    <a:stretch>
+                      <a:fillRect/>
+                    </a:stretch>
+                  </pic:blipFill>
+                  <pic:spPr>
+                    <a:xfrm>
+                      <a:off x="0" y="0"/>
+                      <a:ext cx="3286125" cy="1047750"/>
                     </a:xfrm>
                     <a:prstGeom prst="rect">
                       <a:avLst/>
@@ -763,7 +781,7 @@
       <w:r>
         <w:drawing>
           <wp:inline xmlns:wp="http://schemas.openxmlformats.org/drawingml/2006/wordprocessingDrawing" distT="0" distB="0" distL="0" distR="0">
-            <wp:extent cx="1333500" cy="2933700"/>
+            <wp:extent cx="1600200" cy="3333750"/>
             <wp:effectExtent l="0" t="0" r="0" b="0"/>
             <wp:docPr id="9" name="Mermaid diagram 9" descr="Mermaid diagram"/>
             <wp:cNvGraphicFramePr>
@@ -777,15 +795,15 @@
                     <pic:cNvPicPr/>
                   </pic:nvPicPr>
                   <pic:blipFill>
-                    <a:blip xmlns:r="http://schemas.openxmlformats.org/officeDocument/2006/relationships" r:embed="R14095e376c94489a"/>
-                    <a:stretch>
-                      <a:fillRect/>
-                    </a:stretch>
-                  </pic:blipFill>
-                  <pic:spPr>
-                    <a:xfrm>
-                      <a:off x="0" y="0"/>
-                      <a:ext cx="1333500" cy="2933700"/>
+                    <a:blip xmlns:r="http://schemas.openxmlformats.org/officeDocument/2006/relationships" r:embed="Ra7626fdd9c4d44e8"/>
+                    <a:stretch>
+                      <a:fillRect/>
+                    </a:stretch>
+                  </pic:blipFill>
+                  <pic:spPr>
+                    <a:xfrm>
+                      <a:off x="0" y="0"/>
+                      <a:ext cx="1600200" cy="3333750"/>
                     </a:xfrm>
                     <a:prstGeom prst="rect">
                       <a:avLst/>
@@ -814,7 +832,7 @@
       <w:r>
         <w:drawing>
           <wp:inline xmlns:wp="http://schemas.openxmlformats.org/drawingml/2006/wordprocessingDrawing" distT="0" distB="0" distL="0" distR="0">
-            <wp:extent cx="3733800" cy="914400"/>
+            <wp:extent cx="4267200" cy="1047750"/>
             <wp:effectExtent l="0" t="0" r="0" b="0"/>
             <wp:docPr id="10" name="Mermaid diagram 10" descr="Mermaid diagram"/>
             <wp:cNvGraphicFramePr>
@@ -828,15 +846,15 @@
                     <pic:cNvPicPr/>
                   </pic:nvPicPr>
                   <pic:blipFill>
-                    <a:blip xmlns:r="http://schemas.openxmlformats.org/officeDocument/2006/relationships" r:embed="R3128006764e54645"/>
-                    <a:stretch>
-                      <a:fillRect/>
-                    </a:stretch>
-                  </pic:blipFill>
-                  <pic:spPr>
-                    <a:xfrm>
-                      <a:off x="0" y="0"/>
-                      <a:ext cx="3733800" cy="914400"/>
+                    <a:blip xmlns:r="http://schemas.openxmlformats.org/officeDocument/2006/relationships" r:embed="R0877ea83bf19465a"/>
+                    <a:stretch>
+                      <a:fillRect/>
+                    </a:stretch>
+                  </pic:blipFill>
+                  <pic:spPr>
+                    <a:xfrm>
+                      <a:off x="0" y="0"/>
+                      <a:ext cx="4267200" cy="1047750"/>
                     </a:xfrm>
                     <a:prstGeom prst="rect">
                       <a:avLst/>
@@ -884,7 +902,7 @@
       <w:r>
         <w:drawing>
           <wp:inline xmlns:wp="http://schemas.openxmlformats.org/drawingml/2006/wordprocessingDrawing" distT="0" distB="0" distL="0" distR="0">
-            <wp:extent cx="5220000" cy="1578462"/>
+            <wp:extent cx="5220000" cy="1482676"/>
             <wp:effectExtent l="0" t="0" r="0" b="0"/>
             <wp:docPr id="11" name="Mermaid diagram 11" descr="Mermaid diagram"/>
             <wp:cNvGraphicFramePr>
@@ -898,15 +916,15 @@
                     <pic:cNvPicPr/>
                   </pic:nvPicPr>
                   <pic:blipFill>
-                    <a:blip xmlns:r="http://schemas.openxmlformats.org/officeDocument/2006/relationships" r:embed="R10382341d2804603"/>
-                    <a:stretch>
-                      <a:fillRect/>
-                    </a:stretch>
-                  </pic:blipFill>
-                  <pic:spPr>
-                    <a:xfrm>
-                      <a:off x="0" y="0"/>
-                      <a:ext cx="5220000" cy="1578462"/>
+                    <a:blip xmlns:r="http://schemas.openxmlformats.org/officeDocument/2006/relationships" r:embed="R0b3d471ebe4447d9"/>
+                    <a:stretch>
+                      <a:fillRect/>
+                    </a:stretch>
+                  </pic:blipFill>
+                  <pic:spPr>
+                    <a:xfrm>
+                      <a:off x="0" y="0"/>
+                      <a:ext cx="5220000" cy="1482676"/>
                     </a:xfrm>
                     <a:prstGeom prst="rect">
                       <a:avLst/>
@@ -935,7 +953,7 @@
       <w:r>
         <w:drawing>
           <wp:inline xmlns:wp="http://schemas.openxmlformats.org/drawingml/2006/wordprocessingDrawing" distT="0" distB="0" distL="0" distR="0">
-            <wp:extent cx="1628775" cy="2705100"/>
+            <wp:extent cx="1733550" cy="3038475"/>
             <wp:effectExtent l="0" t="0" r="0" b="0"/>
             <wp:docPr id="12" name="Mermaid diagram 12" descr="Mermaid diagram"/>
             <wp:cNvGraphicFramePr>
@@ -949,15 +967,15 @@
                     <pic:cNvPicPr/>
                   </pic:nvPicPr>
                   <pic:blipFill>
-                    <a:blip xmlns:r="http://schemas.openxmlformats.org/officeDocument/2006/relationships" r:embed="R9ebba38cba194e89"/>
-                    <a:stretch>
-                      <a:fillRect/>
-                    </a:stretch>
-                  </pic:blipFill>
-                  <pic:spPr>
-                    <a:xfrm>
-                      <a:off x="0" y="0"/>
-                      <a:ext cx="1628775" cy="2705100"/>
+                    <a:blip xmlns:r="http://schemas.openxmlformats.org/officeDocument/2006/relationships" r:embed="R4371a6bcd0854594"/>
+                    <a:stretch>
+                      <a:fillRect/>
+                    </a:stretch>
+                  </pic:blipFill>
+                  <pic:spPr>
+                    <a:xfrm>
+                      <a:off x="0" y="0"/>
+                      <a:ext cx="1733550" cy="3038475"/>
                     </a:xfrm>
                     <a:prstGeom prst="rect">
                       <a:avLst/>
@@ -986,7 +1004,7 @@
       <w:r>
         <w:drawing>
           <wp:inline xmlns:wp="http://schemas.openxmlformats.org/drawingml/2006/wordprocessingDrawing" distT="0" distB="0" distL="0" distR="0">
-            <wp:extent cx="1943100" cy="2257425"/>
+            <wp:extent cx="2009775" cy="2466975"/>
             <wp:effectExtent l="0" t="0" r="0" b="0"/>
             <wp:docPr id="13" name="Mermaid diagram 13" descr="Mermaid diagram"/>
             <wp:cNvGraphicFramePr>
@@ -1000,15 +1018,15 @@
                     <pic:cNvPicPr/>
                   </pic:nvPicPr>
                   <pic:blipFill>
-                    <a:blip xmlns:r="http://schemas.openxmlformats.org/officeDocument/2006/relationships" r:embed="R30e0fcd4acda4886"/>
-                    <a:stretch>
-                      <a:fillRect/>
-                    </a:stretch>
-                  </pic:blipFill>
-                  <pic:spPr>
-                    <a:xfrm>
-                      <a:off x="0" y="0"/>
-                      <a:ext cx="1943100" cy="2257425"/>
+                    <a:blip xmlns:r="http://schemas.openxmlformats.org/officeDocument/2006/relationships" r:embed="Rf201f00b24574fb5"/>
+                    <a:stretch>
+                      <a:fillRect/>
+                    </a:stretch>
+                  </pic:blipFill>
+                  <pic:spPr>
+                    <a:xfrm>
+                      <a:off x="0" y="0"/>
+                      <a:ext cx="2009775" cy="2466975"/>
                     </a:xfrm>
                     <a:prstGeom prst="rect">
                       <a:avLst/>
@@ -1037,7 +1055,7 @@
       <w:r>
         <w:drawing>
           <wp:inline xmlns:wp="http://schemas.openxmlformats.org/drawingml/2006/wordprocessingDrawing" distT="0" distB="0" distL="0" distR="0">
-            <wp:extent cx="2628900" cy="914400"/>
+            <wp:extent cx="3000375" cy="1047750"/>
             <wp:effectExtent l="0" t="0" r="0" b="0"/>
             <wp:docPr id="14" name="Mermaid diagram 14" descr="Mermaid diagram"/>
             <wp:cNvGraphicFramePr>
@@ -1051,15 +1069,15 @@
                     <pic:cNvPicPr/>
                   </pic:nvPicPr>
                   <pic:blipFill>
-                    <a:blip xmlns:r="http://schemas.openxmlformats.org/officeDocument/2006/relationships" r:embed="R129caa7d0a0f4e2b"/>
-                    <a:stretch>
-                      <a:fillRect/>
-                    </a:stretch>
-                  </pic:blipFill>
-                  <pic:spPr>
-                    <a:xfrm>
-                      <a:off x="0" y="0"/>
-                      <a:ext cx="2628900" cy="914400"/>
+                    <a:blip xmlns:r="http://schemas.openxmlformats.org/officeDocument/2006/relationships" r:embed="R110a8c4b7a3645b0"/>
+                    <a:stretch>
+                      <a:fillRect/>
+                    </a:stretch>
+                  </pic:blipFill>
+                  <pic:spPr>
+                    <a:xfrm>
+                      <a:off x="0" y="0"/>
+                      <a:ext cx="3000375" cy="1047750"/>
                     </a:xfrm>
                     <a:prstGeom prst="rect">
                       <a:avLst/>
@@ -1088,7 +1106,7 @@
       <w:r>
         <w:drawing>
           <wp:inline xmlns:wp="http://schemas.openxmlformats.org/drawingml/2006/wordprocessingDrawing" distT="0" distB="0" distL="0" distR="0">
-            <wp:extent cx="3286125" cy="914400"/>
+            <wp:extent cx="3819525" cy="1047750"/>
             <wp:effectExtent l="0" t="0" r="0" b="0"/>
             <wp:docPr id="15" name="Mermaid diagram 15" descr="Mermaid diagram"/>
             <wp:cNvGraphicFramePr>
@@ -1102,15 +1120,15 @@
                     <pic:cNvPicPr/>
                   </pic:nvPicPr>
                   <pic:blipFill>
-                    <a:blip xmlns:r="http://schemas.openxmlformats.org/officeDocument/2006/relationships" r:embed="R9cde40a461ef4e5e"/>
-                    <a:stretch>
-                      <a:fillRect/>
-                    </a:stretch>
-                  </pic:blipFill>
-                  <pic:spPr>
-                    <a:xfrm>
-                      <a:off x="0" y="0"/>
-                      <a:ext cx="3286125" cy="914400"/>
+                    <a:blip xmlns:r="http://schemas.openxmlformats.org/officeDocument/2006/relationships" r:embed="Rfb0b0967211c4e8e"/>
+                    <a:stretch>
+                      <a:fillRect/>
+                    </a:stretch>
+                  </pic:blipFill>
+                  <pic:spPr>
+                    <a:xfrm>
+                      <a:off x="0" y="0"/>
+                      <a:ext cx="3819525" cy="1047750"/>
                     </a:xfrm>
                     <a:prstGeom prst="rect">
                       <a:avLst/>
@@ -1139,7 +1157,7 @@
       <w:r>
         <w:drawing>
           <wp:inline xmlns:wp="http://schemas.openxmlformats.org/drawingml/2006/wordprocessingDrawing" distT="0" distB="0" distL="0" distR="0">
-            <wp:extent cx="1333500" cy="2752725"/>
+            <wp:extent cx="1600200" cy="3286125"/>
             <wp:effectExtent l="0" t="0" r="0" b="0"/>
             <wp:docPr id="16" name="Mermaid diagram 16" descr="Mermaid diagram"/>
             <wp:cNvGraphicFramePr>
@@ -1153,15 +1171,15 @@
                     <pic:cNvPicPr/>
                   </pic:nvPicPr>
                   <pic:blipFill>
-                    <a:blip xmlns:r="http://schemas.openxmlformats.org/officeDocument/2006/relationships" r:embed="R04952edfe1234b4b"/>
-                    <a:stretch>
-                      <a:fillRect/>
-                    </a:stretch>
-                  </pic:blipFill>
-                  <pic:spPr>
-                    <a:xfrm>
-                      <a:off x="0" y="0"/>
-                      <a:ext cx="1333500" cy="2752725"/>
+                    <a:blip xmlns:r="http://schemas.openxmlformats.org/officeDocument/2006/relationships" r:embed="R4d9b32bb54ce45d8"/>
+                    <a:stretch>
+                      <a:fillRect/>
+                    </a:stretch>
+                  </pic:blipFill>
+                  <pic:spPr>
+                    <a:xfrm>
+                      <a:off x="0" y="0"/>
+                      <a:ext cx="1600200" cy="3286125"/>
                     </a:xfrm>
                     <a:prstGeom prst="rect">
                       <a:avLst/>
@@ -1190,7 +1208,7 @@
       <w:r>
         <w:drawing>
           <wp:inline xmlns:wp="http://schemas.openxmlformats.org/drawingml/2006/wordprocessingDrawing" distT="0" distB="0" distL="0" distR="0">
-            <wp:extent cx="5220000" cy="1401113"/>
+            <wp:extent cx="5220000" cy="1310522"/>
             <wp:effectExtent l="0" t="0" r="0" b="0"/>
             <wp:docPr id="17" name="Mermaid diagram 17" descr="Mermaid diagram"/>
             <wp:cNvGraphicFramePr>
@@ -1204,15 +1222,15 @@
                     <pic:cNvPicPr/>
                   </pic:nvPicPr>
                   <pic:blipFill>
-                    <a:blip xmlns:r="http://schemas.openxmlformats.org/officeDocument/2006/relationships" r:embed="R6c7487feba2e411a"/>
-                    <a:stretch>
-                      <a:fillRect/>
-                    </a:stretch>
-                  </pic:blipFill>
-                  <pic:spPr>
-                    <a:xfrm>
-                      <a:off x="0" y="0"/>
-                      <a:ext cx="5220000" cy="1401113"/>
+                    <a:blip xmlns:r="http://schemas.openxmlformats.org/officeDocument/2006/relationships" r:embed="R1ed9773e378943f9"/>
+                    <a:stretch>
+                      <a:fillRect/>
+                    </a:stretch>
+                  </pic:blipFill>
+                  <pic:spPr>
+                    <a:xfrm>
+                      <a:off x="0" y="0"/>
+                      <a:ext cx="5220000" cy="1310522"/>
                     </a:xfrm>
                     <a:prstGeom prst="rect">
                       <a:avLst/>
@@ -1260,7 +1278,7 @@
       <w:r>
         <w:drawing>
           <wp:inline xmlns:wp="http://schemas.openxmlformats.org/drawingml/2006/wordprocessingDrawing" distT="0" distB="0" distL="0" distR="0">
-            <wp:extent cx="2752725" cy="1924050"/>
+            <wp:extent cx="3286125" cy="2190750"/>
             <wp:effectExtent l="0" t="0" r="0" b="0"/>
             <wp:docPr id="18" name="Mermaid diagram 18" descr="Mermaid diagram"/>
             <wp:cNvGraphicFramePr>
@@ -1274,15 +1292,15 @@
                     <pic:cNvPicPr/>
                   </pic:nvPicPr>
                   <pic:blipFill>
-                    <a:blip xmlns:r="http://schemas.openxmlformats.org/officeDocument/2006/relationships" r:embed="R908a8f51ace9438b"/>
-                    <a:stretch>
-                      <a:fillRect/>
-                    </a:stretch>
-                  </pic:blipFill>
-                  <pic:spPr>
-                    <a:xfrm>
-                      <a:off x="0" y="0"/>
-                      <a:ext cx="2752725" cy="1924050"/>
+                    <a:blip xmlns:r="http://schemas.openxmlformats.org/officeDocument/2006/relationships" r:embed="R0a31d3dfbe464889"/>
+                    <a:stretch>
+                      <a:fillRect/>
+                    </a:stretch>
+                  </pic:blipFill>
+                  <pic:spPr>
+                    <a:xfrm>
+                      <a:off x="0" y="0"/>
+                      <a:ext cx="3286125" cy="2190750"/>
                     </a:xfrm>
                     <a:prstGeom prst="rect">
                       <a:avLst/>
@@ -1311,7 +1329,7 @@
       <w:r>
         <w:drawing>
           <wp:inline xmlns:wp="http://schemas.openxmlformats.org/drawingml/2006/wordprocessingDrawing" distT="0" distB="0" distL="0" distR="0">
-            <wp:extent cx="2752725" cy="1924050"/>
+            <wp:extent cx="3286125" cy="2190750"/>
             <wp:effectExtent l="0" t="0" r="0" b="0"/>
             <wp:docPr id="19" name="Mermaid diagram 19" descr="Mermaid diagram"/>
             <wp:cNvGraphicFramePr>
@@ -1325,15 +1343,15 @@
                     <pic:cNvPicPr/>
                   </pic:nvPicPr>
                   <pic:blipFill>
-                    <a:blip xmlns:r="http://schemas.openxmlformats.org/officeDocument/2006/relationships" r:embed="Raaa8cd84222b46d5"/>
-                    <a:stretch>
-                      <a:fillRect/>
-                    </a:stretch>
-                  </pic:blipFill>
-                  <pic:spPr>
-                    <a:xfrm>
-                      <a:off x="0" y="0"/>
-                      <a:ext cx="2752725" cy="1924050"/>
+                    <a:blip xmlns:r="http://schemas.openxmlformats.org/officeDocument/2006/relationships" r:embed="R0c4d67dcabb8440b"/>
+                    <a:stretch>
+                      <a:fillRect/>
+                    </a:stretch>
+                  </pic:blipFill>
+                  <pic:spPr>
+                    <a:xfrm>
+                      <a:off x="0" y="0"/>
+                      <a:ext cx="3286125" cy="2190750"/>
                     </a:xfrm>
                     <a:prstGeom prst="rect">
                       <a:avLst/>
@@ -1362,7 +1380,7 @@
       <w:r>
         <w:drawing>
           <wp:inline xmlns:wp="http://schemas.openxmlformats.org/drawingml/2006/wordprocessingDrawing" distT="0" distB="0" distL="0" distR="0">
-            <wp:extent cx="2752725" cy="1924050"/>
+            <wp:extent cx="3286125" cy="2190750"/>
             <wp:effectExtent l="0" t="0" r="0" b="0"/>
             <wp:docPr id="20" name="Mermaid diagram 20" descr="Mermaid diagram"/>
             <wp:cNvGraphicFramePr>
@@ -1376,15 +1394,15 @@
                     <pic:cNvPicPr/>
                   </pic:nvPicPr>
                   <pic:blipFill>
-                    <a:blip xmlns:r="http://schemas.openxmlformats.org/officeDocument/2006/relationships" r:embed="Re14bf44fc2924917"/>
-                    <a:stretch>
-                      <a:fillRect/>
-                    </a:stretch>
-                  </pic:blipFill>
-                  <pic:spPr>
-                    <a:xfrm>
-                      <a:off x="0" y="0"/>
-                      <a:ext cx="2752725" cy="1924050"/>
+                    <a:blip xmlns:r="http://schemas.openxmlformats.org/officeDocument/2006/relationships" r:embed="R47e8cb1d01d547eb"/>
+                    <a:stretch>
+                      <a:fillRect/>
+                    </a:stretch>
+                  </pic:blipFill>
+                  <pic:spPr>
+                    <a:xfrm>
+                      <a:off x="0" y="0"/>
+                      <a:ext cx="3286125" cy="2190750"/>
                     </a:xfrm>
                     <a:prstGeom prst="rect">
                       <a:avLst/>
@@ -1413,7 +1431,7 @@
       <w:r>
         <w:drawing>
           <wp:inline xmlns:wp="http://schemas.openxmlformats.org/drawingml/2006/wordprocessingDrawing" distT="0" distB="0" distL="0" distR="0">
-            <wp:extent cx="2752725" cy="1924050"/>
+            <wp:extent cx="3286125" cy="2190750"/>
             <wp:effectExtent l="0" t="0" r="0" b="0"/>
             <wp:docPr id="21" name="Mermaid diagram 21" descr="Mermaid diagram"/>
             <wp:cNvGraphicFramePr>
@@ -1427,15 +1445,15 @@
                     <pic:cNvPicPr/>
                   </pic:nvPicPr>
                   <pic:blipFill>
-                    <a:blip xmlns:r="http://schemas.openxmlformats.org/officeDocument/2006/relationships" r:embed="Ra39b3faf91a343e6"/>
-                    <a:stretch>
-                      <a:fillRect/>
-                    </a:stretch>
-                  </pic:blipFill>
-                  <pic:spPr>
-                    <a:xfrm>
-                      <a:off x="0" y="0"/>
-                      <a:ext cx="2752725" cy="1924050"/>
+                    <a:blip xmlns:r="http://schemas.openxmlformats.org/officeDocument/2006/relationships" r:embed="R9a91a597b26e4e5b"/>
+                    <a:stretch>
+                      <a:fillRect/>
+                    </a:stretch>
+                  </pic:blipFill>
+                  <pic:spPr>
+                    <a:xfrm>
+                      <a:off x="0" y="0"/>
+                      <a:ext cx="3286125" cy="2190750"/>
                     </a:xfrm>
                     <a:prstGeom prst="rect">
                       <a:avLst/>
@@ -1464,7 +1482,7 @@
       <w:r>
         <w:drawing>
           <wp:inline xmlns:wp="http://schemas.openxmlformats.org/drawingml/2006/wordprocessingDrawing" distT="0" distB="0" distL="0" distR="0">
-            <wp:extent cx="2752725" cy="2933700"/>
+            <wp:extent cx="3286125" cy="3333750"/>
             <wp:effectExtent l="0" t="0" r="0" b="0"/>
             <wp:docPr id="22" name="Mermaid diagram 22" descr="Mermaid diagram"/>
             <wp:cNvGraphicFramePr>
@@ -1478,15 +1496,15 @@
                     <pic:cNvPicPr/>
                   </pic:nvPicPr>
                   <pic:blipFill>
-                    <a:blip xmlns:r="http://schemas.openxmlformats.org/officeDocument/2006/relationships" r:embed="R29d64619d20c4d56"/>
-                    <a:stretch>
-                      <a:fillRect/>
-                    </a:stretch>
-                  </pic:blipFill>
-                  <pic:spPr>
-                    <a:xfrm>
-                      <a:off x="0" y="0"/>
-                      <a:ext cx="2752725" cy="2933700"/>
+                    <a:blip xmlns:r="http://schemas.openxmlformats.org/officeDocument/2006/relationships" r:embed="Ra4275da57c0f4d98"/>
+                    <a:stretch>
+                      <a:fillRect/>
+                    </a:stretch>
+                  </pic:blipFill>
+                  <pic:spPr>
+                    <a:xfrm>
+                      <a:off x="0" y="0"/>
+                      <a:ext cx="3286125" cy="3333750"/>
                     </a:xfrm>
                     <a:prstGeom prst="rect">
                       <a:avLst/>
@@ -1515,7 +1533,7 @@
       <w:r>
         <w:drawing>
           <wp:inline xmlns:wp="http://schemas.openxmlformats.org/drawingml/2006/wordprocessingDrawing" distT="0" distB="0" distL="0" distR="0">
-            <wp:extent cx="1983814" cy="6480000"/>
+            <wp:extent cx="2089346" cy="6480000"/>
             <wp:effectExtent l="0" t="0" r="0" b="0"/>
             <wp:docPr id="23" name="Mermaid diagram 23" descr="Mermaid diagram"/>
             <wp:cNvGraphicFramePr>
@@ -1529,15 +1547,15 @@
                     <pic:cNvPicPr/>
                   </pic:nvPicPr>
                   <pic:blipFill>
-                    <a:blip xmlns:r="http://schemas.openxmlformats.org/officeDocument/2006/relationships" r:embed="Rbd1d847c4fc4451c"/>
-                    <a:stretch>
-                      <a:fillRect/>
-                    </a:stretch>
-                  </pic:blipFill>
-                  <pic:spPr>
-                    <a:xfrm>
-                      <a:off x="0" y="0"/>
-                      <a:ext cx="1983814" cy="6480000"/>
+                    <a:blip xmlns:r="http://schemas.openxmlformats.org/officeDocument/2006/relationships" r:embed="R2cb942ee09854713"/>
+                    <a:stretch>
+                      <a:fillRect/>
+                    </a:stretch>
+                  </pic:blipFill>
+                  <pic:spPr>
+                    <a:xfrm>
+                      <a:off x="0" y="0"/>
+                      <a:ext cx="2089346" cy="6480000"/>
                     </a:xfrm>
                     <a:prstGeom prst="rect">
                       <a:avLst/>
@@ -1566,7 +1584,7 @@
       <w:r>
         <w:drawing>
           <wp:inline xmlns:wp="http://schemas.openxmlformats.org/drawingml/2006/wordprocessingDrawing" distT="0" distB="0" distL="0" distR="0">
-            <wp:extent cx="3200400" cy="1924050"/>
+            <wp:extent cx="3733800" cy="2190750"/>
             <wp:effectExtent l="0" t="0" r="0" b="0"/>
             <wp:docPr id="24" name="Mermaid diagram 24" descr="Mermaid diagram"/>
             <wp:cNvGraphicFramePr>
@@ -1580,15 +1598,15 @@
                     <pic:cNvPicPr/>
                   </pic:nvPicPr>
                   <pic:blipFill>
-                    <a:blip xmlns:r="http://schemas.openxmlformats.org/officeDocument/2006/relationships" r:embed="R8fbd0592a5124923"/>
-                    <a:stretch>
-                      <a:fillRect/>
-                    </a:stretch>
-                  </pic:blipFill>
-                  <pic:spPr>
-                    <a:xfrm>
-                      <a:off x="0" y="0"/>
-                      <a:ext cx="3200400" cy="1924050"/>
+                    <a:blip xmlns:r="http://schemas.openxmlformats.org/officeDocument/2006/relationships" r:embed="R9b92f8f2795841e0"/>
+                    <a:stretch>
+                      <a:fillRect/>
+                    </a:stretch>
+                  </pic:blipFill>
+                  <pic:spPr>
+                    <a:xfrm>
+                      <a:off x="0" y="0"/>
+                      <a:ext cx="3733800" cy="2190750"/>
                     </a:xfrm>
                     <a:prstGeom prst="rect">
                       <a:avLst/>
@@ -1617,7 +1635,7 @@
       <w:r>
         <w:drawing>
           <wp:inline xmlns:wp="http://schemas.openxmlformats.org/drawingml/2006/wordprocessingDrawing" distT="0" distB="0" distL="0" distR="0">
-            <wp:extent cx="2047875" cy="3276600"/>
+            <wp:extent cx="2047875" cy="3676650"/>
             <wp:effectExtent l="0" t="0" r="0" b="0"/>
             <wp:docPr id="25" name="Mermaid diagram 25" descr="Mermaid diagram"/>
             <wp:cNvGraphicFramePr>
@@ -1631,15 +1649,15 @@
                     <pic:cNvPicPr/>
                   </pic:nvPicPr>
                   <pic:blipFill>
-                    <a:blip xmlns:r="http://schemas.openxmlformats.org/officeDocument/2006/relationships" r:embed="R269069d9ea2c4010"/>
-                    <a:stretch>
-                      <a:fillRect/>
-                    </a:stretch>
-                  </pic:blipFill>
-                  <pic:spPr>
-                    <a:xfrm>
-                      <a:off x="0" y="0"/>
-                      <a:ext cx="2047875" cy="3276600"/>
+                    <a:blip xmlns:r="http://schemas.openxmlformats.org/officeDocument/2006/relationships" r:embed="Rcf4e60b00d6d42ec"/>
+                    <a:stretch>
+                      <a:fillRect/>
+                    </a:stretch>
+                  </pic:blipFill>
+                  <pic:spPr>
+                    <a:xfrm>
+                      <a:off x="0" y="0"/>
+                      <a:ext cx="2047875" cy="3676650"/>
                     </a:xfrm>
                     <a:prstGeom prst="rect">
                       <a:avLst/>
@@ -1668,7 +1686,7 @@
       <w:r>
         <w:drawing>
           <wp:inline xmlns:wp="http://schemas.openxmlformats.org/drawingml/2006/wordprocessingDrawing" distT="0" distB="0" distL="0" distR="0">
-            <wp:extent cx="4429125" cy="2057400"/>
+            <wp:extent cx="4962525" cy="2057400"/>
             <wp:effectExtent l="0" t="0" r="0" b="0"/>
             <wp:docPr id="26" name="Mermaid diagram 26" descr="Mermaid diagram"/>
             <wp:cNvGraphicFramePr>
@@ -1682,15 +1700,15 @@
                     <pic:cNvPicPr/>
                   </pic:nvPicPr>
                   <pic:blipFill>
-                    <a:blip xmlns:r="http://schemas.openxmlformats.org/officeDocument/2006/relationships" r:embed="R12fed4a1b1be4101"/>
-                    <a:stretch>
-                      <a:fillRect/>
-                    </a:stretch>
-                  </pic:blipFill>
-                  <pic:spPr>
-                    <a:xfrm>
-                      <a:off x="0" y="0"/>
-                      <a:ext cx="4429125" cy="2057400"/>
+                    <a:blip xmlns:r="http://schemas.openxmlformats.org/officeDocument/2006/relationships" r:embed="R2c59983964c646a5"/>
+                    <a:stretch>
+                      <a:fillRect/>
+                    </a:stretch>
+                  </pic:blipFill>
+                  <pic:spPr>
+                    <a:xfrm>
+                      <a:off x="0" y="0"/>
+                      <a:ext cx="4962525" cy="2057400"/>
                     </a:xfrm>
                     <a:prstGeom prst="rect">
                       <a:avLst/>
@@ -1719,7 +1737,7 @@
       <w:r>
         <w:drawing>
           <wp:inline xmlns:wp="http://schemas.openxmlformats.org/drawingml/2006/wordprocessingDrawing" distT="0" distB="0" distL="0" distR="0">
-            <wp:extent cx="5220000" cy="853697"/>
+            <wp:extent cx="5220000" cy="821459"/>
             <wp:effectExtent l="0" t="0" r="0" b="0"/>
             <wp:docPr id="27" name="Mermaid diagram 27" descr="Mermaid diagram"/>
             <wp:cNvGraphicFramePr>
@@ -1733,15 +1751,15 @@
                     <pic:cNvPicPr/>
                   </pic:nvPicPr>
                   <pic:blipFill>
-                    <a:blip xmlns:r="http://schemas.openxmlformats.org/officeDocument/2006/relationships" r:embed="R54113a2fc866452e"/>
-                    <a:stretch>
-                      <a:fillRect/>
-                    </a:stretch>
-                  </pic:blipFill>
-                  <pic:spPr>
-                    <a:xfrm>
-                      <a:off x="0" y="0"/>
-                      <a:ext cx="5220000" cy="853697"/>
+                    <a:blip xmlns:r="http://schemas.openxmlformats.org/officeDocument/2006/relationships" r:embed="Rf39d4d22bfa24b1a"/>
+                    <a:stretch>
+                      <a:fillRect/>
+                    </a:stretch>
+                  </pic:blipFill>
+                  <pic:spPr>
+                    <a:xfrm>
+                      <a:off x="0" y="0"/>
+                      <a:ext cx="5220000" cy="821459"/>
                     </a:xfrm>
                     <a:prstGeom prst="rect">
                       <a:avLst/>
@@ -1770,7 +1788,7 @@
       <w:r>
         <w:drawing>
           <wp:inline xmlns:wp="http://schemas.openxmlformats.org/drawingml/2006/wordprocessingDrawing" distT="0" distB="0" distL="0" distR="0">
-            <wp:extent cx="4171950" cy="3943350"/>
+            <wp:extent cx="4972050" cy="4476750"/>
             <wp:effectExtent l="0" t="0" r="0" b="0"/>
             <wp:docPr id="28" name="Mermaid diagram 28" descr="Mermaid diagram"/>
             <wp:cNvGraphicFramePr>
@@ -1784,15 +1802,15 @@
                     <pic:cNvPicPr/>
                   </pic:nvPicPr>
                   <pic:blipFill>
-                    <a:blip xmlns:r="http://schemas.openxmlformats.org/officeDocument/2006/relationships" r:embed="Rfce0c45ebc5d4a3a"/>
-                    <a:stretch>
-                      <a:fillRect/>
-                    </a:stretch>
-                  </pic:blipFill>
-                  <pic:spPr>
-                    <a:xfrm>
-                      <a:off x="0" y="0"/>
-                      <a:ext cx="4171950" cy="3943350"/>
+                    <a:blip xmlns:r="http://schemas.openxmlformats.org/officeDocument/2006/relationships" r:embed="R3a229e40b81b4f10"/>
+                    <a:stretch>
+                      <a:fillRect/>
+                    </a:stretch>
+                  </pic:blipFill>
+                  <pic:spPr>
+                    <a:xfrm>
+                      <a:off x="0" y="0"/>
+                      <a:ext cx="4972050" cy="4476750"/>
                     </a:xfrm>
                     <a:prstGeom prst="rect">
                       <a:avLst/>
@@ -1840,7 +1858,7 @@
       <w:r>
         <w:drawing>
           <wp:inline xmlns:wp="http://schemas.openxmlformats.org/drawingml/2006/wordprocessingDrawing" distT="0" distB="0" distL="0" distR="0">
-            <wp:extent cx="2952750" cy="3352800"/>
+            <wp:extent cx="3581400" cy="3686175"/>
             <wp:effectExtent l="0" t="0" r="0" b="0"/>
             <wp:docPr id="29" name="Mermaid diagram 29" descr="Mermaid diagram"/>
             <wp:cNvGraphicFramePr>
@@ -1854,15 +1872,15 @@
                     <pic:cNvPicPr/>
                   </pic:nvPicPr>
                   <pic:blipFill>
-                    <a:blip xmlns:r="http://schemas.openxmlformats.org/officeDocument/2006/relationships" r:embed="R3b6dc2e58777430d"/>
-                    <a:stretch>
-                      <a:fillRect/>
-                    </a:stretch>
-                  </pic:blipFill>
-                  <pic:spPr>
-                    <a:xfrm>
-                      <a:off x="0" y="0"/>
-                      <a:ext cx="2952750" cy="3352800"/>
+                    <a:blip xmlns:r="http://schemas.openxmlformats.org/officeDocument/2006/relationships" r:embed="Rbf51a41c51c84889"/>
+                    <a:stretch>
+                      <a:fillRect/>
+                    </a:stretch>
+                  </pic:blipFill>
+                  <pic:spPr>
+                    <a:xfrm>
+                      <a:off x="0" y="0"/>
+                      <a:ext cx="3581400" cy="3686175"/>
                     </a:xfrm>
                     <a:prstGeom prst="rect">
                       <a:avLst/>
@@ -1891,7 +1909,7 @@
       <w:r>
         <w:drawing>
           <wp:inline xmlns:wp="http://schemas.openxmlformats.org/drawingml/2006/wordprocessingDrawing" distT="0" distB="0" distL="0" distR="0">
-            <wp:extent cx="4314825" cy="4886325"/>
+            <wp:extent cx="5114925" cy="5419725"/>
             <wp:effectExtent l="0" t="0" r="0" b="0"/>
             <wp:docPr id="30" name="Mermaid diagram 30" descr="Mermaid diagram"/>
             <wp:cNvGraphicFramePr>
@@ -1905,15 +1923,15 @@
                     <pic:cNvPicPr/>
                   </pic:nvPicPr>
                   <pic:blipFill>
-                    <a:blip xmlns:r="http://schemas.openxmlformats.org/officeDocument/2006/relationships" r:embed="Raf97ee6aa36541ed"/>
-                    <a:stretch>
-                      <a:fillRect/>
-                    </a:stretch>
-                  </pic:blipFill>
-                  <pic:spPr>
-                    <a:xfrm>
-                      <a:off x="0" y="0"/>
-                      <a:ext cx="4314825" cy="4886325"/>
+                    <a:blip xmlns:r="http://schemas.openxmlformats.org/officeDocument/2006/relationships" r:embed="R725db436f8e74aeb"/>
+                    <a:stretch>
+                      <a:fillRect/>
+                    </a:stretch>
+                  </pic:blipFill>
+                  <pic:spPr>
+                    <a:xfrm>
+                      <a:off x="0" y="0"/>
+                      <a:ext cx="5114925" cy="5419725"/>
                     </a:xfrm>
                     <a:prstGeom prst="rect">
                       <a:avLst/>
@@ -1942,7 +1960,7 @@
       <w:r>
         <w:drawing>
           <wp:inline xmlns:wp="http://schemas.openxmlformats.org/drawingml/2006/wordprocessingDrawing" distT="0" distB="0" distL="0" distR="0">
-            <wp:extent cx="4171950" cy="1924050"/>
+            <wp:extent cx="4972050" cy="2190750"/>
             <wp:effectExtent l="0" t="0" r="0" b="0"/>
             <wp:docPr id="31" name="Mermaid diagram 31" descr="Mermaid diagram"/>
             <wp:cNvGraphicFramePr>
@@ -1956,15 +1974,15 @@
                     <pic:cNvPicPr/>
                   </pic:nvPicPr>
                   <pic:blipFill>
-                    <a:blip xmlns:r="http://schemas.openxmlformats.org/officeDocument/2006/relationships" r:embed="R2de22ca8052a47d2"/>
-                    <a:stretch>
-                      <a:fillRect/>
-                    </a:stretch>
-                  </pic:blipFill>
-                  <pic:spPr>
-                    <a:xfrm>
-                      <a:off x="0" y="0"/>
-                      <a:ext cx="4171950" cy="1924050"/>
+                    <a:blip xmlns:r="http://schemas.openxmlformats.org/officeDocument/2006/relationships" r:embed="Re8dffda96a2944b9"/>
+                    <a:stretch>
+                      <a:fillRect/>
+                    </a:stretch>
+                  </pic:blipFill>
+                  <pic:spPr>
+                    <a:xfrm>
+                      <a:off x="0" y="0"/>
+                      <a:ext cx="4972050" cy="2190750"/>
                     </a:xfrm>
                     <a:prstGeom prst="rect">
                       <a:avLst/>
@@ -1993,7 +2011,7 @@
       <w:r>
         <w:drawing>
           <wp:inline xmlns:wp="http://schemas.openxmlformats.org/drawingml/2006/wordprocessingDrawing" distT="0" distB="0" distL="0" distR="0">
-            <wp:extent cx="4171950" cy="1924050"/>
+            <wp:extent cx="4972050" cy="2190750"/>
             <wp:effectExtent l="0" t="0" r="0" b="0"/>
             <wp:docPr id="32" name="Mermaid diagram 32" descr="Mermaid diagram"/>
             <wp:cNvGraphicFramePr>
@@ -2007,15 +2025,15 @@
                     <pic:cNvPicPr/>
                   </pic:nvPicPr>
                   <pic:blipFill>
-                    <a:blip xmlns:r="http://schemas.openxmlformats.org/officeDocument/2006/relationships" r:embed="R5dd318e084ab403d"/>
-                    <a:stretch>
-                      <a:fillRect/>
-                    </a:stretch>
-                  </pic:blipFill>
-                  <pic:spPr>
-                    <a:xfrm>
-                      <a:off x="0" y="0"/>
-                      <a:ext cx="4171950" cy="1924050"/>
+                    <a:blip xmlns:r="http://schemas.openxmlformats.org/officeDocument/2006/relationships" r:embed="R3800288509834ec9"/>
+                    <a:stretch>
+                      <a:fillRect/>
+                    </a:stretch>
+                  </pic:blipFill>
+                  <pic:spPr>
+                    <a:xfrm>
+                      <a:off x="0" y="0"/>
+                      <a:ext cx="4972050" cy="2190750"/>
                     </a:xfrm>
                     <a:prstGeom prst="rect">
                       <a:avLst/>
@@ -2044,7 +2062,7 @@
       <w:r>
         <w:drawing>
           <wp:inline xmlns:wp="http://schemas.openxmlformats.org/drawingml/2006/wordprocessingDrawing" distT="0" distB="0" distL="0" distR="0">
-            <wp:extent cx="5220000" cy="1419166"/>
+            <wp:extent cx="5220000" cy="1359683"/>
             <wp:effectExtent l="0" t="0" r="0" b="0"/>
             <wp:docPr id="33" name="Mermaid diagram 33" descr="Mermaid diagram"/>
             <wp:cNvGraphicFramePr>
@@ -2058,15 +2076,15 @@
                     <pic:cNvPicPr/>
                   </pic:nvPicPr>
                   <pic:blipFill>
-                    <a:blip xmlns:r="http://schemas.openxmlformats.org/officeDocument/2006/relationships" r:embed="Re068d9b8752c49d8"/>
-                    <a:stretch>
-                      <a:fillRect/>
-                    </a:stretch>
-                  </pic:blipFill>
-                  <pic:spPr>
-                    <a:xfrm>
-                      <a:off x="0" y="0"/>
-                      <a:ext cx="5220000" cy="1419166"/>
+                    <a:blip xmlns:r="http://schemas.openxmlformats.org/officeDocument/2006/relationships" r:embed="R4d27b5f44f15419f"/>
+                    <a:stretch>
+                      <a:fillRect/>
+                    </a:stretch>
+                  </pic:blipFill>
+                  <pic:spPr>
+                    <a:xfrm>
+                      <a:off x="0" y="0"/>
+                      <a:ext cx="5220000" cy="1359683"/>
                     </a:xfrm>
                     <a:prstGeom prst="rect">
                       <a:avLst/>
@@ -2095,7 +2113,7 @@
       <w:r>
         <w:drawing>
           <wp:inline xmlns:wp="http://schemas.openxmlformats.org/drawingml/2006/wordprocessingDrawing" distT="0" distB="0" distL="0" distR="0">
-            <wp:extent cx="4610100" cy="2343150"/>
+            <wp:extent cx="5220000" cy="2449819"/>
             <wp:effectExtent l="0" t="0" r="0" b="0"/>
             <wp:docPr id="34" name="Mermaid diagram 34" descr="Mermaid diagram"/>
             <wp:cNvGraphicFramePr>
@@ -2109,15 +2127,15 @@
                     <pic:cNvPicPr/>
                   </pic:nvPicPr>
                   <pic:blipFill>
-                    <a:blip xmlns:r="http://schemas.openxmlformats.org/officeDocument/2006/relationships" r:embed="R1a0c6428610d4333"/>
-                    <a:stretch>
-                      <a:fillRect/>
-                    </a:stretch>
-                  </pic:blipFill>
-                  <pic:spPr>
-                    <a:xfrm>
-                      <a:off x="0" y="0"/>
-                      <a:ext cx="4610100" cy="2343150"/>
+                    <a:blip xmlns:r="http://schemas.openxmlformats.org/officeDocument/2006/relationships" r:embed="R3b5b2cd997a54282"/>
+                    <a:stretch>
+                      <a:fillRect/>
+                    </a:stretch>
+                  </pic:blipFill>
+                  <pic:spPr>
+                    <a:xfrm>
+                      <a:off x="0" y="0"/>
+                      <a:ext cx="5220000" cy="2449819"/>
                     </a:xfrm>
                     <a:prstGeom prst="rect">
                       <a:avLst/>
@@ -2146,7 +2164,7 @@
       <w:r>
         <w:drawing>
           <wp:inline xmlns:wp="http://schemas.openxmlformats.org/drawingml/2006/wordprocessingDrawing" distT="0" distB="0" distL="0" distR="0">
-            <wp:extent cx="4171950" cy="3581400"/>
+            <wp:extent cx="4972050" cy="3981450"/>
             <wp:effectExtent l="0" t="0" r="0" b="0"/>
             <wp:docPr id="35" name="Mermaid diagram 35" descr="Mermaid diagram"/>
             <wp:cNvGraphicFramePr>
@@ -2160,15 +2178,15 @@
                     <pic:cNvPicPr/>
                   </pic:nvPicPr>
                   <pic:blipFill>
-                    <a:blip xmlns:r="http://schemas.openxmlformats.org/officeDocument/2006/relationships" r:embed="R25347d0b434245b4"/>
-                    <a:stretch>
-                      <a:fillRect/>
-                    </a:stretch>
-                  </pic:blipFill>
-                  <pic:spPr>
-                    <a:xfrm>
-                      <a:off x="0" y="0"/>
-                      <a:ext cx="4171950" cy="3581400"/>
+                    <a:blip xmlns:r="http://schemas.openxmlformats.org/officeDocument/2006/relationships" r:embed="Rb097d12f1a3046de"/>
+                    <a:stretch>
+                      <a:fillRect/>
+                    </a:stretch>
+                  </pic:blipFill>
+                  <pic:spPr>
+                    <a:xfrm>
+                      <a:off x="0" y="0"/>
+                      <a:ext cx="4972050" cy="3981450"/>
                     </a:xfrm>
                     <a:prstGeom prst="rect">
                       <a:avLst/>
@@ -2216,7 +2234,7 @@
       <w:r>
         <w:drawing>
           <wp:inline xmlns:wp="http://schemas.openxmlformats.org/drawingml/2006/wordprocessingDrawing" distT="0" distB="0" distL="0" distR="0">
-            <wp:extent cx="2076450" cy="5791200"/>
+            <wp:extent cx="2343150" cy="6457950"/>
             <wp:effectExtent l="0" t="0" r="0" b="0"/>
             <wp:docPr id="36" name="Mermaid diagram 36" descr="Mermaid diagram"/>
             <wp:cNvGraphicFramePr>
@@ -2230,15 +2248,15 @@
                     <pic:cNvPicPr/>
                   </pic:nvPicPr>
                   <pic:blipFill>
-                    <a:blip xmlns:r="http://schemas.openxmlformats.org/officeDocument/2006/relationships" r:embed="Rc49207b549464a94"/>
-                    <a:stretch>
-                      <a:fillRect/>
-                    </a:stretch>
-                  </pic:blipFill>
-                  <pic:spPr>
-                    <a:xfrm>
-                      <a:off x="0" y="0"/>
-                      <a:ext cx="2076450" cy="5791200"/>
+                    <a:blip xmlns:r="http://schemas.openxmlformats.org/officeDocument/2006/relationships" r:embed="R2486eb5d21be4f24"/>
+                    <a:stretch>
+                      <a:fillRect/>
+                    </a:stretch>
+                  </pic:blipFill>
+                  <pic:spPr>
+                    <a:xfrm>
+                      <a:off x="0" y="0"/>
+                      <a:ext cx="2343150" cy="6457950"/>
                     </a:xfrm>
                     <a:prstGeom prst="rect">
                       <a:avLst/>
@@ -2273,7 +2291,7 @@
       <w:r>
         <w:drawing>
           <wp:inline xmlns:wp="http://schemas.openxmlformats.org/drawingml/2006/wordprocessingDrawing" distT="0" distB="0" distL="0" distR="0">
-            <wp:extent cx="4514850" cy="4362450"/>
+            <wp:extent cx="5220000" cy="1488158"/>
             <wp:effectExtent l="0" t="0" r="0" b="0"/>
             <wp:docPr id="37" name="Mermaid diagram 37" descr="Mermaid diagram"/>
             <wp:cNvGraphicFramePr>
@@ -2287,15 +2305,15 @@
                     <pic:cNvPicPr/>
                   </pic:nvPicPr>
                   <pic:blipFill>
-                    <a:blip xmlns:r="http://schemas.openxmlformats.org/officeDocument/2006/relationships" r:embed="R786371e9454b488f"/>
-                    <a:stretch>
-                      <a:fillRect/>
-                    </a:stretch>
-                  </pic:blipFill>
-                  <pic:spPr>
-                    <a:xfrm>
-                      <a:off x="0" y="0"/>
-                      <a:ext cx="4514850" cy="4362450"/>
+                    <a:blip xmlns:r="http://schemas.openxmlformats.org/officeDocument/2006/relationships" r:embed="Re7b6aac45f0f4f56"/>
+                    <a:stretch>
+                      <a:fillRect/>
+                    </a:stretch>
+                  </pic:blipFill>
+                  <pic:spPr>
+                    <a:xfrm>
+                      <a:off x="0" y="0"/>
+                      <a:ext cx="5220000" cy="1488158"/>
                     </a:xfrm>
                     <a:prstGeom prst="rect">
                       <a:avLst/>
@@ -2333,7 +2351,7 @@
       <w:r>
         <w:drawing>
           <wp:inline xmlns:wp="http://schemas.openxmlformats.org/drawingml/2006/wordprocessingDrawing" distT="0" distB="0" distL="0" distR="0">
-            <wp:extent cx="4857750" cy="3771900"/>
+            <wp:extent cx="2286000" cy="6457950"/>
             <wp:effectExtent l="0" t="0" r="0" b="0"/>
             <wp:docPr id="38" name="Mermaid diagram 38" descr="Mermaid diagram"/>
             <wp:cNvGraphicFramePr>
@@ -2347,15 +2365,15 @@
                     <pic:cNvPicPr/>
                   </pic:nvPicPr>
                   <pic:blipFill>
-                    <a:blip xmlns:r="http://schemas.openxmlformats.org/officeDocument/2006/relationships" r:embed="R2b175e03ced049dd"/>
-                    <a:stretch>
-                      <a:fillRect/>
-                    </a:stretch>
-                  </pic:blipFill>
-                  <pic:spPr>
-                    <a:xfrm>
-                      <a:off x="0" y="0"/>
-                      <a:ext cx="4857750" cy="3771900"/>
+                    <a:blip xmlns:r="http://schemas.openxmlformats.org/officeDocument/2006/relationships" r:embed="R6e1ea50886e64d7d"/>
+                    <a:stretch>
+                      <a:fillRect/>
+                    </a:stretch>
+                  </pic:blipFill>
+                  <pic:spPr>
+                    <a:xfrm>
+                      <a:off x="0" y="0"/>
+                      <a:ext cx="2286000" cy="6457950"/>
                     </a:xfrm>
                     <a:prstGeom prst="rect">
                       <a:avLst/>
@@ -2384,7 +2402,7 @@
       <w:r>
         <w:drawing>
           <wp:inline xmlns:wp="http://schemas.openxmlformats.org/drawingml/2006/wordprocessingDrawing" distT="0" distB="0" distL="0" distR="0">
-            <wp:extent cx="5220000" cy="2800071"/>
+            <wp:extent cx="5220000" cy="2549490"/>
             <wp:effectExtent l="0" t="0" r="0" b="0"/>
             <wp:docPr id="39" name="Mermaid diagram 39" descr="Mermaid diagram"/>
             <wp:cNvGraphicFramePr>
@@ -2398,15 +2416,15 @@
                     <pic:cNvPicPr/>
                   </pic:nvPicPr>
                   <pic:blipFill>
-                    <a:blip xmlns:r="http://schemas.openxmlformats.org/officeDocument/2006/relationships" r:embed="R92c130b8a15b45a8"/>
-                    <a:stretch>
-                      <a:fillRect/>
-                    </a:stretch>
-                  </pic:blipFill>
-                  <pic:spPr>
-                    <a:xfrm>
-                      <a:off x="0" y="0"/>
-                      <a:ext cx="5220000" cy="2800071"/>
+                    <a:blip xmlns:r="http://schemas.openxmlformats.org/officeDocument/2006/relationships" r:embed="R6c6db609ce22476b"/>
+                    <a:stretch>
+                      <a:fillRect/>
+                    </a:stretch>
+                  </pic:blipFill>
+                  <pic:spPr>
+                    <a:xfrm>
+                      <a:off x="0" y="0"/>
+                      <a:ext cx="5220000" cy="2549490"/>
                     </a:xfrm>
                     <a:prstGeom prst="rect">
                       <a:avLst/>
@@ -2435,7 +2453,7 @@
       <w:r>
         <w:drawing>
           <wp:inline xmlns:wp="http://schemas.openxmlformats.org/drawingml/2006/wordprocessingDrawing" distT="0" distB="0" distL="0" distR="0">
-            <wp:extent cx="5220000" cy="2788225"/>
+            <wp:extent cx="5220000" cy="1205329"/>
             <wp:effectExtent l="0" t="0" r="0" b="0"/>
             <wp:docPr id="40" name="Mermaid diagram 40" descr="Mermaid diagram"/>
             <wp:cNvGraphicFramePr>
@@ -2449,15 +2467,15 @@
                     <pic:cNvPicPr/>
                   </pic:nvPicPr>
                   <pic:blipFill>
-                    <a:blip xmlns:r="http://schemas.openxmlformats.org/officeDocument/2006/relationships" r:embed="Rb4ffd587adaf43a0"/>
-                    <a:stretch>
-                      <a:fillRect/>
-                    </a:stretch>
-                  </pic:blipFill>
-                  <pic:spPr>
-                    <a:xfrm>
-                      <a:off x="0" y="0"/>
-                      <a:ext cx="5220000" cy="2788225"/>
+                    <a:blip xmlns:r="http://schemas.openxmlformats.org/officeDocument/2006/relationships" r:embed="Rf9805cb9fdc2478b"/>
+                    <a:stretch>
+                      <a:fillRect/>
+                    </a:stretch>
+                  </pic:blipFill>
+                  <pic:spPr>
+                    <a:xfrm>
+                      <a:off x="0" y="0"/>
+                      <a:ext cx="5220000" cy="1205329"/>
                     </a:xfrm>
                     <a:prstGeom prst="rect">
                       <a:avLst/>
@@ -2486,7 +2504,7 @@
       <w:r>
         <w:drawing>
           <wp:inline xmlns:wp="http://schemas.openxmlformats.org/drawingml/2006/wordprocessingDrawing" distT="0" distB="0" distL="0" distR="0">
-            <wp:extent cx="5220000" cy="1599153"/>
+            <wp:extent cx="5220000" cy="1483279"/>
             <wp:effectExtent l="0" t="0" r="0" b="0"/>
             <wp:docPr id="41" name="Mermaid diagram 41" descr="Mermaid diagram"/>
             <wp:cNvGraphicFramePr>
@@ -2500,15 +2518,15 @@
                     <pic:cNvPicPr/>
                   </pic:nvPicPr>
                   <pic:blipFill>
-                    <a:blip xmlns:r="http://schemas.openxmlformats.org/officeDocument/2006/relationships" r:embed="Rf7552c2667e04f40"/>
-                    <a:stretch>
-                      <a:fillRect/>
-                    </a:stretch>
-                  </pic:blipFill>
-                  <pic:spPr>
-                    <a:xfrm>
-                      <a:off x="0" y="0"/>
-                      <a:ext cx="5220000" cy="1599153"/>
+                    <a:blip xmlns:r="http://schemas.openxmlformats.org/officeDocument/2006/relationships" r:embed="R64589694a37f44c8"/>
+                    <a:stretch>
+                      <a:fillRect/>
+                    </a:stretch>
+                  </pic:blipFill>
+                  <pic:spPr>
+                    <a:xfrm>
+                      <a:off x="0" y="0"/>
+                      <a:ext cx="5220000" cy="1483279"/>
                     </a:xfrm>
                     <a:prstGeom prst="rect">
                       <a:avLst/>
@@ -2537,7 +2555,7 @@
       <w:r>
         <w:drawing>
           <wp:inline xmlns:wp="http://schemas.openxmlformats.org/drawingml/2006/wordprocessingDrawing" distT="0" distB="0" distL="0" distR="0">
-            <wp:extent cx="5220000" cy="4516077"/>
+            <wp:extent cx="5220000" cy="4048489"/>
             <wp:effectExtent l="0" t="0" r="0" b="0"/>
             <wp:docPr id="42" name="Mermaid diagram 42" descr="Mermaid diagram"/>
             <wp:cNvGraphicFramePr>
@@ -2551,15 +2569,15 @@
                     <pic:cNvPicPr/>
                   </pic:nvPicPr>
                   <pic:blipFill>
-                    <a:blip xmlns:r="http://schemas.openxmlformats.org/officeDocument/2006/relationships" r:embed="R7df6fa6301824d72"/>
-                    <a:stretch>
-                      <a:fillRect/>
-                    </a:stretch>
-                  </pic:blipFill>
-                  <pic:spPr>
-                    <a:xfrm>
-                      <a:off x="0" y="0"/>
-                      <a:ext cx="5220000" cy="4516077"/>
+                    <a:blip xmlns:r="http://schemas.openxmlformats.org/officeDocument/2006/relationships" r:embed="R24123a63af764532"/>
+                    <a:stretch>
+                      <a:fillRect/>
+                    </a:stretch>
+                  </pic:blipFill>
+                  <pic:spPr>
+                    <a:xfrm>
+                      <a:off x="0" y="0"/>
+                      <a:ext cx="5220000" cy="4048489"/>
                     </a:xfrm>
                     <a:prstGeom prst="rect">
                       <a:avLst/>
@@ -2596,26 +2614,18 @@
         <w:pStyle w:val="Heading3"/>
       </w:pPr>
       <w:r>
-        <w:t xml:space="preserve">F43 — Nested subgraphs (regression: cross-boundary edges)</w:t>
-      </w:r>
-    </w:p>
-    <w:p>
-      <w:pPr>
-        <w:pStyle w:val="Normal"/>
-      </w:pPr>
-      <w:r>
-        <w:t xml:space="preserve">Reference fixture for nested layout, mixed directions, and member ownership.</w:t>
-      </w:r>
-    </w:p>
-    <w:p>
-      <w:pPr>
-        <w:pStyle w:val="Normal"/>
-        <w:jc w:val="center"/>
-      </w:pPr>
-      <w:r>
-        <w:drawing>
-          <wp:inline xmlns:wp="http://schemas.openxmlformats.org/drawingml/2006/wordprocessingDrawing" distT="0" distB="0" distL="0" distR="0">
-            <wp:extent cx="3781425" cy="6334125"/>
+        <w:t xml:space="preserve">F43 — Nested subgraphs (regression: cross-boundary edges, mixed directions)</w:t>
+      </w:r>
+    </w:p>
+    <w:p>
+      <w:pPr>
+        <w:pStyle w:val="Normal"/>
+        <w:jc w:val="center"/>
+      </w:pPr>
+      <w:r>
+        <w:drawing>
+          <wp:inline xmlns:wp="http://schemas.openxmlformats.org/drawingml/2006/wordprocessingDrawing" distT="0" distB="0" distL="0" distR="0">
+            <wp:extent cx="2126611" cy="6480000"/>
             <wp:effectExtent l="0" t="0" r="0" b="0"/>
             <wp:docPr id="43" name="Mermaid diagram 43" descr="Mermaid diagram"/>
             <wp:cNvGraphicFramePr>
@@ -2629,15 +2639,15 @@
                     <pic:cNvPicPr/>
                   </pic:nvPicPr>
                   <pic:blipFill>
-                    <a:blip xmlns:r="http://schemas.openxmlformats.org/officeDocument/2006/relationships" r:embed="Rdbaf035d45624d85"/>
-                    <a:stretch>
-                      <a:fillRect/>
-                    </a:stretch>
-                  </pic:blipFill>
-                  <pic:spPr>
-                    <a:xfrm>
-                      <a:off x="0" y="0"/>
-                      <a:ext cx="3781425" cy="6334125"/>
+                    <a:blip xmlns:r="http://schemas.openxmlformats.org/officeDocument/2006/relationships" r:embed="R28dd042bf82844bb"/>
+                    <a:stretch>
+                      <a:fillRect/>
+                    </a:stretch>
+                  </pic:blipFill>
+                  <pic:spPr>
+                    <a:xfrm>
+                      <a:off x="0" y="0"/>
+                      <a:ext cx="2126611" cy="6480000"/>
                     </a:xfrm>
                     <a:prstGeom prst="rect">
                       <a:avLst/>
@@ -2672,7 +2682,7 @@
       <w:r>
         <w:drawing>
           <wp:inline xmlns:wp="http://schemas.openxmlformats.org/drawingml/2006/wordprocessingDrawing" distT="0" distB="0" distL="0" distR="0">
-            <wp:extent cx="2657475" cy="6334125"/>
+            <wp:extent cx="2759168" cy="6480000"/>
             <wp:effectExtent l="0" t="0" r="0" b="0"/>
             <wp:docPr id="44" name="Mermaid diagram 44" descr="Mermaid diagram"/>
             <wp:cNvGraphicFramePr>
@@ -2686,15 +2696,15 @@
                     <pic:cNvPicPr/>
                   </pic:nvPicPr>
                   <pic:blipFill>
-                    <a:blip xmlns:r="http://schemas.openxmlformats.org/officeDocument/2006/relationships" r:embed="R47cbf5d53c0e4001"/>
-                    <a:stretch>
-                      <a:fillRect/>
-                    </a:stretch>
-                  </pic:blipFill>
-                  <pic:spPr>
-                    <a:xfrm>
-                      <a:off x="0" y="0"/>
-                      <a:ext cx="2657475" cy="6334125"/>
+                    <a:blip xmlns:r="http://schemas.openxmlformats.org/officeDocument/2006/relationships" r:embed="Re1104c6b2d084149"/>
+                    <a:stretch>
+                      <a:fillRect/>
+                    </a:stretch>
+                  </pic:blipFill>
+                  <pic:spPr>
+                    <a:xfrm>
+                      <a:off x="0" y="0"/>
+                      <a:ext cx="2759168" cy="6480000"/>
                     </a:xfrm>
                     <a:prstGeom prst="rect">
                       <a:avLst/>
@@ -2723,7 +2733,7 @@
       <w:r>
         <w:drawing>
           <wp:inline xmlns:wp="http://schemas.openxmlformats.org/drawingml/2006/wordprocessingDrawing" distT="0" distB="0" distL="0" distR="0">
-            <wp:extent cx="2142398" cy="6480000"/>
+            <wp:extent cx="2176276" cy="6480000"/>
             <wp:effectExtent l="0" t="0" r="0" b="0"/>
             <wp:docPr id="45" name="Mermaid diagram 45" descr="Mermaid diagram"/>
             <wp:cNvGraphicFramePr>
@@ -2737,15 +2747,15 @@
                     <pic:cNvPicPr/>
                   </pic:nvPicPr>
                   <pic:blipFill>
-                    <a:blip xmlns:r="http://schemas.openxmlformats.org/officeDocument/2006/relationships" r:embed="Rd5f8d4aad26c483e"/>
-                    <a:stretch>
-                      <a:fillRect/>
-                    </a:stretch>
-                  </pic:blipFill>
-                  <pic:spPr>
-                    <a:xfrm>
-                      <a:off x="0" y="0"/>
-                      <a:ext cx="2142398" cy="6480000"/>
+                    <a:blip xmlns:r="http://schemas.openxmlformats.org/officeDocument/2006/relationships" r:embed="R5bbcdb30fec04127"/>
+                    <a:stretch>
+                      <a:fillRect/>
+                    </a:stretch>
+                  </pic:blipFill>
+                  <pic:spPr>
+                    <a:xfrm>
+                      <a:off x="0" y="0"/>
+                      <a:ext cx="2176276" cy="6480000"/>
                     </a:xfrm>
                     <a:prstGeom prst="rect">
                       <a:avLst/>
@@ -2774,7 +2784,7 @@
       <w:r>
         <w:drawing>
           <wp:inline xmlns:wp="http://schemas.openxmlformats.org/drawingml/2006/wordprocessingDrawing" distT="0" distB="0" distL="0" distR="0">
-            <wp:extent cx="5220000" cy="2065735"/>
+            <wp:extent cx="5220000" cy="1846098"/>
             <wp:effectExtent l="0" t="0" r="0" b="0"/>
             <wp:docPr id="46" name="Mermaid diagram 46" descr="Mermaid diagram"/>
             <wp:cNvGraphicFramePr>
@@ -2788,15 +2798,15 @@
                     <pic:cNvPicPr/>
                   </pic:nvPicPr>
                   <pic:blipFill>
-                    <a:blip xmlns:r="http://schemas.openxmlformats.org/officeDocument/2006/relationships" r:embed="Rdb535e19a2ce4f5b"/>
-                    <a:stretch>
-                      <a:fillRect/>
-                    </a:stretch>
-                  </pic:blipFill>
-                  <pic:spPr>
-                    <a:xfrm>
-                      <a:off x="0" y="0"/>
-                      <a:ext cx="5220000" cy="2065735"/>
+                    <a:blip xmlns:r="http://schemas.openxmlformats.org/officeDocument/2006/relationships" r:embed="Rb4f197cb85234a06"/>
+                    <a:stretch>
+                      <a:fillRect/>
+                    </a:stretch>
+                  </pic:blipFill>
+                  <pic:spPr>
+                    <a:xfrm>
+                      <a:off x="0" y="0"/>
+                      <a:ext cx="5220000" cy="1846098"/>
                     </a:xfrm>
                     <a:prstGeom prst="rect">
                       <a:avLst/>
@@ -2825,7 +2835,7 @@
       <w:r>
         <w:drawing>
           <wp:inline xmlns:wp="http://schemas.openxmlformats.org/drawingml/2006/wordprocessingDrawing" distT="0" distB="0" distL="0" distR="0">
-            <wp:extent cx="2084358" cy="6480000"/>
+            <wp:extent cx="2126611" cy="6480000"/>
             <wp:effectExtent l="0" t="0" r="0" b="0"/>
             <wp:docPr id="47" name="Mermaid diagram 47" descr="Mermaid diagram"/>
             <wp:cNvGraphicFramePr>
@@ -2839,15 +2849,15 @@
                     <pic:cNvPicPr/>
                   </pic:nvPicPr>
                   <pic:blipFill>
-                    <a:blip xmlns:r="http://schemas.openxmlformats.org/officeDocument/2006/relationships" r:embed="R7c11ad0b8c3441fa"/>
-                    <a:stretch>
-                      <a:fillRect/>
-                    </a:stretch>
-                  </pic:blipFill>
-                  <pic:spPr>
-                    <a:xfrm>
-                      <a:off x="0" y="0"/>
-                      <a:ext cx="2084358" cy="6480000"/>
+                    <a:blip xmlns:r="http://schemas.openxmlformats.org/officeDocument/2006/relationships" r:embed="R14e6248425484924"/>
+                    <a:stretch>
+                      <a:fillRect/>
+                    </a:stretch>
+                  </pic:blipFill>
+                  <pic:spPr>
+                    <a:xfrm>
+                      <a:off x="0" y="0"/>
+                      <a:ext cx="2126611" cy="6480000"/>
                     </a:xfrm>
                     <a:prstGeom prst="rect">
                       <a:avLst/>
@@ -2884,21 +2894,13 @@
         <w:pStyle w:val="Heading3"/>
       </w:pPr>
       <w:r>
-        <w:t xml:space="preserve">F48 — Special characters (Mermaid entity codes)</w:t>
-      </w:r>
-    </w:p>
-    <w:p>
-      <w:pPr>
-        <w:pStyle w:val="Normal"/>
-      </w:pPr>
-      <w:r>
-        <w:t xml:space="preserve">Markdown-style backslash escapes (</w:t>
+        <w:t xml:space="preserve">F48 — Special characters (Mermaid entity codes; use </w:t>
       </w:r>
       <w:r>
         <w:rPr>
           <w:rStyle w:val="MdInlineCode"/>
         </w:rPr>
-        <w:t xml:space="preserve">\\*</w:t>
+        <w:t xml:space="preserve">#quot;</w:t>
       </w:r>
       <w:r>
         <w:t xml:space="preserve">, </w:t>
@@ -2907,115 +2909,75 @@
         <w:rPr>
           <w:rStyle w:val="MdInlineCode"/>
         </w:rPr>
-        <w:t xml:space="preserve">\"</w:t>
-      </w:r>
-      <w:r>
-        <w:t xml:space="preserve">, …) are </w:t>
-      </w:r>
-      <w:r>
-        <w:rPr>
-          <w:b/>
-        </w:rPr>
-        <w:t xml:space="preserve">not</w:t>
-      </w:r>
-      <w:r>
-        <w:t xml:space="preserve"> valid in Mermaid node labels. Use </w:t>
-      </w:r>
-      <w:hyperlink xmlns:r="http://schemas.openxmlformats.org/officeDocument/2006/relationships" w:history="true" r:id="Rf4536d663c7c4f76">
-        <w:r>
-          <w:rPr>
-            <w:rStyle w:val="Hyperlink"/>
-            <w:color w:val="0563C1"/>
-            <w:u w:val="single"/>
-          </w:rPr>
-          <w:t xml:space="preserve">entity codes</w:t>
-        </w:r>
-      </w:hyperlink>
-      <w:r>
-        <w:t xml:space="preserve"> instead (</w:t>
+        <w:t xml:space="preserve">#lt;</w:t>
+      </w:r>
+      <w:r>
+        <w:t xml:space="preserve">, </w:t>
       </w:r>
       <w:r>
         <w:rPr>
           <w:rStyle w:val="MdInlineCode"/>
         </w:rPr>
-        <w:t xml:space="preserve">#quot;</w:t>
-      </w:r>
-      <w:r>
-        <w:t xml:space="preserve">, </w:t>
+        <w:t xml:space="preserve">#124;</w:t>
+      </w:r>
+      <w:r>
+        <w:t xml:space="preserve">, not backslash escapes)</w:t>
+      </w:r>
+    </w:p>
+    <w:p>
+      <w:pPr>
+        <w:pStyle w:val="Normal"/>
+        <w:jc w:val="center"/>
+      </w:pPr>
+      <w:r>
+        <w:drawing>
+          <wp:inline xmlns:wp="http://schemas.openxmlformats.org/drawingml/2006/wordprocessingDrawing" distT="0" distB="0" distL="0" distR="0">
+            <wp:extent cx="2514600" cy="4019550"/>
+            <wp:effectExtent l="0" t="0" r="0" b="0"/>
+            <wp:docPr id="48" name="Mermaid diagram 48" descr="Mermaid diagram"/>
+            <wp:cNvGraphicFramePr>
+              <a:graphicFrameLocks xmlns:a="http://schemas.openxmlformats.org/drawingml/2006/main" noChangeAspect="1"/>
+            </wp:cNvGraphicFramePr>
+            <a:graphic xmlns:a="http://schemas.openxmlformats.org/drawingml/2006/main">
+              <a:graphicData uri="http://schemas.openxmlformats.org/drawingml/2006/picture">
+                <pic:pic xmlns:pic="http://schemas.openxmlformats.org/drawingml/2006/picture">
+                  <pic:nvPicPr>
+                    <pic:cNvPr id="0" name="Mermaid diagram.png" descr="Mermaid diagram"/>
+                    <pic:cNvPicPr/>
+                  </pic:nvPicPr>
+                  <pic:blipFill>
+                    <a:blip xmlns:r="http://schemas.openxmlformats.org/officeDocument/2006/relationships" r:embed="R4e01796bf10548e5"/>
+                    <a:stretch>
+                      <a:fillRect/>
+                    </a:stretch>
+                  </pic:blipFill>
+                  <pic:spPr>
+                    <a:xfrm>
+                      <a:off x="0" y="0"/>
+                      <a:ext cx="2514600" cy="4019550"/>
+                    </a:xfrm>
+                    <a:prstGeom prst="rect">
+                      <a:avLst/>
+                    </a:prstGeom>
+                  </pic:spPr>
+                </pic:pic>
+              </a:graphicData>
+            </a:graphic>
+          </wp:inline>
+        </w:drawing>
+      </w:r>
+    </w:p>
+    <w:p>
+      <w:pPr>
+        <w:pStyle w:val="Heading3"/>
+      </w:pPr>
+      <w:r>
+        <w:t xml:space="preserve">F49 — Line breaks in labels (</w:t>
       </w:r>
       <w:r>
         <w:rPr>
           <w:rStyle w:val="MdInlineCode"/>
         </w:rPr>
-        <w:t xml:space="preserve">#lt;</w:t>
-      </w:r>
-      <w:r>
-        <w:t xml:space="preserve">, </w:t>
-      </w:r>
-      <w:r>
-        <w:rPr>
-          <w:rStyle w:val="MdInlineCode"/>
-        </w:rPr>
-        <w:t xml:space="preserve">#124;</w:t>
-      </w:r>
-      <w:r>
-        <w:t xml:space="preserve">, …).</w:t>
-      </w:r>
-    </w:p>
-    <w:p>
-      <w:pPr>
-        <w:pStyle w:val="Normal"/>
-        <w:jc w:val="center"/>
-      </w:pPr>
-      <w:r>
-        <w:drawing>
-          <wp:inline xmlns:wp="http://schemas.openxmlformats.org/drawingml/2006/wordprocessingDrawing" distT="0" distB="0" distL="0" distR="0">
-            <wp:extent cx="2247900" cy="3848100"/>
-            <wp:effectExtent l="0" t="0" r="0" b="0"/>
-            <wp:docPr id="48" name="Mermaid diagram 48" descr="Mermaid diagram"/>
-            <wp:cNvGraphicFramePr>
-              <a:graphicFrameLocks xmlns:a="http://schemas.openxmlformats.org/drawingml/2006/main" noChangeAspect="1"/>
-            </wp:cNvGraphicFramePr>
-            <a:graphic xmlns:a="http://schemas.openxmlformats.org/drawingml/2006/main">
-              <a:graphicData uri="http://schemas.openxmlformats.org/drawingml/2006/picture">
-                <pic:pic xmlns:pic="http://schemas.openxmlformats.org/drawingml/2006/picture">
-                  <pic:nvPicPr>
-                    <pic:cNvPr id="0" name="Mermaid diagram.png" descr="Mermaid diagram"/>
-                    <pic:cNvPicPr/>
-                  </pic:nvPicPr>
-                  <pic:blipFill>
-                    <a:blip xmlns:r="http://schemas.openxmlformats.org/officeDocument/2006/relationships" r:embed="R0641215948fe4c52"/>
-                    <a:stretch>
-                      <a:fillRect/>
-                    </a:stretch>
-                  </pic:blipFill>
-                  <pic:spPr>
-                    <a:xfrm>
-                      <a:off x="0" y="0"/>
-                      <a:ext cx="2247900" cy="3848100"/>
-                    </a:xfrm>
-                    <a:prstGeom prst="rect">
-                      <a:avLst/>
-                    </a:prstGeom>
-                  </pic:spPr>
-                </pic:pic>
-              </a:graphicData>
-            </a:graphic>
-          </wp:inline>
-        </w:drawing>
-      </w:r>
-    </w:p>
-    <w:p>
-      <w:pPr>
-        <w:pStyle w:val="Heading3"/>
-      </w:pPr>
-      <w:r>
-        <w:t xml:space="preserve">F49 — Line breaks in labels (</w:t>
-      </w:r>
-      <w:r>
-        <w:rPr>
-          <w:rStyle w:val="MdInlineCode"/>
-        </w:rPr>
         <w:t xml:space="preserve">&lt;br/&gt;</w:t>
       </w:r>
       <w:r>
@@ -3030,7 +2992,7 @@
       <w:r>
         <w:drawing>
           <wp:inline xmlns:wp="http://schemas.openxmlformats.org/drawingml/2006/wordprocessingDrawing" distT="0" distB="0" distL="0" distR="0">
-            <wp:extent cx="1466850" cy="2305050"/>
+            <wp:extent cx="1733550" cy="2571750"/>
             <wp:effectExtent l="0" t="0" r="0" b="0"/>
             <wp:docPr id="49" name="Mermaid diagram 49" descr="Mermaid diagram"/>
             <wp:cNvGraphicFramePr>
@@ -3044,15 +3006,15 @@
                     <pic:cNvPicPr/>
                   </pic:nvPicPr>
                   <pic:blipFill>
-                    <a:blip xmlns:r="http://schemas.openxmlformats.org/officeDocument/2006/relationships" r:embed="R434fc3437690405c"/>
-                    <a:stretch>
-                      <a:fillRect/>
-                    </a:stretch>
-                  </pic:blipFill>
-                  <pic:spPr>
-                    <a:xfrm>
-                      <a:off x="0" y="0"/>
-                      <a:ext cx="1466850" cy="2305050"/>
+                    <a:blip xmlns:r="http://schemas.openxmlformats.org/officeDocument/2006/relationships" r:embed="R9a456e32b19b4a1b"/>
+                    <a:stretch>
+                      <a:fillRect/>
+                    </a:stretch>
+                  </pic:blipFill>
+                  <pic:spPr>
+                    <a:xfrm>
+                      <a:off x="0" y="0"/>
+                      <a:ext cx="1733550" cy="2571750"/>
                     </a:xfrm>
                     <a:prstGeom prst="rect">
                       <a:avLst/>
@@ -3081,7 +3043,7 @@
       <w:r>
         <w:drawing>
           <wp:inline xmlns:wp="http://schemas.openxmlformats.org/drawingml/2006/wordprocessingDrawing" distT="0" distB="0" distL="0" distR="0">
-            <wp:extent cx="5220000" cy="795429"/>
+            <wp:extent cx="5220000" cy="804202"/>
             <wp:effectExtent l="0" t="0" r="0" b="0"/>
             <wp:docPr id="50" name="Mermaid diagram 50" descr="Mermaid diagram"/>
             <wp:cNvGraphicFramePr>
@@ -3095,15 +3057,15 @@
                     <pic:cNvPicPr/>
                   </pic:nvPicPr>
                   <pic:blipFill>
-                    <a:blip xmlns:r="http://schemas.openxmlformats.org/officeDocument/2006/relationships" r:embed="R75f75bc3cd6c45d1"/>
-                    <a:stretch>
-                      <a:fillRect/>
-                    </a:stretch>
-                  </pic:blipFill>
-                  <pic:spPr>
-                    <a:xfrm>
-                      <a:off x="0" y="0"/>
-                      <a:ext cx="5220000" cy="795429"/>
+                    <a:blip xmlns:r="http://schemas.openxmlformats.org/officeDocument/2006/relationships" r:embed="Rd4fef81350214a88"/>
+                    <a:stretch>
+                      <a:fillRect/>
+                    </a:stretch>
+                  </pic:blipFill>
+                  <pic:spPr>
+                    <a:xfrm>
+                      <a:off x="0" y="0"/>
+                      <a:ext cx="5220000" cy="804202"/>
                     </a:xfrm>
                     <a:prstGeom prst="rect">
                       <a:avLst/>
@@ -3132,7 +3094,7 @@
       <w:r>
         <w:drawing>
           <wp:inline xmlns:wp="http://schemas.openxmlformats.org/drawingml/2006/wordprocessingDrawing" distT="0" distB="0" distL="0" distR="0">
-            <wp:extent cx="2247900" cy="2819400"/>
+            <wp:extent cx="2514600" cy="2952750"/>
             <wp:effectExtent l="0" t="0" r="0" b="0"/>
             <wp:docPr id="51" name="Mermaid diagram 51" descr="Mermaid diagram"/>
             <wp:cNvGraphicFramePr>
@@ -3146,15 +3108,15 @@
                     <pic:cNvPicPr/>
                   </pic:nvPicPr>
                   <pic:blipFill>
-                    <a:blip xmlns:r="http://schemas.openxmlformats.org/officeDocument/2006/relationships" r:embed="R99ce24e147414a51"/>
-                    <a:stretch>
-                      <a:fillRect/>
-                    </a:stretch>
-                  </pic:blipFill>
-                  <pic:spPr>
-                    <a:xfrm>
-                      <a:off x="0" y="0"/>
-                      <a:ext cx="2247900" cy="2819400"/>
+                    <a:blip xmlns:r="http://schemas.openxmlformats.org/officeDocument/2006/relationships" r:embed="R0d1458387e1b4d83"/>
+                    <a:stretch>
+                      <a:fillRect/>
+                    </a:stretch>
+                  </pic:blipFill>
+                  <pic:spPr>
+                    <a:xfrm>
+                      <a:off x="0" y="0"/>
+                      <a:ext cx="2514600" cy="2952750"/>
                     </a:xfrm>
                     <a:prstGeom prst="rect">
                       <a:avLst/>
@@ -3183,7 +3145,7 @@
       <w:r>
         <w:drawing>
           <wp:inline xmlns:wp="http://schemas.openxmlformats.org/drawingml/2006/wordprocessingDrawing" distT="0" distB="0" distL="0" distR="0">
-            <wp:extent cx="5220000" cy="680870"/>
+            <wp:extent cx="5220000" cy="655479"/>
             <wp:effectExtent l="0" t="0" r="0" b="0"/>
             <wp:docPr id="52" name="Mermaid diagram 52" descr="Mermaid diagram"/>
             <wp:cNvGraphicFramePr>
@@ -3197,15 +3159,15 @@
                     <pic:cNvPicPr/>
                   </pic:nvPicPr>
                   <pic:blipFill>
-                    <a:blip xmlns:r="http://schemas.openxmlformats.org/officeDocument/2006/relationships" r:embed="R310ddf4b11bf4076"/>
-                    <a:stretch>
-                      <a:fillRect/>
-                    </a:stretch>
-                  </pic:blipFill>
-                  <pic:spPr>
-                    <a:xfrm>
-                      <a:off x="0" y="0"/>
-                      <a:ext cx="5220000" cy="680870"/>
+                    <a:blip xmlns:r="http://schemas.openxmlformats.org/officeDocument/2006/relationships" r:embed="R2c9ac349b80048d6"/>
+                    <a:stretch>
+                      <a:fillRect/>
+                    </a:stretch>
+                  </pic:blipFill>
+                  <pic:spPr>
+                    <a:xfrm>
+                      <a:off x="0" y="0"/>
+                      <a:ext cx="5220000" cy="655479"/>
                     </a:xfrm>
                     <a:prstGeom prst="rect">
                       <a:avLst/>
@@ -3262,7 +3224,7 @@
       <w:r>
         <w:drawing>
           <wp:inline xmlns:wp="http://schemas.openxmlformats.org/drawingml/2006/wordprocessingDrawing" distT="0" distB="0" distL="0" distR="0">
-            <wp:extent cx="2952750" cy="5143500"/>
+            <wp:extent cx="3581400" cy="5676900"/>
             <wp:effectExtent l="0" t="0" r="0" b="0"/>
             <wp:docPr id="53" name="Mermaid diagram 53" descr="Mermaid diagram"/>
             <wp:cNvGraphicFramePr>
@@ -3276,15 +3238,15 @@
                     <pic:cNvPicPr/>
                   </pic:nvPicPr>
                   <pic:blipFill>
-                    <a:blip xmlns:r="http://schemas.openxmlformats.org/officeDocument/2006/relationships" r:embed="Rac093a24705b4b2e"/>
-                    <a:stretch>
-                      <a:fillRect/>
-                    </a:stretch>
-                  </pic:blipFill>
-                  <pic:spPr>
-                    <a:xfrm>
-                      <a:off x="0" y="0"/>
-                      <a:ext cx="2952750" cy="5143500"/>
+                    <a:blip xmlns:r="http://schemas.openxmlformats.org/officeDocument/2006/relationships" r:embed="R87dfc1f065b44ef4"/>
+                    <a:stretch>
+                      <a:fillRect/>
+                    </a:stretch>
+                  </pic:blipFill>
+                  <pic:spPr>
+                    <a:xfrm>
+                      <a:off x="0" y="0"/>
+                      <a:ext cx="3581400" cy="5676900"/>
                     </a:xfrm>
                     <a:prstGeom prst="rect">
                       <a:avLst/>
@@ -3322,7 +3284,7 @@
       <w:r>
         <w:drawing>
           <wp:inline xmlns:wp="http://schemas.openxmlformats.org/drawingml/2006/wordprocessingDrawing" distT="0" distB="0" distL="0" distR="0">
-            <wp:extent cx="2752725" cy="1695450"/>
+            <wp:extent cx="3286125" cy="1895475"/>
             <wp:effectExtent l="0" t="0" r="0" b="0"/>
             <wp:docPr id="54" name="Mermaid diagram 54" descr="Mermaid diagram"/>
             <wp:cNvGraphicFramePr>
@@ -3336,15 +3298,15 @@
                     <pic:cNvPicPr/>
                   </pic:nvPicPr>
                   <pic:blipFill>
-                    <a:blip xmlns:r="http://schemas.openxmlformats.org/officeDocument/2006/relationships" r:embed="R738672a2cdb4410e"/>
-                    <a:stretch>
-                      <a:fillRect/>
-                    </a:stretch>
-                  </pic:blipFill>
-                  <pic:spPr>
-                    <a:xfrm>
-                      <a:off x="0" y="0"/>
-                      <a:ext cx="2752725" cy="1695450"/>
+                    <a:blip xmlns:r="http://schemas.openxmlformats.org/officeDocument/2006/relationships" r:embed="Re63dc3ff9e394105"/>
+                    <a:stretch>
+                      <a:fillRect/>
+                    </a:stretch>
+                  </pic:blipFill>
+                  <pic:spPr>
+                    <a:xfrm>
+                      <a:off x="0" y="0"/>
+                      <a:ext cx="3286125" cy="1895475"/>
                     </a:xfrm>
                     <a:prstGeom prst="rect">
                       <a:avLst/>
@@ -3379,7 +3341,7 @@
       <w:r>
         <w:t xml:space="preserve"> against </w:t>
       </w:r>
-      <w:hyperlink xmlns:r="http://schemas.openxmlformats.org/officeDocument/2006/relationships" w:history="true" r:id="Re306d6d830464099">
+      <w:hyperlink xmlns:r="http://schemas.openxmlformats.org/officeDocument/2006/relationships" w:history="true" r:id="R2c92f77da34b459a">
         <w:r>
           <w:rPr>
             <w:rStyle w:val="Hyperlink"/>
@@ -3492,7 +3454,7 @@
       <w:r>
         <w:drawing>
           <wp:inline xmlns:wp="http://schemas.openxmlformats.org/drawingml/2006/wordprocessingDrawing" distT="0" distB="0" distL="0" distR="0">
-            <wp:extent cx="2752725" cy="914400"/>
+            <wp:extent cx="3286125" cy="1047750"/>
             <wp:effectExtent l="0" t="0" r="0" b="0"/>
             <wp:docPr id="55" name="Mermaid diagram 55" descr="Mermaid diagram"/>
             <wp:cNvGraphicFramePr>
@@ -3506,15 +3468,15 @@
                     <pic:cNvPicPr/>
                   </pic:nvPicPr>
                   <pic:blipFill>
-                    <a:blip xmlns:r="http://schemas.openxmlformats.org/officeDocument/2006/relationships" r:embed="R3f14f6aa48c346cb"/>
-                    <a:stretch>
-                      <a:fillRect/>
-                    </a:stretch>
-                  </pic:blipFill>
-                  <pic:spPr>
-                    <a:xfrm>
-                      <a:off x="0" y="0"/>
-                      <a:ext cx="2752725" cy="914400"/>
+                    <a:blip xmlns:r="http://schemas.openxmlformats.org/officeDocument/2006/relationships" r:embed="Ra09685db068a446e"/>
+                    <a:stretch>
+                      <a:fillRect/>
+                    </a:stretch>
+                  </pic:blipFill>
+                  <pic:spPr>
+                    <a:xfrm>
+                      <a:off x="0" y="0"/>
+                      <a:ext cx="3286125" cy="1047750"/>
                     </a:xfrm>
                     <a:prstGeom prst="rect">
                       <a:avLst/>
@@ -3552,7 +3514,7 @@
       <w:r>
         <w:drawing>
           <wp:inline xmlns:wp="http://schemas.openxmlformats.org/drawingml/2006/wordprocessingDrawing" distT="0" distB="0" distL="0" distR="0">
-            <wp:extent cx="5220000" cy="853697"/>
+            <wp:extent cx="5220000" cy="821459"/>
             <wp:effectExtent l="0" t="0" r="0" b="0"/>
             <wp:docPr id="56" name="Mermaid diagram 56" descr="Mermaid diagram"/>
             <wp:cNvGraphicFramePr>
@@ -3566,15 +3528,15 @@
                     <pic:cNvPicPr/>
                   </pic:nvPicPr>
                   <pic:blipFill>
-                    <a:blip xmlns:r="http://schemas.openxmlformats.org/officeDocument/2006/relationships" r:embed="Rc81101b93cae43c3"/>
-                    <a:stretch>
-                      <a:fillRect/>
-                    </a:stretch>
-                  </pic:blipFill>
-                  <pic:spPr>
-                    <a:xfrm>
-                      <a:off x="0" y="0"/>
-                      <a:ext cx="5220000" cy="853697"/>
+                    <a:blip xmlns:r="http://schemas.openxmlformats.org/officeDocument/2006/relationships" r:embed="R6940f51fd94347e8"/>
+                    <a:stretch>
+                      <a:fillRect/>
+                    </a:stretch>
+                  </pic:blipFill>
+                  <pic:spPr>
+                    <a:xfrm>
+                      <a:off x="0" y="0"/>
+                      <a:ext cx="5220000" cy="821459"/>
                     </a:xfrm>
                     <a:prstGeom prst="rect">
                       <a:avLst/>
@@ -3612,7 +3574,7 @@
       <w:r>
         <w:drawing>
           <wp:inline xmlns:wp="http://schemas.openxmlformats.org/drawingml/2006/wordprocessingDrawing" distT="0" distB="0" distL="0" distR="0">
-            <wp:extent cx="2019300" cy="3009900"/>
+            <wp:extent cx="2286000" cy="3409950"/>
             <wp:effectExtent l="0" t="0" r="0" b="0"/>
             <wp:docPr id="57" name="Mermaid diagram 57" descr="Mermaid diagram"/>
             <wp:cNvGraphicFramePr>
@@ -3626,15 +3588,15 @@
                     <pic:cNvPicPr/>
                   </pic:nvPicPr>
                   <pic:blipFill>
-                    <a:blip xmlns:r="http://schemas.openxmlformats.org/officeDocument/2006/relationships" r:embed="R60397fba8b4646bf"/>
-                    <a:stretch>
-                      <a:fillRect/>
-                    </a:stretch>
-                  </pic:blipFill>
-                  <pic:spPr>
-                    <a:xfrm>
-                      <a:off x="0" y="0"/>
-                      <a:ext cx="2019300" cy="3009900"/>
+                    <a:blip xmlns:r="http://schemas.openxmlformats.org/officeDocument/2006/relationships" r:embed="R8029d4333e8444d6"/>
+                    <a:stretch>
+                      <a:fillRect/>
+                    </a:stretch>
+                  </pic:blipFill>
+                  <pic:spPr>
+                    <a:xfrm>
+                      <a:off x="0" y="0"/>
+                      <a:ext cx="2286000" cy="3409950"/>
                     </a:xfrm>
                     <a:prstGeom prst="rect">
                       <a:avLst/>
@@ -3663,7 +3625,7 @@
       <w:r>
         <w:drawing>
           <wp:inline xmlns:wp="http://schemas.openxmlformats.org/drawingml/2006/wordprocessingDrawing" distT="0" distB="0" distL="0" distR="0">
-            <wp:extent cx="1704975" cy="2933700"/>
+            <wp:extent cx="2124075" cy="4057650"/>
             <wp:effectExtent l="0" t="0" r="0" b="0"/>
             <wp:docPr id="58" name="Mermaid diagram 58" descr="Mermaid diagram"/>
             <wp:cNvGraphicFramePr>
@@ -3677,15 +3639,15 @@
                     <pic:cNvPicPr/>
                   </pic:nvPicPr>
                   <pic:blipFill>
-                    <a:blip xmlns:r="http://schemas.openxmlformats.org/officeDocument/2006/relationships" r:embed="Rdc62672ace6d4c2b"/>
-                    <a:stretch>
-                      <a:fillRect/>
-                    </a:stretch>
-                  </pic:blipFill>
-                  <pic:spPr>
-                    <a:xfrm>
-                      <a:off x="0" y="0"/>
-                      <a:ext cx="1704975" cy="2933700"/>
+                    <a:blip xmlns:r="http://schemas.openxmlformats.org/officeDocument/2006/relationships" r:embed="Rbdae5840a21a4540"/>
+                    <a:stretch>
+                      <a:fillRect/>
+                    </a:stretch>
+                  </pic:blipFill>
+                  <pic:spPr>
+                    <a:xfrm>
+                      <a:off x="0" y="0"/>
+                      <a:ext cx="2124075" cy="4057650"/>
                     </a:xfrm>
                     <a:prstGeom prst="rect">
                       <a:avLst/>
@@ -3733,7 +3695,7 @@
       <w:r>
         <w:drawing>
           <wp:inline xmlns:wp="http://schemas.openxmlformats.org/drawingml/2006/wordprocessingDrawing" distT="0" distB="0" distL="0" distR="0">
-            <wp:extent cx="4160590" cy="6480000"/>
+            <wp:extent cx="4221320" cy="6480000"/>
             <wp:effectExtent l="0" t="0" r="0" b="0"/>
             <wp:docPr id="59" name="Mermaid diagram 59" descr="Mermaid diagram"/>
             <wp:cNvGraphicFramePr>
@@ -3747,15 +3709,15 @@
                     <pic:cNvPicPr/>
                   </pic:nvPicPr>
                   <pic:blipFill>
-                    <a:blip xmlns:r="http://schemas.openxmlformats.org/officeDocument/2006/relationships" r:embed="R8c94a19b7be74999"/>
-                    <a:stretch>
-                      <a:fillRect/>
-                    </a:stretch>
-                  </pic:blipFill>
-                  <pic:spPr>
-                    <a:xfrm>
-                      <a:off x="0" y="0"/>
-                      <a:ext cx="4160590" cy="6480000"/>
+                    <a:blip xmlns:r="http://schemas.openxmlformats.org/officeDocument/2006/relationships" r:embed="R04fd3b9923b54430"/>
+                    <a:stretch>
+                      <a:fillRect/>
+                    </a:stretch>
+                  </pic:blipFill>
+                  <pic:spPr>
+                    <a:xfrm>
+                      <a:off x="0" y="0"/>
+                      <a:ext cx="4221320" cy="6480000"/>
                     </a:xfrm>
                     <a:prstGeom prst="rect">
                       <a:avLst/>
@@ -3784,7 +3746,7 @@
       <w:r>
         <w:drawing>
           <wp:inline xmlns:wp="http://schemas.openxmlformats.org/drawingml/2006/wordprocessingDrawing" distT="0" distB="0" distL="0" distR="0">
-            <wp:extent cx="3519547" cy="6480000"/>
+            <wp:extent cx="3669498" cy="6480000"/>
             <wp:effectExtent l="0" t="0" r="0" b="0"/>
             <wp:docPr id="60" name="Mermaid diagram 60" descr="Mermaid diagram"/>
             <wp:cNvGraphicFramePr>
@@ -3798,15 +3760,15 @@
                     <pic:cNvPicPr/>
                   </pic:nvPicPr>
                   <pic:blipFill>
-                    <a:blip xmlns:r="http://schemas.openxmlformats.org/officeDocument/2006/relationships" r:embed="R2e5fe9975e19471d"/>
-                    <a:stretch>
-                      <a:fillRect/>
-                    </a:stretch>
-                  </pic:blipFill>
-                  <pic:spPr>
-                    <a:xfrm>
-                      <a:off x="0" y="0"/>
-                      <a:ext cx="3519547" cy="6480000"/>
+                    <a:blip xmlns:r="http://schemas.openxmlformats.org/officeDocument/2006/relationships" r:embed="R14866170b9294593"/>
+                    <a:stretch>
+                      <a:fillRect/>
+                    </a:stretch>
+                  </pic:blipFill>
+                  <pic:spPr>
+                    <a:xfrm>
+                      <a:off x="0" y="0"/>
+                      <a:ext cx="3669498" cy="6480000"/>
                     </a:xfrm>
                     <a:prstGeom prst="rect">
                       <a:avLst/>
@@ -3835,7 +3797,7 @@
       <w:r>
         <w:drawing>
           <wp:inline xmlns:wp="http://schemas.openxmlformats.org/drawingml/2006/wordprocessingDrawing" distT="0" distB="0" distL="0" distR="0">
-            <wp:extent cx="5220000" cy="2532304"/>
+            <wp:extent cx="5220000" cy="1104728"/>
             <wp:effectExtent l="0" t="0" r="0" b="0"/>
             <wp:docPr id="61" name="Mermaid diagram 61" descr="Mermaid diagram"/>
             <wp:cNvGraphicFramePr>
@@ -3849,15 +3811,15 @@
                     <pic:cNvPicPr/>
                   </pic:nvPicPr>
                   <pic:blipFill>
-                    <a:blip xmlns:r="http://schemas.openxmlformats.org/officeDocument/2006/relationships" r:embed="R7748f408ac154799"/>
-                    <a:stretch>
-                      <a:fillRect/>
-                    </a:stretch>
-                  </pic:blipFill>
-                  <pic:spPr>
-                    <a:xfrm>
-                      <a:off x="0" y="0"/>
-                      <a:ext cx="5220000" cy="2532304"/>
+                    <a:blip xmlns:r="http://schemas.openxmlformats.org/officeDocument/2006/relationships" r:embed="R1837bb36ba1f493f"/>
+                    <a:stretch>
+                      <a:fillRect/>
+                    </a:stretch>
+                  </pic:blipFill>
+                  <pic:spPr>
+                    <a:xfrm>
+                      <a:off x="0" y="0"/>
+                      <a:ext cx="5220000" cy="1104728"/>
                     </a:xfrm>
                     <a:prstGeom prst="rect">
                       <a:avLst/>
@@ -3886,7 +3848,1657 @@
         <w:pStyle w:val="Heading2"/>
       </w:pPr>
       <w:r>
-        <w:t xml:space="preserve">Scenario index</w:t>
+        <w:t xml:space="preserve">Level 10 — Recognition axes (Naiad contract)</w:t>
+      </w:r>
+    </w:p>
+    <w:p>
+      <w:pPr>
+        <w:pStyle w:val="Normal"/>
+      </w:pPr>
+      <w:r>
+        <w:t xml:space="preserve">Axes called out in </w:t>
+      </w:r>
+      <w:r>
+        <w:rPr>
+          <w:rStyle w:val="MdInlineCode"/>
+        </w:rPr>
+        <w:t xml:space="preserve">spec.md</w:t>
+      </w:r>
+      <w:r>
+        <w:t xml:space="preserve"> §3–§10 and §5.3 (coverage gaps). Each block should parse into explicit nodes, edges, groups, styles, and diagnostics—not be recognised only by visual similarity to an older scenario id.</w:t>
+      </w:r>
+    </w:p>
+    <w:p>
+      <w:pPr>
+        <w:pStyle w:val="Heading3"/>
+      </w:pPr>
+      <w:r>
+        <w:t xml:space="preserve">F61 — Grouped vertex expansion (</w:t>
+      </w:r>
+      <w:r>
+        <w:rPr>
+          <w:rStyle w:val="MdInlineCode"/>
+        </w:rPr>
+        <w:t xml:space="preserve">&amp;</w:t>
+      </w:r>
+      <w:r>
+        <w:t xml:space="preserve">)</w:t>
+      </w:r>
+    </w:p>
+    <w:p>
+      <w:pPr>
+        <w:pStyle w:val="Normal"/>
+      </w:pPr>
+      <w:r>
+        <w:t xml:space="preserve">Expands </w:t>
+      </w:r>
+      <w:r>
+        <w:rPr>
+          <w:rStyle w:val="MdInlineCode"/>
+        </w:rPr>
+        <w:t xml:space="preserve">A &amp; B --&gt; C &amp; D</w:t>
+      </w:r>
+      <w:r>
+        <w:t xml:space="preserve"> to four edges (complete bipartite 2×2). In TB layout, Naiad routes </w:t>
+      </w:r>
+      <w:r>
+        <w:rPr>
+          <w:b/>
+        </w:rPr>
+        <w:t xml:space="preserve">same-column</w:t>
+      </w:r>
+      <w:r>
+        <w:t xml:space="preserve"> pairs (</w:t>
+      </w:r>
+      <w:r>
+        <w:rPr>
+          <w:rStyle w:val="MdInlineCode"/>
+        </w:rPr>
+        <w:t xml:space="preserve">A→C</w:t>
+      </w:r>
+      <w:r>
+        <w:t xml:space="preserve">, </w:t>
+      </w:r>
+      <w:r>
+        <w:rPr>
+          <w:rStyle w:val="MdInlineCode"/>
+        </w:rPr>
+        <w:t xml:space="preserve">B→D</w:t>
+      </w:r>
+      <w:r>
+        <w:t xml:space="preserve">) as vertical drops from the </w:t>
+      </w:r>
+      <w:r>
+        <w:rPr>
+          <w:b/>
+        </w:rPr>
+        <w:t xml:space="preserve">bottom-centre</w:t>
+      </w:r>
+      <w:r>
+        <w:t xml:space="preserve"> of the source to the </w:t>
+      </w:r>
+      <w:r>
+        <w:rPr>
+          <w:b/>
+        </w:rPr>
+        <w:t xml:space="preserve">top-centre</w:t>
+      </w:r>
+      <w:r>
+        <w:t xml:space="preserve"> of the target. </w:t>
+      </w:r>
+      <w:r>
+        <w:rPr>
+          <w:b/>
+        </w:rPr>
+        <w:t xml:space="preserve">Cross-column</w:t>
+      </w:r>
+      <w:r>
+        <w:t xml:space="preserve"> pairs (</w:t>
+      </w:r>
+      <w:r>
+        <w:rPr>
+          <w:rStyle w:val="MdInlineCode"/>
+        </w:rPr>
+        <w:t xml:space="preserve">A→D</w:t>
+      </w:r>
+      <w:r>
+        <w:t xml:space="preserve">, </w:t>
+      </w:r>
+      <w:r>
+        <w:rPr>
+          <w:rStyle w:val="MdInlineCode"/>
+        </w:rPr>
+        <w:t xml:space="preserve">B→C</w:t>
+      </w:r>
+      <w:r>
+        <w:t xml:space="preserve">) use </w:t>
+      </w:r>
+      <w:r>
+        <w:rPr>
+          <w:b/>
+        </w:rPr>
+        <w:t xml:space="preserve">straight</w:t>
+      </w:r>
+      <w:r>
+        <w:t xml:space="preserve"> diagonals from the </w:t>
+      </w:r>
+      <w:r>
+        <w:rPr>
+          <w:b/>
+        </w:rPr>
+        <w:t xml:space="preserve">SE</w:t>
+      </w:r>
+      <w:r>
+        <w:t xml:space="preserve"> corner of the source to the </w:t>
+      </w:r>
+      <w:r>
+        <w:rPr>
+          <w:b/>
+        </w:rPr>
+        <w:t xml:space="preserve">NW</w:t>
+      </w:r>
+      <w:r>
+        <w:t xml:space="preserve"> corner of the target, and from the </w:t>
+      </w:r>
+      <w:r>
+        <w:rPr>
+          <w:b/>
+        </w:rPr>
+        <w:t xml:space="preserve">SW</w:t>
+      </w:r>
+      <w:r>
+        <w:t xml:space="preserve"> corner to the </w:t>
+      </w:r>
+      <w:r>
+        <w:rPr>
+          <w:b/>
+        </w:rPr>
+        <w:t xml:space="preserve">NE</w:t>
+      </w:r>
+      <w:r>
+        <w:t xml:space="preserve"> corner respectively.</w:t>
+      </w:r>
+    </w:p>
+    <w:p>
+      <w:pPr>
+        <w:pStyle w:val="Normal"/>
+        <w:jc w:val="center"/>
+      </w:pPr>
+      <w:r>
+        <w:drawing>
+          <wp:inline xmlns:wp="http://schemas.openxmlformats.org/drawingml/2006/wordprocessingDrawing" distT="0" distB="0" distL="0" distR="0">
+            <wp:extent cx="3286125" cy="2190750"/>
+            <wp:effectExtent l="0" t="0" r="0" b="0"/>
+            <wp:docPr id="62" name="Mermaid diagram 62" descr="Mermaid diagram"/>
+            <wp:cNvGraphicFramePr>
+              <a:graphicFrameLocks xmlns:a="http://schemas.openxmlformats.org/drawingml/2006/main" noChangeAspect="1"/>
+            </wp:cNvGraphicFramePr>
+            <a:graphic xmlns:a="http://schemas.openxmlformats.org/drawingml/2006/main">
+              <a:graphicData uri="http://schemas.openxmlformats.org/drawingml/2006/picture">
+                <pic:pic xmlns:pic="http://schemas.openxmlformats.org/drawingml/2006/picture">
+                  <pic:nvPicPr>
+                    <pic:cNvPr id="0" name="Mermaid diagram.png" descr="Mermaid diagram"/>
+                    <pic:cNvPicPr/>
+                  </pic:nvPicPr>
+                  <pic:blipFill>
+                    <a:blip xmlns:r="http://schemas.openxmlformats.org/officeDocument/2006/relationships" r:embed="R26d706e1682641c0"/>
+                    <a:stretch>
+                      <a:fillRect/>
+                    </a:stretch>
+                  </pic:blipFill>
+                  <pic:spPr>
+                    <a:xfrm>
+                      <a:off x="0" y="0"/>
+                      <a:ext cx="3286125" cy="2190750"/>
+                    </a:xfrm>
+                    <a:prstGeom prst="rect">
+                      <a:avLst/>
+                    </a:prstGeom>
+                  </pic:spPr>
+                </pic:pic>
+              </a:graphicData>
+            </a:graphic>
+          </wp:inline>
+        </w:drawing>
+      </w:r>
+    </w:p>
+    <w:p>
+      <w:pPr>
+        <w:pStyle w:val="Heading3"/>
+      </w:pPr>
+      <w:r>
+        <w:t xml:space="preserve">F62 — Chained links plus ampersand grouping</w:t>
+      </w:r>
+    </w:p>
+    <w:p>
+      <w:pPr>
+        <w:pStyle w:val="Normal"/>
+        <w:jc w:val="center"/>
+      </w:pPr>
+      <w:r>
+        <w:drawing>
+          <wp:inline xmlns:wp="http://schemas.openxmlformats.org/drawingml/2006/wordprocessingDrawing" distT="0" distB="0" distL="0" distR="0">
+            <wp:extent cx="4972050" cy="2190750"/>
+            <wp:effectExtent l="0" t="0" r="0" b="0"/>
+            <wp:docPr id="63" name="Mermaid diagram 63" descr="Mermaid diagram"/>
+            <wp:cNvGraphicFramePr>
+              <a:graphicFrameLocks xmlns:a="http://schemas.openxmlformats.org/drawingml/2006/main" noChangeAspect="1"/>
+            </wp:cNvGraphicFramePr>
+            <a:graphic xmlns:a="http://schemas.openxmlformats.org/drawingml/2006/main">
+              <a:graphicData uri="http://schemas.openxmlformats.org/drawingml/2006/picture">
+                <pic:pic xmlns:pic="http://schemas.openxmlformats.org/drawingml/2006/picture">
+                  <pic:nvPicPr>
+                    <pic:cNvPr id="0" name="Mermaid diagram.png" descr="Mermaid diagram"/>
+                    <pic:cNvPicPr/>
+                  </pic:nvPicPr>
+                  <pic:blipFill>
+                    <a:blip xmlns:r="http://schemas.openxmlformats.org/officeDocument/2006/relationships" r:embed="R9cd59dd5cbe34714"/>
+                    <a:stretch>
+                      <a:fillRect/>
+                    </a:stretch>
+                  </pic:blipFill>
+                  <pic:spPr>
+                    <a:xfrm>
+                      <a:off x="0" y="0"/>
+                      <a:ext cx="4972050" cy="2190750"/>
+                    </a:xfrm>
+                    <a:prstGeom prst="rect">
+                      <a:avLst/>
+                    </a:prstGeom>
+                  </pic:spPr>
+                </pic:pic>
+              </a:graphicData>
+            </a:graphic>
+          </wp:inline>
+        </w:drawing>
+      </w:r>
+    </w:p>
+    <w:p>
+      <w:pPr>
+        <w:pStyle w:val="Heading3"/>
+      </w:pPr>
+      <w:r>
+        <w:t xml:space="preserve">F63 — User-defined edge id (</w:t>
+      </w:r>
+      <w:r>
+        <w:rPr>
+          <w:rStyle w:val="MdInlineCode"/>
+        </w:rPr>
+        <w:t xml:space="preserve">e1@--&gt;</w:t>
+      </w:r>
+      <w:r>
+        <w:t xml:space="preserve">)</w:t>
+      </w:r>
+    </w:p>
+    <w:p>
+      <w:pPr>
+        <w:pStyle w:val="Normal"/>
+        <w:jc w:val="center"/>
+      </w:pPr>
+      <w:r>
+        <w:drawing>
+          <wp:inline xmlns:wp="http://schemas.openxmlformats.org/drawingml/2006/wordprocessingDrawing" distT="0" distB="0" distL="0" distR="0">
+            <wp:extent cx="4972050" cy="1047750"/>
+            <wp:effectExtent l="0" t="0" r="0" b="0"/>
+            <wp:docPr id="64" name="Mermaid diagram 64" descr="Mermaid diagram"/>
+            <wp:cNvGraphicFramePr>
+              <a:graphicFrameLocks xmlns:a="http://schemas.openxmlformats.org/drawingml/2006/main" noChangeAspect="1"/>
+            </wp:cNvGraphicFramePr>
+            <a:graphic xmlns:a="http://schemas.openxmlformats.org/drawingml/2006/main">
+              <a:graphicData uri="http://schemas.openxmlformats.org/drawingml/2006/picture">
+                <pic:pic xmlns:pic="http://schemas.openxmlformats.org/drawingml/2006/picture">
+                  <pic:nvPicPr>
+                    <pic:cNvPr id="0" name="Mermaid diagram.png" descr="Mermaid diagram"/>
+                    <pic:cNvPicPr/>
+                  </pic:nvPicPr>
+                  <pic:blipFill>
+                    <a:blip xmlns:r="http://schemas.openxmlformats.org/officeDocument/2006/relationships" r:embed="R5e63907401d846c8"/>
+                    <a:stretch>
+                      <a:fillRect/>
+                    </a:stretch>
+                  </pic:blipFill>
+                  <pic:spPr>
+                    <a:xfrm>
+                      <a:off x="0" y="0"/>
+                      <a:ext cx="4972050" cy="1047750"/>
+                    </a:xfrm>
+                    <a:prstGeom prst="rect">
+                      <a:avLst/>
+                    </a:prstGeom>
+                  </pic:spPr>
+                </pic:pic>
+              </a:graphicData>
+            </a:graphic>
+          </wp:inline>
+        </w:drawing>
+      </w:r>
+    </w:p>
+    <w:p>
+      <w:pPr>
+        <w:pStyle w:val="Heading3"/>
+      </w:pPr>
+      <w:r>
+        <w:t xml:space="preserve">F64 — Edge id with metadata (`e1@</w:t>
+      </w:r>
+    </w:p>
+    <w:p>
+      <w:pPr>
+        <w:pStyle w:val="Normal"/>
+        <w:jc w:val="center"/>
+      </w:pPr>
+      <w:r>
+        <w:drawing>
+          <wp:inline xmlns:wp="http://schemas.openxmlformats.org/drawingml/2006/wordprocessingDrawing" distT="0" distB="0" distL="0" distR="0">
+            <wp:extent cx="3286125" cy="1047750"/>
+            <wp:effectExtent l="0" t="0" r="0" b="0"/>
+            <wp:docPr id="65" name="Mermaid diagram 65" descr="Mermaid diagram"/>
+            <wp:cNvGraphicFramePr>
+              <a:graphicFrameLocks xmlns:a="http://schemas.openxmlformats.org/drawingml/2006/main" noChangeAspect="1"/>
+            </wp:cNvGraphicFramePr>
+            <a:graphic xmlns:a="http://schemas.openxmlformats.org/drawingml/2006/main">
+              <a:graphicData uri="http://schemas.openxmlformats.org/drawingml/2006/picture">
+                <pic:pic xmlns:pic="http://schemas.openxmlformats.org/drawingml/2006/picture">
+                  <pic:nvPicPr>
+                    <pic:cNvPr id="0" name="Mermaid diagram.png" descr="Mermaid diagram"/>
+                    <pic:cNvPicPr/>
+                  </pic:nvPicPr>
+                  <pic:blipFill>
+                    <a:blip xmlns:r="http://schemas.openxmlformats.org/officeDocument/2006/relationships" r:embed="Rf3fa91e1b78a4c6b"/>
+                    <a:stretch>
+                      <a:fillRect/>
+                    </a:stretch>
+                  </pic:blipFill>
+                  <pic:spPr>
+                    <a:xfrm>
+                      <a:off x="0" y="0"/>
+                      <a:ext cx="3286125" cy="1047750"/>
+                    </a:xfrm>
+                    <a:prstGeom prst="rect">
+                      <a:avLst/>
+                    </a:prstGeom>
+                  </pic:spPr>
+                </pic:pic>
+              </a:graphicData>
+            </a:graphic>
+          </wp:inline>
+        </w:drawing>
+      </w:r>
+    </w:p>
+    <w:p>
+      <w:pPr>
+        <w:pStyle w:val="Heading3"/>
+      </w:pPr>
+      <w:r>
+        <w:t xml:space="preserve">F65 — Metadata shape catalogue (smoke)</w:t>
+      </w:r>
+    </w:p>
+    <w:p>
+      <w:pPr>
+        <w:pStyle w:val="Normal"/>
+        <w:jc w:val="center"/>
+      </w:pPr>
+      <w:r>
+        <w:rPr>
+          <w:b/>
+        </w:rPr>
+        <w:t xml:space="preserve">[Mermaid diagram not rendered] </w:t>
+      </w:r>
+      <w:r>
+        <w:t xml:space="preserve">Mermaid render failed: Unknown diagram type in: %% flowchart LR
+</w:t>
+      </w:r>
+      <w:r>
+        <w:br/>
+      </w:r>
+      <w:r>
+        <w:rPr>
+          <w:rFonts w:ascii="Consolas" w:hAnsi="Consolas"/>
+          <w:noProof/>
+        </w:rPr>
+        <w:t xml:space="preserve">%% flowchart LR</w:t>
+        <w:br/>
+        <w:t xml:space="preserve">%% Doc@{ shape: doc }[Document]</w:t>
+        <w:br/>
+        <w:t xml:space="preserve">%% Hex@{ shape: hex }[Hexagon]</w:t>
+        <w:br/>
+        <w:t xml:space="preserve">%% Lean@{ shape: lean-r }[Lean right]</w:t>
+      </w:r>
+    </w:p>
+    <w:p>
+      <w:pPr>
+        <w:pStyle w:val="Heading3"/>
+      </w:pPr>
+      <w:r>
+        <w:t xml:space="preserve">F66 — Metadata label override on vertex</w:t>
+      </w:r>
+    </w:p>
+    <w:p>
+      <w:pPr>
+        <w:pStyle w:val="Normal"/>
+        <w:jc w:val="center"/>
+      </w:pPr>
+      <w:r>
+        <w:drawing>
+          <wp:inline xmlns:wp="http://schemas.openxmlformats.org/drawingml/2006/wordprocessingDrawing" distT="0" distB="0" distL="0" distR="0">
+            <wp:extent cx="2047875" cy="2190750"/>
+            <wp:effectExtent l="0" t="0" r="0" b="0"/>
+            <wp:docPr id="66" name="Mermaid diagram 66" descr="Mermaid diagram"/>
+            <wp:cNvGraphicFramePr>
+              <a:graphicFrameLocks xmlns:a="http://schemas.openxmlformats.org/drawingml/2006/main" noChangeAspect="1"/>
+            </wp:cNvGraphicFramePr>
+            <a:graphic xmlns:a="http://schemas.openxmlformats.org/drawingml/2006/main">
+              <a:graphicData uri="http://schemas.openxmlformats.org/drawingml/2006/picture">
+                <pic:pic xmlns:pic="http://schemas.openxmlformats.org/drawingml/2006/picture">
+                  <pic:nvPicPr>
+                    <pic:cNvPr id="0" name="Mermaid diagram.png" descr="Mermaid diagram"/>
+                    <pic:cNvPicPr/>
+                  </pic:nvPicPr>
+                  <pic:blipFill>
+                    <a:blip xmlns:r="http://schemas.openxmlformats.org/officeDocument/2006/relationships" r:embed="R49ae5b8c7ff842a4"/>
+                    <a:stretch>
+                      <a:fillRect/>
+                    </a:stretch>
+                  </pic:blipFill>
+                  <pic:spPr>
+                    <a:xfrm>
+                      <a:off x="0" y="0"/>
+                      <a:ext cx="2047875" cy="2190750"/>
+                    </a:xfrm>
+                    <a:prstGeom prst="rect">
+                      <a:avLst/>
+                    </a:prstGeom>
+                  </pic:spPr>
+                </pic:pic>
+              </a:graphicData>
+            </a:graphic>
+          </wp:inline>
+        </w:drawing>
+      </w:r>
+    </w:p>
+    <w:p>
+      <w:pPr>
+        <w:pStyle w:val="Heading3"/>
+      </w:pPr>
+      <w:r>
+        <w:t xml:space="preserve">F67 — Invisible edge (</w:t>
+      </w:r>
+      <w:r>
+        <w:rPr>
+          <w:rStyle w:val="MdInlineCode"/>
+        </w:rPr>
+        <w:t xml:space="preserve">~~~</w:t>
+      </w:r>
+      <w:r>
+        <w:t xml:space="preserve">)</w:t>
+      </w:r>
+    </w:p>
+    <w:p>
+      <w:pPr>
+        <w:pStyle w:val="Normal"/>
+        <w:jc w:val="center"/>
+      </w:pPr>
+      <w:r>
+        <w:drawing>
+          <wp:inline xmlns:wp="http://schemas.openxmlformats.org/drawingml/2006/wordprocessingDrawing" distT="0" distB="0" distL="0" distR="0">
+            <wp:extent cx="5220000" cy="923151"/>
+            <wp:effectExtent l="0" t="0" r="0" b="0"/>
+            <wp:docPr id="67" name="Mermaid diagram 67" descr="Mermaid diagram"/>
+            <wp:cNvGraphicFramePr>
+              <a:graphicFrameLocks xmlns:a="http://schemas.openxmlformats.org/drawingml/2006/main" noChangeAspect="1"/>
+            </wp:cNvGraphicFramePr>
+            <a:graphic xmlns:a="http://schemas.openxmlformats.org/drawingml/2006/main">
+              <a:graphicData uri="http://schemas.openxmlformats.org/drawingml/2006/picture">
+                <pic:pic xmlns:pic="http://schemas.openxmlformats.org/drawingml/2006/picture">
+                  <pic:nvPicPr>
+                    <pic:cNvPr id="0" name="Mermaid diagram.png" descr="Mermaid diagram"/>
+                    <pic:cNvPicPr/>
+                  </pic:nvPicPr>
+                  <pic:blipFill>
+                    <a:blip xmlns:r="http://schemas.openxmlformats.org/officeDocument/2006/relationships" r:embed="R77fbd09fa2064266"/>
+                    <a:stretch>
+                      <a:fillRect/>
+                    </a:stretch>
+                  </pic:blipFill>
+                  <pic:spPr>
+                    <a:xfrm>
+                      <a:off x="0" y="0"/>
+                      <a:ext cx="5220000" cy="923151"/>
+                    </a:xfrm>
+                    <a:prstGeom prst="rect">
+                      <a:avLst/>
+                    </a:prstGeom>
+                  </pic:spPr>
+                </pic:pic>
+              </a:graphicData>
+            </a:graphic>
+          </wp:inline>
+        </w:drawing>
+      </w:r>
+    </w:p>
+    <w:p>
+      <w:pPr>
+        <w:pStyle w:val="Heading3"/>
+      </w:pPr>
+      <w:r>
+        <w:t xml:space="preserve">F68 — </w:t>
+      </w:r>
+      <w:r>
+        <w:rPr>
+          <w:rStyle w:val="MdInlineCode"/>
+        </w:rPr>
+        <w:t xml:space="preserve">linkStyle default</w:t>
+      </w:r>
+      <w:r>
+        <w:t xml:space="preserve"> (all edges)</w:t>
+      </w:r>
+    </w:p>
+    <w:p>
+      <w:pPr>
+        <w:pStyle w:val="Normal"/>
+        <w:jc w:val="center"/>
+      </w:pPr>
+      <w:r>
+        <w:drawing>
+          <wp:inline xmlns:wp="http://schemas.openxmlformats.org/drawingml/2006/wordprocessingDrawing" distT="0" distB="0" distL="0" distR="0">
+            <wp:extent cx="4972050" cy="1047750"/>
+            <wp:effectExtent l="0" t="0" r="0" b="0"/>
+            <wp:docPr id="68" name="Mermaid diagram 68" descr="Mermaid diagram"/>
+            <wp:cNvGraphicFramePr>
+              <a:graphicFrameLocks xmlns:a="http://schemas.openxmlformats.org/drawingml/2006/main" noChangeAspect="1"/>
+            </wp:cNvGraphicFramePr>
+            <a:graphic xmlns:a="http://schemas.openxmlformats.org/drawingml/2006/main">
+              <a:graphicData uri="http://schemas.openxmlformats.org/drawingml/2006/picture">
+                <pic:pic xmlns:pic="http://schemas.openxmlformats.org/drawingml/2006/picture">
+                  <pic:nvPicPr>
+                    <pic:cNvPr id="0" name="Mermaid diagram.png" descr="Mermaid diagram"/>
+                    <pic:cNvPicPr/>
+                  </pic:nvPicPr>
+                  <pic:blipFill>
+                    <a:blip xmlns:r="http://schemas.openxmlformats.org/officeDocument/2006/relationships" r:embed="R2311e11c34984e51"/>
+                    <a:stretch>
+                      <a:fillRect/>
+                    </a:stretch>
+                  </pic:blipFill>
+                  <pic:spPr>
+                    <a:xfrm>
+                      <a:off x="0" y="0"/>
+                      <a:ext cx="4972050" cy="1047750"/>
+                    </a:xfrm>
+                    <a:prstGeom prst="rect">
+                      <a:avLst/>
+                    </a:prstGeom>
+                  </pic:spPr>
+                </pic:pic>
+              </a:graphicData>
+            </a:graphic>
+          </wp:inline>
+        </w:drawing>
+      </w:r>
+    </w:p>
+    <w:p>
+      <w:pPr>
+        <w:pStyle w:val="Heading3"/>
+      </w:pPr>
+      <w:r>
+        <w:t xml:space="preserve">F69 — </w:t>
+      </w:r>
+      <w:r>
+        <w:rPr>
+          <w:rStyle w:val="MdInlineCode"/>
+        </w:rPr>
+        <w:t xml:space="preserve">linkStyle default interpolate</w:t>
+      </w:r>
+      <w:r>
+        <w:t xml:space="preserve"> (curve axis)</w:t>
+      </w:r>
+    </w:p>
+    <w:p>
+      <w:pPr>
+        <w:pStyle w:val="Normal"/>
+        <w:jc w:val="center"/>
+      </w:pPr>
+      <w:r>
+        <w:drawing>
+          <wp:inline xmlns:wp="http://schemas.openxmlformats.org/drawingml/2006/wordprocessingDrawing" distT="0" distB="0" distL="0" distR="0">
+            <wp:extent cx="4972050" cy="1047750"/>
+            <wp:effectExtent l="0" t="0" r="0" b="0"/>
+            <wp:docPr id="69" name="Mermaid diagram 69" descr="Mermaid diagram"/>
+            <wp:cNvGraphicFramePr>
+              <a:graphicFrameLocks xmlns:a="http://schemas.openxmlformats.org/drawingml/2006/main" noChangeAspect="1"/>
+            </wp:cNvGraphicFramePr>
+            <a:graphic xmlns:a="http://schemas.openxmlformats.org/drawingml/2006/main">
+              <a:graphicData uri="http://schemas.openxmlformats.org/drawingml/2006/picture">
+                <pic:pic xmlns:pic="http://schemas.openxmlformats.org/drawingml/2006/picture">
+                  <pic:nvPicPr>
+                    <pic:cNvPr id="0" name="Mermaid diagram.png" descr="Mermaid diagram"/>
+                    <pic:cNvPicPr/>
+                  </pic:nvPicPr>
+                  <pic:blipFill>
+                    <a:blip xmlns:r="http://schemas.openxmlformats.org/officeDocument/2006/relationships" r:embed="Rf473c95e38514b21"/>
+                    <a:stretch>
+                      <a:fillRect/>
+                    </a:stretch>
+                  </pic:blipFill>
+                  <pic:spPr>
+                    <a:xfrm>
+                      <a:off x="0" y="0"/>
+                      <a:ext cx="4972050" cy="1047750"/>
+                    </a:xfrm>
+                    <a:prstGeom prst="rect">
+                      <a:avLst/>
+                    </a:prstGeom>
+                  </pic:spPr>
+                </pic:pic>
+              </a:graphicData>
+            </a:graphic>
+          </wp:inline>
+        </w:drawing>
+      </w:r>
+    </w:p>
+    <w:p>
+      <w:pPr>
+        <w:pStyle w:val="Heading3"/>
+      </w:pPr>
+      <w:r>
+        <w:t xml:space="preserve">F70 — Comments and semicolon statement boundaries</w:t>
+      </w:r>
+    </w:p>
+    <w:p>
+      <w:pPr>
+        <w:pStyle w:val="Normal"/>
+        <w:jc w:val="center"/>
+      </w:pPr>
+      <w:r>
+        <w:rPr>
+          <w:b/>
+        </w:rPr>
+        <w:t xml:space="preserve">[Mermaid diagram not rendered] </w:t>
+      </w:r>
+      <w:r>
+        <w:t xml:space="preserve">Mermaid render failed: Unknown diagram type in: %% flowchart TD
+</w:t>
+      </w:r>
+      <w:r>
+        <w:br/>
+      </w:r>
+      <w:r>
+        <w:rPr>
+          <w:rFonts w:ascii="Consolas" w:hAnsi="Consolas"/>
+          <w:noProof/>
+        </w:rPr>
+        <w:t xml:space="preserve">%% flowchart TD</w:t>
+        <w:br/>
+        <w:t xml:space="preserve">%% %% ingress lane</w:t>
+        <w:br/>
+        <w:t xml:space="preserve">%% A[Receive]; --&gt; B[Validate] %% hand-off</w:t>
+        <w:br/>
+        <w:t xml:space="preserve">%% B --&gt; C[Store]</w:t>
+      </w:r>
+    </w:p>
+    <w:p>
+      <w:pPr>
+        <w:pStyle w:val="Heading3"/>
+      </w:pPr>
+      <w:r>
+        <w:t xml:space="preserve">F71 — Interactions (</w:t>
+      </w:r>
+      <w:r>
+        <w:rPr>
+          <w:rStyle w:val="MdInlineCode"/>
+        </w:rPr>
+        <w:t xml:space="preserve">click</w:t>
+      </w:r>
+      <w:r>
+        <w:t xml:space="preserve"> / </w:t>
+      </w:r>
+      <w:r>
+        <w:rPr>
+          <w:rStyle w:val="MdInlineCode"/>
+        </w:rPr>
+        <w:t xml:space="preserve">href</w:t>
+      </w:r>
+      <w:r>
+        <w:t xml:space="preserve"> / </w:t>
+      </w:r>
+      <w:r>
+        <w:rPr>
+          <w:rStyle w:val="MdInlineCode"/>
+        </w:rPr>
+        <w:t xml:space="preserve">call</w:t>
+      </w:r>
+      <w:r>
+        <w:t xml:space="preserve">)</w:t>
+      </w:r>
+    </w:p>
+    <w:p>
+      <w:pPr>
+        <w:pStyle w:val="Normal"/>
+        <w:jc w:val="center"/>
+      </w:pPr>
+      <w:r>
+        <w:drawing>
+          <wp:inline xmlns:wp="http://schemas.openxmlformats.org/drawingml/2006/wordprocessingDrawing" distT="0" distB="0" distL="0" distR="0">
+            <wp:extent cx="3657600" cy="1047750"/>
+            <wp:effectExtent l="0" t="0" r="0" b="0"/>
+            <wp:docPr id="70" name="Mermaid diagram 70" descr="Mermaid diagram"/>
+            <wp:cNvGraphicFramePr>
+              <a:graphicFrameLocks xmlns:a="http://schemas.openxmlformats.org/drawingml/2006/main" noChangeAspect="1"/>
+            </wp:cNvGraphicFramePr>
+            <a:graphic xmlns:a="http://schemas.openxmlformats.org/drawingml/2006/main">
+              <a:graphicData uri="http://schemas.openxmlformats.org/drawingml/2006/picture">
+                <pic:pic xmlns:pic="http://schemas.openxmlformats.org/drawingml/2006/picture">
+                  <pic:nvPicPr>
+                    <pic:cNvPr id="0" name="Mermaid diagram.png" descr="Mermaid diagram"/>
+                    <pic:cNvPicPr/>
+                  </pic:nvPicPr>
+                  <pic:blipFill>
+                    <a:blip xmlns:r="http://schemas.openxmlformats.org/officeDocument/2006/relationships" r:embed="R08622e52de8b4653"/>
+                    <a:stretch>
+                      <a:fillRect/>
+                    </a:stretch>
+                  </pic:blipFill>
+                  <pic:spPr>
+                    <a:xfrm>
+                      <a:off x="0" y="0"/>
+                      <a:ext cx="3657600" cy="1047750"/>
+                    </a:xfrm>
+                    <a:prstGeom prst="rect">
+                      <a:avLst/>
+                    </a:prstGeom>
+                  </pic:spPr>
+                </pic:pic>
+              </a:graphicData>
+            </a:graphic>
+          </wp:inline>
+        </w:drawing>
+      </w:r>
+    </w:p>
+    <w:p>
+      <w:pPr>
+        <w:pStyle w:val="Heading3"/>
+      </w:pPr>
+      <w:r>
+        <w:t xml:space="preserve">F72 — Accessibility (</w:t>
+      </w:r>
+      <w:r>
+        <w:rPr>
+          <w:rStyle w:val="MdInlineCode"/>
+        </w:rPr>
+        <w:t xml:space="preserve">accTitle</w:t>
+      </w:r>
+      <w:r>
+        <w:t xml:space="preserve"> / </w:t>
+      </w:r>
+      <w:r>
+        <w:rPr>
+          <w:rStyle w:val="MdInlineCode"/>
+        </w:rPr>
+        <w:t xml:space="preserve">accDescr</w:t>
+      </w:r>
+      <w:r>
+        <w:t xml:space="preserve">)</w:t>
+      </w:r>
+    </w:p>
+    <w:p>
+      <w:pPr>
+        <w:pStyle w:val="Normal"/>
+        <w:jc w:val="center"/>
+      </w:pPr>
+      <w:r>
+        <w:drawing>
+          <wp:inline xmlns:wp="http://schemas.openxmlformats.org/drawingml/2006/wordprocessingDrawing" distT="0" distB="0" distL="0" distR="0">
+            <wp:extent cx="4972050" cy="1047750"/>
+            <wp:effectExtent l="0" t="0" r="0" b="0"/>
+            <wp:docPr id="71" name="Mermaid diagram 71" descr="Three-step ingest pipeline for recognition regression." title="Batch ingest overview"/>
+            <wp:cNvGraphicFramePr>
+              <a:graphicFrameLocks xmlns:a="http://schemas.openxmlformats.org/drawingml/2006/main" noChangeAspect="1"/>
+            </wp:cNvGraphicFramePr>
+            <a:graphic xmlns:a="http://schemas.openxmlformats.org/drawingml/2006/main">
+              <a:graphicData uri="http://schemas.openxmlformats.org/drawingml/2006/picture">
+                <pic:pic xmlns:pic="http://schemas.openxmlformats.org/drawingml/2006/picture">
+                  <pic:nvPicPr>
+                    <pic:cNvPr id="0" name="Mermaid diagram.png" descr="Three-step ingest pipeline for recognition regression." title="Batch ingest overview"/>
+                    <pic:cNvPicPr/>
+                  </pic:nvPicPr>
+                  <pic:blipFill>
+                    <a:blip xmlns:r="http://schemas.openxmlformats.org/officeDocument/2006/relationships" r:embed="R9f3e2122bd8d46f6"/>
+                    <a:stretch>
+                      <a:fillRect/>
+                    </a:stretch>
+                  </pic:blipFill>
+                  <pic:spPr>
+                    <a:xfrm>
+                      <a:off x="0" y="0"/>
+                      <a:ext cx="4972050" cy="1047750"/>
+                    </a:xfrm>
+                    <a:prstGeom prst="rect">
+                      <a:avLst/>
+                    </a:prstGeom>
+                  </pic:spPr>
+                </pic:pic>
+              </a:graphicData>
+            </a:graphic>
+          </wp:inline>
+        </w:drawing>
+      </w:r>
+    </w:p>
+    <w:p>
+      <w:pPr>
+        <w:pStyle w:val="Heading3"/>
+      </w:pPr>
+      <w:r>
+        <w:t xml:space="preserve">F73 — Subgraph bare title (</w:t>
+      </w:r>
+      <w:r>
+        <w:rPr>
+          <w:rStyle w:val="MdInlineCode"/>
+        </w:rPr>
+        <w:t xml:space="preserve">subgraph one</w:t>
+      </w:r>
+      <w:r>
+        <w:t xml:space="preserve">)</w:t>
+      </w:r>
+    </w:p>
+    <w:p>
+      <w:pPr>
+        <w:pStyle w:val="Normal"/>
+        <w:jc w:val="center"/>
+      </w:pPr>
+      <w:r>
+        <w:drawing>
+          <wp:inline xmlns:wp="http://schemas.openxmlformats.org/drawingml/2006/wordprocessingDrawing" distT="0" distB="0" distL="0" distR="0">
+            <wp:extent cx="4146102" cy="6480000"/>
+            <wp:effectExtent l="0" t="0" r="0" b="0"/>
+            <wp:docPr id="72" name="Mermaid diagram 72" descr="Mermaid diagram"/>
+            <wp:cNvGraphicFramePr>
+              <a:graphicFrameLocks xmlns:a="http://schemas.openxmlformats.org/drawingml/2006/main" noChangeAspect="1"/>
+            </wp:cNvGraphicFramePr>
+            <a:graphic xmlns:a="http://schemas.openxmlformats.org/drawingml/2006/main">
+              <a:graphicData uri="http://schemas.openxmlformats.org/drawingml/2006/picture">
+                <pic:pic xmlns:pic="http://schemas.openxmlformats.org/drawingml/2006/picture">
+                  <pic:nvPicPr>
+                    <pic:cNvPr id="0" name="Mermaid diagram.png" descr="Mermaid diagram"/>
+                    <pic:cNvPicPr/>
+                  </pic:nvPicPr>
+                  <pic:blipFill>
+                    <a:blip xmlns:r="http://schemas.openxmlformats.org/officeDocument/2006/relationships" r:embed="R3986e7c2e55a49b3"/>
+                    <a:stretch>
+                      <a:fillRect/>
+                    </a:stretch>
+                  </pic:blipFill>
+                  <pic:spPr>
+                    <a:xfrm>
+                      <a:off x="0" y="0"/>
+                      <a:ext cx="4146102" cy="6480000"/>
+                    </a:xfrm>
+                    <a:prstGeom prst="rect">
+                      <a:avLst/>
+                    </a:prstGeom>
+                  </pic:spPr>
+                </pic:pic>
+              </a:graphicData>
+            </a:graphic>
+          </wp:inline>
+        </w:drawing>
+      </w:r>
+    </w:p>
+    <w:p>
+      <w:pPr>
+        <w:pStyle w:val="Heading3"/>
+      </w:pPr>
+      <w:r>
+        <w:t xml:space="preserve">F74 — Subgraph explicit id and quoted title</w:t>
+      </w:r>
+    </w:p>
+    <w:p>
+      <w:pPr>
+        <w:pStyle w:val="Normal"/>
+        <w:jc w:val="center"/>
+      </w:pPr>
+      <w:r>
+        <w:drawing>
+          <wp:inline xmlns:wp="http://schemas.openxmlformats.org/drawingml/2006/wordprocessingDrawing" distT="0" distB="0" distL="0" distR="0">
+            <wp:extent cx="5220000" cy="1846531"/>
+            <wp:effectExtent l="0" t="0" r="0" b="0"/>
+            <wp:docPr id="73" name="Mermaid diagram 73" descr="Mermaid diagram"/>
+            <wp:cNvGraphicFramePr>
+              <a:graphicFrameLocks xmlns:a="http://schemas.openxmlformats.org/drawingml/2006/main" noChangeAspect="1"/>
+            </wp:cNvGraphicFramePr>
+            <a:graphic xmlns:a="http://schemas.openxmlformats.org/drawingml/2006/main">
+              <a:graphicData uri="http://schemas.openxmlformats.org/drawingml/2006/picture">
+                <pic:pic xmlns:pic="http://schemas.openxmlformats.org/drawingml/2006/picture">
+                  <pic:nvPicPr>
+                    <pic:cNvPr id="0" name="Mermaid diagram.png" descr="Mermaid diagram"/>
+                    <pic:cNvPicPr/>
+                  </pic:nvPicPr>
+                  <pic:blipFill>
+                    <a:blip xmlns:r="http://schemas.openxmlformats.org/officeDocument/2006/relationships" r:embed="Rd8150e4b83404cb4"/>
+                    <a:stretch>
+                      <a:fillRect/>
+                    </a:stretch>
+                  </pic:blipFill>
+                  <pic:spPr>
+                    <a:xfrm>
+                      <a:off x="0" y="0"/>
+                      <a:ext cx="5220000" cy="1846531"/>
+                    </a:xfrm>
+                    <a:prstGeom prst="rect">
+                      <a:avLst/>
+                    </a:prstGeom>
+                  </pic:spPr>
+                </pic:pic>
+              </a:graphicData>
+            </a:graphic>
+          </wp:inline>
+        </w:drawing>
+      </w:r>
+    </w:p>
+    <w:p>
+      <w:pPr>
+        <w:pStyle w:val="Heading3"/>
+      </w:pPr>
+      <w:r>
+        <w:t xml:space="preserve">F75 — Symbolic diagram direction (</w:t>
+      </w:r>
+      <w:r>
+        <w:rPr>
+          <w:rStyle w:val="MdInlineCode"/>
+        </w:rPr>
+        <w:t xml:space="preserve">&lt;</w:t>
+      </w:r>
+      <w:r>
+        <w:t xml:space="preserve"> → RL)</w:t>
+      </w:r>
+    </w:p>
+    <w:p>
+      <w:pPr>
+        <w:pStyle w:val="Normal"/>
+        <w:jc w:val="center"/>
+      </w:pPr>
+      <w:r>
+        <w:drawing>
+          <wp:inline xmlns:wp="http://schemas.openxmlformats.org/drawingml/2006/wordprocessingDrawing" distT="0" distB="0" distL="0" distR="0">
+            <wp:extent cx="4972050" cy="1047750"/>
+            <wp:effectExtent l="0" t="0" r="0" b="0"/>
+            <wp:docPr id="74" name="Mermaid diagram 74" descr="Mermaid diagram"/>
+            <wp:cNvGraphicFramePr>
+              <a:graphicFrameLocks xmlns:a="http://schemas.openxmlformats.org/drawingml/2006/main" noChangeAspect="1"/>
+            </wp:cNvGraphicFramePr>
+            <a:graphic xmlns:a="http://schemas.openxmlformats.org/drawingml/2006/main">
+              <a:graphicData uri="http://schemas.openxmlformats.org/drawingml/2006/picture">
+                <pic:pic xmlns:pic="http://schemas.openxmlformats.org/drawingml/2006/picture">
+                  <pic:nvPicPr>
+                    <pic:cNvPr id="0" name="Mermaid diagram.png" descr="Mermaid diagram"/>
+                    <pic:cNvPicPr/>
+                  </pic:nvPicPr>
+                  <pic:blipFill>
+                    <a:blip xmlns:r="http://schemas.openxmlformats.org/officeDocument/2006/relationships" r:embed="R81b537f45021484a"/>
+                    <a:stretch>
+                      <a:fillRect/>
+                    </a:stretch>
+                  </pic:blipFill>
+                  <pic:spPr>
+                    <a:xfrm>
+                      <a:off x="0" y="0"/>
+                      <a:ext cx="4972050" cy="1047750"/>
+                    </a:xfrm>
+                    <a:prstGeom prst="rect">
+                      <a:avLst/>
+                    </a:prstGeom>
+                  </pic:spPr>
+                </pic:pic>
+              </a:graphicData>
+            </a:graphic>
+          </wp:inline>
+        </w:drawing>
+      </w:r>
+    </w:p>
+    <w:p>
+      <w:pPr>
+        <w:pStyle w:val="Heading3"/>
+      </w:pPr>
+      <w:r>
+        <w:t xml:space="preserve">F76 — Repeated vertex declaration (merge by id)</w:t>
+      </w:r>
+    </w:p>
+    <w:p>
+      <w:pPr>
+        <w:pStyle w:val="Normal"/>
+        <w:jc w:val="center"/>
+      </w:pPr>
+      <w:r>
+        <w:drawing>
+          <wp:inline xmlns:wp="http://schemas.openxmlformats.org/drawingml/2006/wordprocessingDrawing" distT="0" distB="0" distL="0" distR="0">
+            <wp:extent cx="2286000" cy="2190750"/>
+            <wp:effectExtent l="0" t="0" r="0" b="0"/>
+            <wp:docPr id="75" name="Mermaid diagram 75" descr="Mermaid diagram"/>
+            <wp:cNvGraphicFramePr>
+              <a:graphicFrameLocks xmlns:a="http://schemas.openxmlformats.org/drawingml/2006/main" noChangeAspect="1"/>
+            </wp:cNvGraphicFramePr>
+            <a:graphic xmlns:a="http://schemas.openxmlformats.org/drawingml/2006/main">
+              <a:graphicData uri="http://schemas.openxmlformats.org/drawingml/2006/picture">
+                <pic:pic xmlns:pic="http://schemas.openxmlformats.org/drawingml/2006/picture">
+                  <pic:nvPicPr>
+                    <pic:cNvPr id="0" name="Mermaid diagram.png" descr="Mermaid diagram"/>
+                    <pic:cNvPicPr/>
+                  </pic:nvPicPr>
+                  <pic:blipFill>
+                    <a:blip xmlns:r="http://schemas.openxmlformats.org/officeDocument/2006/relationships" r:embed="R2e144d65af6e4766"/>
+                    <a:stretch>
+                      <a:fillRect/>
+                    </a:stretch>
+                  </pic:blipFill>
+                  <pic:spPr>
+                    <a:xfrm>
+                      <a:off x="0" y="0"/>
+                      <a:ext cx="2286000" cy="2190750"/>
+                    </a:xfrm>
+                    <a:prstGeom prst="rect">
+                      <a:avLst/>
+                    </a:prstGeom>
+                  </pic:spPr>
+                </pic:pic>
+              </a:graphicData>
+            </a:graphic>
+          </wp:inline>
+        </w:drawing>
+      </w:r>
+    </w:p>
+    <w:p>
+      <w:pPr>
+        <w:pStyle w:val="Heading3"/>
+      </w:pPr>
+      <w:r>
+        <w:t xml:space="preserve">F77 — </w:t>
+      </w:r>
+      <w:r>
+        <w:rPr>
+          <w:rStyle w:val="MdInlineCode"/>
+        </w:rPr>
+        <w:t xml:space="preserve">class</w:t>
+      </w:r>
+      <w:r>
+        <w:t xml:space="preserve"> with comma-separated node ids</w:t>
+      </w:r>
+    </w:p>
+    <w:p>
+      <w:pPr>
+        <w:pStyle w:val="Normal"/>
+        <w:jc w:val="center"/>
+      </w:pPr>
+      <w:r>
+        <w:drawing>
+          <wp:inline xmlns:wp="http://schemas.openxmlformats.org/drawingml/2006/wordprocessingDrawing" distT="0" distB="0" distL="0" distR="0">
+            <wp:extent cx="4972050" cy="1047750"/>
+            <wp:effectExtent l="0" t="0" r="0" b="0"/>
+            <wp:docPr id="76" name="Mermaid diagram 76" descr="Mermaid diagram"/>
+            <wp:cNvGraphicFramePr>
+              <a:graphicFrameLocks xmlns:a="http://schemas.openxmlformats.org/drawingml/2006/main" noChangeAspect="1"/>
+            </wp:cNvGraphicFramePr>
+            <a:graphic xmlns:a="http://schemas.openxmlformats.org/drawingml/2006/main">
+              <a:graphicData uri="http://schemas.openxmlformats.org/drawingml/2006/picture">
+                <pic:pic xmlns:pic="http://schemas.openxmlformats.org/drawingml/2006/picture">
+                  <pic:nvPicPr>
+                    <pic:cNvPr id="0" name="Mermaid diagram.png" descr="Mermaid diagram"/>
+                    <pic:cNvPicPr/>
+                  </pic:nvPicPr>
+                  <pic:blipFill>
+                    <a:blip xmlns:r="http://schemas.openxmlformats.org/officeDocument/2006/relationships" r:embed="R0cd0d02eb0a8407f"/>
+                    <a:stretch>
+                      <a:fillRect/>
+                    </a:stretch>
+                  </pic:blipFill>
+                  <pic:spPr>
+                    <a:xfrm>
+                      <a:off x="0" y="0"/>
+                      <a:ext cx="4972050" cy="1047750"/>
+                    </a:xfrm>
+                    <a:prstGeom prst="rect">
+                      <a:avLst/>
+                    </a:prstGeom>
+                  </pic:spPr>
+                </pic:pic>
+              </a:graphicData>
+            </a:graphic>
+          </wp:inline>
+        </w:drawing>
+      </w:r>
+    </w:p>
+    <w:p>
+      <w:pPr>
+        <w:pStyle w:val="Heading3"/>
+      </w:pPr>
+      <w:r>
+        <w:t xml:space="preserve">F78 — </w:t>
+      </w:r>
+      <w:r>
+        <w:rPr>
+          <w:rStyle w:val="MdInlineCode"/>
+        </w:rPr>
+        <w:t xml:space="preserve">classDef</w:t>
+      </w:r>
+      <w:r>
+        <w:t xml:space="preserve"> applied to subgraph id</w:t>
+      </w:r>
+    </w:p>
+    <w:p>
+      <w:pPr>
+        <w:pStyle w:val="Normal"/>
+        <w:jc w:val="center"/>
+      </w:pPr>
+      <w:r>
+        <w:drawing>
+          <wp:inline xmlns:wp="http://schemas.openxmlformats.org/drawingml/2006/wordprocessingDrawing" distT="0" distB="0" distL="0" distR="0">
+            <wp:extent cx="2286000" cy="5314950"/>
+            <wp:effectExtent l="0" t="0" r="0" b="0"/>
+            <wp:docPr id="77" name="Mermaid diagram 77" descr="Mermaid diagram"/>
+            <wp:cNvGraphicFramePr>
+              <a:graphicFrameLocks xmlns:a="http://schemas.openxmlformats.org/drawingml/2006/main" noChangeAspect="1"/>
+            </wp:cNvGraphicFramePr>
+            <a:graphic xmlns:a="http://schemas.openxmlformats.org/drawingml/2006/main">
+              <a:graphicData uri="http://schemas.openxmlformats.org/drawingml/2006/picture">
+                <pic:pic xmlns:pic="http://schemas.openxmlformats.org/drawingml/2006/picture">
+                  <pic:nvPicPr>
+                    <pic:cNvPr id="0" name="Mermaid diagram.png" descr="Mermaid diagram"/>
+                    <pic:cNvPicPr/>
+                  </pic:nvPicPr>
+                  <pic:blipFill>
+                    <a:blip xmlns:r="http://schemas.openxmlformats.org/officeDocument/2006/relationships" r:embed="R491e7cd0aeb2435c"/>
+                    <a:stretch>
+                      <a:fillRect/>
+                    </a:stretch>
+                  </pic:blipFill>
+                  <pic:spPr>
+                    <a:xfrm>
+                      <a:off x="0" y="0"/>
+                      <a:ext cx="2286000" cy="5314950"/>
+                    </a:xfrm>
+                    <a:prstGeom prst="rect">
+                      <a:avLst/>
+                    </a:prstGeom>
+                  </pic:spPr>
+                </pic:pic>
+              </a:graphicData>
+            </a:graphic>
+          </wp:inline>
+        </w:drawing>
+      </w:r>
+    </w:p>
+    <w:p>
+      <w:pPr>
+        <w:pStyle w:val="Heading3"/>
+      </w:pPr>
+      <w:r>
+        <w:t xml:space="preserve">F79 — Inline class (</w:t>
+      </w:r>
+      <w:r>
+        <w:rPr>
+          <w:rStyle w:val="MdInlineCode"/>
+        </w:rPr>
+        <w:t xml:space="preserve">:::</w:t>
+      </w:r>
+      <w:r>
+        <w:t xml:space="preserve">) plus </w:t>
+      </w:r>
+      <w:r>
+        <w:rPr>
+          <w:rStyle w:val="MdInlineCode"/>
+        </w:rPr>
+        <w:t xml:space="preserve">style</w:t>
+      </w:r>
+      <w:r>
+        <w:t xml:space="preserve"> mutation order</w:t>
+      </w:r>
+    </w:p>
+    <w:p>
+      <w:pPr>
+        <w:pStyle w:val="Normal"/>
+        <w:jc w:val="center"/>
+      </w:pPr>
+      <w:r>
+        <w:drawing>
+          <wp:inline xmlns:wp="http://schemas.openxmlformats.org/drawingml/2006/wordprocessingDrawing" distT="0" distB="0" distL="0" distR="0">
+            <wp:extent cx="3286125" cy="1047750"/>
+            <wp:effectExtent l="0" t="0" r="0" b="0"/>
+            <wp:docPr id="78" name="Mermaid diagram 78" descr="Mermaid diagram"/>
+            <wp:cNvGraphicFramePr>
+              <a:graphicFrameLocks xmlns:a="http://schemas.openxmlformats.org/drawingml/2006/main" noChangeAspect="1"/>
+            </wp:cNvGraphicFramePr>
+            <a:graphic xmlns:a="http://schemas.openxmlformats.org/drawingml/2006/main">
+              <a:graphicData uri="http://schemas.openxmlformats.org/drawingml/2006/picture">
+                <pic:pic xmlns:pic="http://schemas.openxmlformats.org/drawingml/2006/picture">
+                  <pic:nvPicPr>
+                    <pic:cNvPr id="0" name="Mermaid diagram.png" descr="Mermaid diagram"/>
+                    <pic:cNvPicPr/>
+                  </pic:nvPicPr>
+                  <pic:blipFill>
+                    <a:blip xmlns:r="http://schemas.openxmlformats.org/officeDocument/2006/relationships" r:embed="Ra517331ac92045f7"/>
+                    <a:stretch>
+                      <a:fillRect/>
+                    </a:stretch>
+                  </pic:blipFill>
+                  <pic:spPr>
+                    <a:xfrm>
+                      <a:off x="0" y="0"/>
+                      <a:ext cx="3286125" cy="1047750"/>
+                    </a:xfrm>
+                    <a:prstGeom prst="rect">
+                      <a:avLst/>
+                    </a:prstGeom>
+                  </pic:spPr>
+                </pic:pic>
+              </a:graphicData>
+            </a:graphic>
+          </wp:inline>
+        </w:drawing>
+      </w:r>
+    </w:p>
+    <w:p>
+      <w:pPr>
+        <w:pStyle w:val="Heading3"/>
+      </w:pPr>
+      <w:r>
+        <w:t xml:space="preserve">F80 — </w:t>
+      </w:r>
+      <w:r>
+        <w:rPr>
+          <w:rStyle w:val="MdInlineCode"/>
+        </w:rPr>
+        <w:t xml:space="preserve">flowchart-elk</w:t>
+      </w:r>
+      <w:r>
+        <w:t xml:space="preserve"> header alias</w:t>
+      </w:r>
+    </w:p>
+    <w:p>
+      <w:pPr>
+        <w:pStyle w:val="Normal"/>
+        <w:jc w:val="center"/>
+      </w:pPr>
+      <w:r>
+        <w:drawing>
+          <wp:inline xmlns:wp="http://schemas.openxmlformats.org/drawingml/2006/wordprocessingDrawing" distT="0" distB="0" distL="0" distR="0">
+            <wp:extent cx="3286125" cy="1047750"/>
+            <wp:effectExtent l="0" t="0" r="0" b="0"/>
+            <wp:docPr id="79" name="Mermaid diagram 79" descr="Mermaid diagram"/>
+            <wp:cNvGraphicFramePr>
+              <a:graphicFrameLocks xmlns:a="http://schemas.openxmlformats.org/drawingml/2006/main" noChangeAspect="1"/>
+            </wp:cNvGraphicFramePr>
+            <a:graphic xmlns:a="http://schemas.openxmlformats.org/drawingml/2006/main">
+              <a:graphicData uri="http://schemas.openxmlformats.org/drawingml/2006/picture">
+                <pic:pic xmlns:pic="http://schemas.openxmlformats.org/drawingml/2006/picture">
+                  <pic:nvPicPr>
+                    <pic:cNvPr id="0" name="Mermaid diagram.png" descr="Mermaid diagram"/>
+                    <pic:cNvPicPr/>
+                  </pic:nvPicPr>
+                  <pic:blipFill>
+                    <a:blip xmlns:r="http://schemas.openxmlformats.org/officeDocument/2006/relationships" r:embed="R1313136ed1674cc7"/>
+                    <a:stretch>
+                      <a:fillRect/>
+                    </a:stretch>
+                  </pic:blipFill>
+                  <pic:spPr>
+                    <a:xfrm>
+                      <a:off x="0" y="0"/>
+                      <a:ext cx="3286125" cy="1047750"/>
+                    </a:xfrm>
+                    <a:prstGeom prst="rect">
+                      <a:avLst/>
+                    </a:prstGeom>
+                  </pic:spPr>
+                </pic:pic>
+              </a:graphicData>
+            </a:graphic>
+          </wp:inline>
+        </w:drawing>
+      </w:r>
+    </w:p>
+    <w:p>
+      <w:pPr>
+        <w:pStyle w:val="Heading3"/>
+      </w:pPr>
+      <w:r>
+        <w:t xml:space="preserve">F81 — Legacy trapezoid bracket shapes</w:t>
+      </w:r>
+    </w:p>
+    <w:p>
+      <w:pPr>
+        <w:pStyle w:val="Normal"/>
+        <w:jc w:val="center"/>
+      </w:pPr>
+      <w:r>
+        <w:drawing>
+          <wp:inline xmlns:wp="http://schemas.openxmlformats.org/drawingml/2006/wordprocessingDrawing" distT="0" distB="0" distL="0" distR="0">
+            <wp:extent cx="2257425" cy="2190750"/>
+            <wp:effectExtent l="0" t="0" r="0" b="0"/>
+            <wp:docPr id="80" name="Mermaid diagram 80" descr="Mermaid diagram"/>
+            <wp:cNvGraphicFramePr>
+              <a:graphicFrameLocks xmlns:a="http://schemas.openxmlformats.org/drawingml/2006/main" noChangeAspect="1"/>
+            </wp:cNvGraphicFramePr>
+            <a:graphic xmlns:a="http://schemas.openxmlformats.org/drawingml/2006/main">
+              <a:graphicData uri="http://schemas.openxmlformats.org/drawingml/2006/picture">
+                <pic:pic xmlns:pic="http://schemas.openxmlformats.org/drawingml/2006/picture">
+                  <pic:nvPicPr>
+                    <pic:cNvPr id="0" name="Mermaid diagram.png" descr="Mermaid diagram"/>
+                    <pic:cNvPicPr/>
+                  </pic:nvPicPr>
+                  <pic:blipFill>
+                    <a:blip xmlns:r="http://schemas.openxmlformats.org/officeDocument/2006/relationships" r:embed="R46f312bcbc3d4bc7"/>
+                    <a:stretch>
+                      <a:fillRect/>
+                    </a:stretch>
+                  </pic:blipFill>
+                  <pic:spPr>
+                    <a:xfrm>
+                      <a:off x="0" y="0"/>
+                      <a:ext cx="2257425" cy="2190750"/>
+                    </a:xfrm>
+                    <a:prstGeom prst="rect">
+                      <a:avLst/>
+                    </a:prstGeom>
+                  </pic:spPr>
+                </pic:pic>
+              </a:graphicData>
+            </a:graphic>
+          </wp:inline>
+        </w:drawing>
+      </w:r>
+    </w:p>
+    <w:p>
+      <w:pPr>
+        <w:pStyle w:val="Heading3"/>
+      </w:pPr>
+      <w:r>
+        <w:t xml:space="preserve">F82 — Trapezoid bracket shape variants</w:t>
+      </w:r>
+    </w:p>
+    <w:p>
+      <w:pPr>
+        <w:pStyle w:val="Normal"/>
+      </w:pPr>
+      <w:r>
+        <w:rPr>
+          <w:b/>
+        </w:rPr>
+        <w:t xml:space="preserve">Pair</w:t>
+      </w:r>
+      <w:r>
+        <w:t xml:space="preserve"> (</w:t>
+      </w:r>
+      <w:r>
+        <w:rPr>
+          <w:rStyle w:val="MdInlineCode"/>
+        </w:rPr>
+        <w:t xml:space="preserve">lean_right</w:t>
+      </w:r>
+      <w:r>
+        <w:t xml:space="preserve"> + </w:t>
+      </w:r>
+      <w:r>
+        <w:rPr>
+          <w:rStyle w:val="MdInlineCode"/>
+        </w:rPr>
+        <w:t xml:space="preserve">inv_trapezoid</w:t>
+      </w:r>
+      <w:r>
+        <w:t xml:space="preserve">):</w:t>
+      </w:r>
+    </w:p>
+    <w:p>
+      <w:pPr>
+        <w:pStyle w:val="Normal"/>
+        <w:jc w:val="center"/>
+      </w:pPr>
+      <w:r>
+        <w:drawing>
+          <wp:inline xmlns:wp="http://schemas.openxmlformats.org/drawingml/2006/wordprocessingDrawing" distT="0" distB="0" distL="0" distR="0">
+            <wp:extent cx="2257425" cy="2190750"/>
+            <wp:effectExtent l="0" t="0" r="0" b="0"/>
+            <wp:docPr id="81" name="Mermaid diagram 81" descr="Mermaid diagram"/>
+            <wp:cNvGraphicFramePr>
+              <a:graphicFrameLocks xmlns:a="http://schemas.openxmlformats.org/drawingml/2006/main" noChangeAspect="1"/>
+            </wp:cNvGraphicFramePr>
+            <a:graphic xmlns:a="http://schemas.openxmlformats.org/drawingml/2006/main">
+              <a:graphicData uri="http://schemas.openxmlformats.org/drawingml/2006/picture">
+                <pic:pic xmlns:pic="http://schemas.openxmlformats.org/drawingml/2006/picture">
+                  <pic:nvPicPr>
+                    <pic:cNvPr id="0" name="Mermaid diagram.png" descr="Mermaid diagram"/>
+                    <pic:cNvPicPr/>
+                  </pic:nvPicPr>
+                  <pic:blipFill>
+                    <a:blip xmlns:r="http://schemas.openxmlformats.org/officeDocument/2006/relationships" r:embed="Rdcb9827ec0d147f2"/>
+                    <a:stretch>
+                      <a:fillRect/>
+                    </a:stretch>
+                  </pic:blipFill>
+                  <pic:spPr>
+                    <a:xfrm>
+                      <a:off x="0" y="0"/>
+                      <a:ext cx="2257425" cy="2190750"/>
+                    </a:xfrm>
+                    <a:prstGeom prst="rect">
+                      <a:avLst/>
+                    </a:prstGeom>
+                  </pic:spPr>
+                </pic:pic>
+              </a:graphicData>
+            </a:graphic>
+          </wp:inline>
+        </w:drawing>
+      </w:r>
+    </w:p>
+    <w:p>
+      <w:pPr>
+        <w:pStyle w:val="Normal"/>
+      </w:pPr>
+      <w:r>
+        <w:rPr>
+          <w:b/>
+        </w:rPr>
+        <w:t xml:space="preserve">All four</w:t>
+      </w:r>
+      <w:r>
+        <w:t xml:space="preserve"> legacy delimiters (</w:t>
+      </w:r>
+      <w:r>
+        <w:rPr>
+          <w:rStyle w:val="MdInlineCode"/>
+        </w:rPr>
+        <w:t xml:space="preserve">lean_right</w:t>
+      </w:r>
+      <w:r>
+        <w:t xml:space="preserve">, </w:t>
+      </w:r>
+      <w:r>
+        <w:rPr>
+          <w:rStyle w:val="MdInlineCode"/>
+        </w:rPr>
+        <w:t xml:space="preserve">trapezoid</w:t>
+      </w:r>
+      <w:r>
+        <w:t xml:space="preserve">, </w:t>
+      </w:r>
+      <w:r>
+        <w:rPr>
+          <w:rStyle w:val="MdInlineCode"/>
+        </w:rPr>
+        <w:t xml:space="preserve">inv_trapezoid</w:t>
+      </w:r>
+      <w:r>
+        <w:t xml:space="preserve">, </w:t>
+      </w:r>
+      <w:r>
+        <w:rPr>
+          <w:rStyle w:val="MdInlineCode"/>
+        </w:rPr>
+        <w:t xml:space="preserve">lean_left</w:t>
+      </w:r>
+      <w:r>
+        <w:t xml:space="preserve">):</w:t>
+      </w:r>
+    </w:p>
+    <w:p>
+      <w:pPr>
+        <w:pStyle w:val="Normal"/>
+        <w:jc w:val="center"/>
+      </w:pPr>
+      <w:r>
+        <w:drawing>
+          <wp:inline xmlns:wp="http://schemas.openxmlformats.org/drawingml/2006/wordprocessingDrawing" distT="0" distB="0" distL="0" distR="0">
+            <wp:extent cx="2419350" cy="4476750"/>
+            <wp:effectExtent l="0" t="0" r="0" b="0"/>
+            <wp:docPr id="82" name="Mermaid diagram 82" descr="Mermaid diagram"/>
+            <wp:cNvGraphicFramePr>
+              <a:graphicFrameLocks xmlns:a="http://schemas.openxmlformats.org/drawingml/2006/main" noChangeAspect="1"/>
+            </wp:cNvGraphicFramePr>
+            <a:graphic xmlns:a="http://schemas.openxmlformats.org/drawingml/2006/main">
+              <a:graphicData uri="http://schemas.openxmlformats.org/drawingml/2006/picture">
+                <pic:pic xmlns:pic="http://schemas.openxmlformats.org/drawingml/2006/picture">
+                  <pic:nvPicPr>
+                    <pic:cNvPr id="0" name="Mermaid diagram.png" descr="Mermaid diagram"/>
+                    <pic:cNvPicPr/>
+                  </pic:nvPicPr>
+                  <pic:blipFill>
+                    <a:blip xmlns:r="http://schemas.openxmlformats.org/officeDocument/2006/relationships" r:embed="Rc013e359cbd24627"/>
+                    <a:stretch>
+                      <a:fillRect/>
+                    </a:stretch>
+                  </pic:blipFill>
+                  <pic:spPr>
+                    <a:xfrm>
+                      <a:off x="0" y="0"/>
+                      <a:ext cx="2419350" cy="4476750"/>
+                    </a:xfrm>
+                    <a:prstGeom prst="rect">
+                      <a:avLst/>
+                    </a:prstGeom>
+                  </pic:spPr>
+                </pic:pic>
+              </a:graphicData>
+            </a:graphic>
+          </wp:inline>
+        </w:drawing>
+      </w:r>
+    </w:p>
+    <w:p>
+      <w:pPr>
+        <w:pStyle w:val="Heading3"/>
+      </w:pPr>
+      <w:r>
+        <w:t xml:space="preserve">F83 — Edge id on ampersand expansion (id applies to one edge)</w:t>
+      </w:r>
+    </w:p>
+    <w:p>
+      <w:pPr>
+        <w:pStyle w:val="Normal"/>
+        <w:jc w:val="center"/>
+      </w:pPr>
+      <w:r>
+        <w:drawing>
+          <wp:inline xmlns:wp="http://schemas.openxmlformats.org/drawingml/2006/wordprocessingDrawing" distT="0" distB="0" distL="0" distR="0">
+            <wp:extent cx="3286125" cy="2190750"/>
+            <wp:effectExtent l="0" t="0" r="0" b="0"/>
+            <wp:docPr id="83" name="Mermaid diagram 83" descr="Mermaid diagram"/>
+            <wp:cNvGraphicFramePr>
+              <a:graphicFrameLocks xmlns:a="http://schemas.openxmlformats.org/drawingml/2006/main" noChangeAspect="1"/>
+            </wp:cNvGraphicFramePr>
+            <a:graphic xmlns:a="http://schemas.openxmlformats.org/drawingml/2006/main">
+              <a:graphicData uri="http://schemas.openxmlformats.org/drawingml/2006/picture">
+                <pic:pic xmlns:pic="http://schemas.openxmlformats.org/drawingml/2006/picture">
+                  <pic:nvPicPr>
+                    <pic:cNvPr id="0" name="Mermaid diagram.png" descr="Mermaid diagram"/>
+                    <pic:cNvPicPr/>
+                  </pic:nvPicPr>
+                  <pic:blipFill>
+                    <a:blip xmlns:r="http://schemas.openxmlformats.org/officeDocument/2006/relationships" r:embed="R076eab76eba946b3"/>
+                    <a:stretch>
+                      <a:fillRect/>
+                    </a:stretch>
+                  </pic:blipFill>
+                  <pic:spPr>
+                    <a:xfrm>
+                      <a:off x="0" y="0"/>
+                      <a:ext cx="3286125" cy="2190750"/>
+                    </a:xfrm>
+                    <a:prstGeom prst="rect">
+                      <a:avLst/>
+                    </a:prstGeom>
+                  </pic:spPr>
+                </pic:pic>
+              </a:graphicData>
+            </a:graphic>
+          </wp:inline>
+        </w:drawing>
+      </w:r>
+    </w:p>
+    <w:p>
+      <w:pPr>
+        <w:pStyle w:val="Heading3"/>
+      </w:pPr>
+      <w:r>
+        <w:t xml:space="preserve">F84 — Nested subgraph membership (inner vs outer)</w:t>
+      </w:r>
+    </w:p>
+    <w:p>
+      <w:pPr>
+        <w:pStyle w:val="Normal"/>
+      </w:pPr>
+      <w:r>
+        <w:t xml:space="preserve">Vertical layout with one </w:t>
+      </w:r>
+      <w:r>
+        <w:rPr>
+          <w:b/>
+        </w:rPr>
+        <w:t xml:space="preserve">external</w:t>
+      </w:r>
+      <w:r>
+        <w:t xml:space="preserve"> node above a nested subgraph pair. </w:t>
+      </w:r>
+      <w:r>
+        <w:rPr>
+          <w:b/>
+        </w:rPr>
+        <w:t xml:space="preserve">Shared node</w:t>
+      </w:r>
+      <w:r>
+        <w:t xml:space="preserve"> is a member of </w:t>
+      </w:r>
+      <w:r>
+        <w:rPr>
+          <w:b/>
+        </w:rPr>
+        <w:t xml:space="preserve">Inner</w:t>
+      </w:r>
+      <w:r>
+        <w:t xml:space="preserve"> only; </w:t>
+      </w:r>
+      <w:r>
+        <w:rPr>
+          <w:b/>
+        </w:rPr>
+        <w:t xml:space="preserve">Outer only</w:t>
+      </w:r>
+      <w:r>
+        <w:t xml:space="preserve"> is a direct member of </w:t>
+      </w:r>
+      <w:r>
+        <w:rPr>
+          <w:b/>
+        </w:rPr>
+        <w:t xml:space="preserve">Outer</w:t>
+      </w:r>
+      <w:r>
+        <w:t xml:space="preserve"> (sibling of </w:t>
+      </w:r>
+      <w:r>
+        <w:rPr>
+          <w:b/>
+        </w:rPr>
+        <w:t xml:space="preserve">Inner</w:t>
+      </w:r>
+      <w:r>
+        <w:t xml:space="preserve">, not inside it). Edges cross subgraph boundaries where shown.</w:t>
       </w:r>
     </w:p>
     <w:tbl>
@@ -3918,7 +5530,7 @@
               <w:pStyle w:val="Normal"/>
             </w:pPr>
             <w:r>
-              <w:t xml:space="preserve">ID</w:t>
+              <w:t xml:space="preserve">Node / group</w:t>
             </w:r>
           </w:p>
         </w:tc>
@@ -3931,7 +5543,7 @@
               <w:pStyle w:val="Normal"/>
             </w:pPr>
             <w:r>
-              <w:t xml:space="preserve">Level</w:t>
+              <w:t xml:space="preserve">Parent</w:t>
             </w:r>
           </w:p>
         </w:tc>
@@ -3944,7 +5556,7 @@
               <w:pStyle w:val="Normal"/>
             </w:pPr>
             <w:r>
-              <w:t xml:space="preserve">Topic</w:t>
+              <w:t xml:space="preserve">Notes</w:t>
             </w:r>
           </w:p>
         </w:tc>
@@ -3959,7 +5571,7 @@
               <w:pStyle w:val="Normal"/>
             </w:pPr>
             <w:r>
-              <w:t xml:space="preserve">F01–F10</w:t>
+              <w:t xml:space="preserve">External</w:t>
             </w:r>
           </w:p>
         </w:tc>
@@ -3972,7 +5584,7 @@
               <w:pStyle w:val="Normal"/>
             </w:pPr>
             <w:r>
-              <w:t xml:space="preserve">1</w:t>
+              <w:t xml:space="preserve">(none)</w:t>
             </w:r>
           </w:p>
         </w:tc>
@@ -3985,7 +5597,13 @@
               <w:pStyle w:val="Normal"/>
             </w:pPr>
             <w:r>
-              <w:t xml:space="preserve">Syntax, direction, basics</w:t>
+              <w:t xml:space="preserve">Above </w:t>
+            </w:r>
+            <w:r>
+              <w:rPr>
+                <w:b/>
+              </w:rPr>
+              <w:t xml:space="preserve">Outer</w:t>
             </w:r>
           </w:p>
         </w:tc>
@@ -4000,7 +5618,7 @@
               <w:pStyle w:val="Normal"/>
             </w:pPr>
             <w:r>
-              <w:t xml:space="preserve">F11–F17</w:t>
+              <w:t xml:space="preserve">Outer</w:t>
             </w:r>
           </w:p>
         </w:tc>
@@ -4013,7 +5631,7 @@
               <w:pStyle w:val="Normal"/>
             </w:pPr>
             <w:r>
-              <w:t xml:space="preserve">2</w:t>
+              <w:t xml:space="preserve">(none)</w:t>
             </w:r>
           </w:p>
         </w:tc>
@@ -4026,7 +5644,7 @@
               <w:pStyle w:val="Normal"/>
             </w:pPr>
             <w:r>
-              <w:t xml:space="preserve">Node shapes</w:t>
+              <w:t xml:space="preserve">Top-level subgraph</w:t>
             </w:r>
           </w:p>
         </w:tc>
@@ -4041,7 +5659,7 @@
               <w:pStyle w:val="Normal"/>
             </w:pPr>
             <w:r>
-              <w:t xml:space="preserve">F18–F28</w:t>
+              <w:t xml:space="preserve">Inner</w:t>
             </w:r>
           </w:p>
         </w:tc>
@@ -4054,7 +5672,7 @@
               <w:pStyle w:val="Normal"/>
             </w:pPr>
             <w:r>
-              <w:t xml:space="preserve">3</w:t>
+              <w:t xml:space="preserve">Outer</w:t>
             </w:r>
           </w:p>
         </w:tc>
@@ -4067,7 +5685,7 @@
               <w:pStyle w:val="Normal"/>
             </w:pPr>
             <w:r>
-              <w:t xml:space="preserve">Edge types and labels</w:t>
+              <w:t xml:space="preserve">Nested subgraph</w:t>
             </w:r>
           </w:p>
         </w:tc>
@@ -4082,7 +5700,7 @@
               <w:pStyle w:val="Normal"/>
             </w:pPr>
             <w:r>
-              <w:t xml:space="preserve">F29–F35</w:t>
+              <w:t xml:space="preserve">Shared node</w:t>
             </w:r>
           </w:p>
         </w:tc>
@@ -4095,7 +5713,7 @@
               <w:pStyle w:val="Normal"/>
             </w:pPr>
             <w:r>
-              <w:t xml:space="preserve">4</w:t>
+              <w:t xml:space="preserve">Inner</w:t>
             </w:r>
           </w:p>
         </w:tc>
@@ -4108,7 +5726,13 @@
               <w:pStyle w:val="Normal"/>
             </w:pPr>
             <w:r>
-              <w:t xml:space="preserve">Branching and control flow</w:t>
+              <w:t xml:space="preserve">Not also listed on </w:t>
+            </w:r>
+            <w:r>
+              <w:rPr>
+                <w:b/>
+              </w:rPr>
+              <w:t xml:space="preserve">Outer</w:t>
             </w:r>
           </w:p>
         </w:tc>
@@ -4123,7 +5747,7 @@
               <w:pStyle w:val="Normal"/>
             </w:pPr>
             <w:r>
-              <w:t xml:space="preserve">F36–F42</w:t>
+              <w:t xml:space="preserve">Outer only</w:t>
             </w:r>
           </w:p>
         </w:tc>
@@ -4136,7 +5760,7 @@
               <w:pStyle w:val="Normal"/>
             </w:pPr>
             <w:r>
-              <w:t xml:space="preserve">5</w:t>
+              <w:t xml:space="preserve">Outer</w:t>
             </w:r>
           </w:p>
         </w:tc>
@@ -4149,7 +5773,349 @@
               <w:pStyle w:val="Normal"/>
             </w:pPr>
             <w:r>
-              <w:t xml:space="preserve">Single-level subgraphs</w:t>
+              <w:t xml:space="preserve">Below </w:t>
+            </w:r>
+            <w:r>
+              <w:rPr>
+                <w:b/>
+              </w:rPr>
+              <w:t xml:space="preserve">Inner</w:t>
+            </w:r>
+            <w:r>
+              <w:t xml:space="preserve">, still inside </w:t>
+            </w:r>
+            <w:r>
+              <w:rPr>
+                <w:b/>
+              </w:rPr>
+              <w:t xml:space="preserve">Outer</w:t>
+            </w:r>
+          </w:p>
+        </w:tc>
+      </w:tr>
+    </w:tbl>
+    <w:p>
+      <w:pPr>
+        <w:pStyle w:val="Normal"/>
+        <w:jc w:val="center"/>
+      </w:pPr>
+      <w:r>
+        <w:drawing>
+          <wp:inline xmlns:wp="http://schemas.openxmlformats.org/drawingml/2006/wordprocessingDrawing" distT="0" distB="0" distL="0" distR="0">
+            <wp:extent cx="2847975" cy="5181600"/>
+            <wp:effectExtent l="0" t="0" r="0" b="0"/>
+            <wp:docPr id="84" name="Mermaid diagram 84" descr="Mermaid diagram"/>
+            <wp:cNvGraphicFramePr>
+              <a:graphicFrameLocks xmlns:a="http://schemas.openxmlformats.org/drawingml/2006/main" noChangeAspect="1"/>
+            </wp:cNvGraphicFramePr>
+            <a:graphic xmlns:a="http://schemas.openxmlformats.org/drawingml/2006/main">
+              <a:graphicData uri="http://schemas.openxmlformats.org/drawingml/2006/picture">
+                <pic:pic xmlns:pic="http://schemas.openxmlformats.org/drawingml/2006/picture">
+                  <pic:nvPicPr>
+                    <pic:cNvPr id="0" name="Mermaid diagram.png" descr="Mermaid diagram"/>
+                    <pic:cNvPicPr/>
+                  </pic:nvPicPr>
+                  <pic:blipFill>
+                    <a:blip xmlns:r="http://schemas.openxmlformats.org/officeDocument/2006/relationships" r:embed="Rf1a54b2d51d94e32"/>
+                    <a:stretch>
+                      <a:fillRect/>
+                    </a:stretch>
+                  </pic:blipFill>
+                  <pic:spPr>
+                    <a:xfrm>
+                      <a:off x="0" y="0"/>
+                      <a:ext cx="2847975" cy="5181600"/>
+                    </a:xfrm>
+                    <a:prstGeom prst="rect">
+                      <a:avLst/>
+                    </a:prstGeom>
+                  </pic:spPr>
+                </pic:pic>
+              </a:graphicData>
+            </a:graphic>
+          </wp:inline>
+        </w:drawing>
+      </w:r>
+    </w:p>
+    <w:p>
+      <w:pPr>
+        <w:pStyle w:val="Heading3"/>
+      </w:pPr>
+      <w:r>
+        <w:t xml:space="preserve">F85 — Alternate edge label syntax (</w:t>
+      </w:r>
+      <w:r>
+        <w:rPr>
+          <w:rStyle w:val="MdInlineCode"/>
+        </w:rPr>
+        <w:t xml:space="preserve">-- text --&gt;</w:t>
+      </w:r>
+      <w:r>
+        <w:t xml:space="preserve">)</w:t>
+      </w:r>
+    </w:p>
+    <w:p>
+      <w:pPr>
+        <w:pStyle w:val="Normal"/>
+        <w:jc w:val="center"/>
+      </w:pPr>
+      <w:r>
+        <w:drawing>
+          <wp:inline xmlns:wp="http://schemas.openxmlformats.org/drawingml/2006/wordprocessingDrawing" distT="0" distB="0" distL="0" distR="0">
+            <wp:extent cx="4238625" cy="1047750"/>
+            <wp:effectExtent l="0" t="0" r="0" b="0"/>
+            <wp:docPr id="85" name="Mermaid diagram 85" descr="Mermaid diagram"/>
+            <wp:cNvGraphicFramePr>
+              <a:graphicFrameLocks xmlns:a="http://schemas.openxmlformats.org/drawingml/2006/main" noChangeAspect="1"/>
+            </wp:cNvGraphicFramePr>
+            <a:graphic xmlns:a="http://schemas.openxmlformats.org/drawingml/2006/main">
+              <a:graphicData uri="http://schemas.openxmlformats.org/drawingml/2006/picture">
+                <pic:pic xmlns:pic="http://schemas.openxmlformats.org/drawingml/2006/picture">
+                  <pic:nvPicPr>
+                    <pic:cNvPr id="0" name="Mermaid diagram.png" descr="Mermaid diagram"/>
+                    <pic:cNvPicPr/>
+                  </pic:nvPicPr>
+                  <pic:blipFill>
+                    <a:blip xmlns:r="http://schemas.openxmlformats.org/officeDocument/2006/relationships" r:embed="R87844945fe164dcb"/>
+                    <a:stretch>
+                      <a:fillRect/>
+                    </a:stretch>
+                  </pic:blipFill>
+                  <pic:spPr>
+                    <a:xfrm>
+                      <a:off x="0" y="0"/>
+                      <a:ext cx="4238625" cy="1047750"/>
+                    </a:xfrm>
+                    <a:prstGeom prst="rect">
+                      <a:avLst/>
+                    </a:prstGeom>
+                  </pic:spPr>
+                </pic:pic>
+              </a:graphicData>
+            </a:graphic>
+          </wp:inline>
+        </w:drawing>
+      </w:r>
+    </w:p>
+    <w:p>
+      <w:pPr>
+        <w:pStyle w:val="Heading3"/>
+      </w:pPr>
+      <w:r>
+        <w:t xml:space="preserve">F86 — Diagram-level curve via front-matter </w:t>
+      </w:r>
+      <w:r>
+        <w:rPr>
+          <w:rStyle w:val="MdInlineCode"/>
+        </w:rPr>
+        <w:t xml:space="preserve">config</w:t>
+      </w:r>
+    </w:p>
+    <w:p>
+      <w:pPr>
+        <w:pStyle w:val="Normal"/>
+        <w:jc w:val="center"/>
+      </w:pPr>
+      <w:r>
+        <w:drawing>
+          <wp:inline xmlns:wp="http://schemas.openxmlformats.org/drawingml/2006/wordprocessingDrawing" distT="0" distB="0" distL="0" distR="0">
+            <wp:extent cx="5038725" cy="4476750"/>
+            <wp:effectExtent l="0" t="0" r="0" b="0"/>
+            <wp:docPr id="86" name="Mermaid diagram 86" descr="Mermaid diagram"/>
+            <wp:cNvGraphicFramePr>
+              <a:graphicFrameLocks xmlns:a="http://schemas.openxmlformats.org/drawingml/2006/main" noChangeAspect="1"/>
+            </wp:cNvGraphicFramePr>
+            <a:graphic xmlns:a="http://schemas.openxmlformats.org/drawingml/2006/main">
+              <a:graphicData uri="http://schemas.openxmlformats.org/drawingml/2006/picture">
+                <pic:pic xmlns:pic="http://schemas.openxmlformats.org/drawingml/2006/picture">
+                  <pic:nvPicPr>
+                    <pic:cNvPr id="0" name="Mermaid diagram.png" descr="Mermaid diagram"/>
+                    <pic:cNvPicPr/>
+                  </pic:nvPicPr>
+                  <pic:blipFill>
+                    <a:blip xmlns:r="http://schemas.openxmlformats.org/officeDocument/2006/relationships" r:embed="Rd3185e65379f4702"/>
+                    <a:stretch>
+                      <a:fillRect/>
+                    </a:stretch>
+                  </pic:blipFill>
+                  <pic:spPr>
+                    <a:xfrm>
+                      <a:off x="0" y="0"/>
+                      <a:ext cx="5038725" cy="4476750"/>
+                    </a:xfrm>
+                    <a:prstGeom prst="rect">
+                      <a:avLst/>
+                    </a:prstGeom>
+                  </pic:spPr>
+                </pic:pic>
+              </a:graphicData>
+            </a:graphic>
+          </wp:inline>
+        </w:drawing>
+      </w:r>
+    </w:p>
+    <w:p>
+      <w:pPr>
+        <w:pStyle w:val="Heading3"/>
+      </w:pPr>
+      <w:r>
+        <w:t xml:space="preserve">F87 — Edge animation metadata by id</w:t>
+      </w:r>
+    </w:p>
+    <w:p>
+      <w:pPr>
+        <w:pStyle w:val="Normal"/>
+        <w:jc w:val="center"/>
+      </w:pPr>
+      <w:r>
+        <w:rPr>
+          <w:b/>
+        </w:rPr>
+        <w:t xml:space="preserve">[Mermaid diagram not rendered] </w:t>
+      </w:r>
+      <w:r>
+        <w:t xml:space="preserve">Mermaid render failed: Unknown diagram type in: %% flowchart LR
+</w:t>
+      </w:r>
+      <w:r>
+        <w:br/>
+      </w:r>
+      <w:r>
+        <w:rPr>
+          <w:rFonts w:ascii="Consolas" w:hAnsi="Consolas"/>
+          <w:noProof/>
+        </w:rPr>
+        <w:t xml:space="preserve">%% flowchart LR</w:t>
+        <w:br/>
+        <w:t xml:space="preserve">%% A e1@==&gt; B</w:t>
+        <w:br/>
+        <w:t xml:space="preserve">%% e1@{ animate: true }</w:t>
+      </w:r>
+    </w:p>
+    <w:p>
+      <w:pPr>
+        <w:pStyle w:val="Heading3"/>
+      </w:pPr>
+      <w:r>
+        <w:t xml:space="preserve">F88 — </w:t>
+      </w:r>
+      <w:r>
+        <w:rPr>
+          <w:rStyle w:val="MdInlineCode"/>
+        </w:rPr>
+        <w:t xml:space="preserve">classDef</w:t>
+      </w:r>
+      <w:r>
+        <w:t xml:space="preserve"> animation styling on edge id</w:t>
+      </w:r>
+    </w:p>
+    <w:p>
+      <w:pPr>
+        <w:pStyle w:val="Normal"/>
+        <w:jc w:val="center"/>
+      </w:pPr>
+      <w:r>
+        <w:rPr>
+          <w:b/>
+        </w:rPr>
+        <w:t xml:space="preserve">[Mermaid diagram not rendered] </w:t>
+      </w:r>
+      <w:r>
+        <w:t xml:space="preserve">Mermaid render failed: Unknown diagram type in: %% flowchart LR
+</w:t>
+      </w:r>
+      <w:r>
+        <w:br/>
+      </w:r>
+      <w:r>
+        <w:rPr>
+          <w:rFonts w:ascii="Consolas" w:hAnsi="Consolas"/>
+          <w:noProof/>
+        </w:rPr>
+        <w:t xml:space="preserve">%% flowchart LR</w:t>
+        <w:br/>
+        <w:t xml:space="preserve">%% A e1@--&gt; B</w:t>
+        <w:br/>
+        <w:t xml:space="preserve">%% classDef animate stroke-dasharray:9,5,stroke-dashoffset:900,animation:dash 25s linear infinite;</w:t>
+        <w:br/>
+        <w:t xml:space="preserve">%% class e1 animate</w:t>
+      </w:r>
+    </w:p>
+    <w:p>
+      <w:pPr>
+        <w:spacing w:before="180" w:after="180"/>
+        <w:pBdr>
+          <w:bottom w:val="single" w:color="808080" w:sz="6" w:space="1"/>
+        </w:pBdr>
+      </w:pPr>
+      <w:r>
+        <w:t xml:space="preserve"/>
+      </w:r>
+    </w:p>
+    <w:p>
+      <w:pPr>
+        <w:pStyle w:val="Heading2"/>
+      </w:pPr>
+      <w:r>
+        <w:t xml:space="preserve">Scenario index</w:t>
+      </w:r>
+    </w:p>
+    <w:tbl>
+      <w:tblPr>
+        <w:tblStyle w:val="MdTable"/>
+        <w:tblW w:w="5000" w:type="pct"/>
+        <w:tblBorders>
+          <w:top w:val="single" w:color="BFBFBF" w:sz="4"/>
+          <w:bottom w:val="single" w:color="BFBFBF" w:sz="4"/>
+          <w:left w:val="single" w:color="BFBFBF" w:sz="4"/>
+          <w:right w:val="single" w:color="BFBFBF" w:sz="4"/>
+          <w:insideH w:val="single" w:color="D9D9D9" w:sz="4"/>
+          <w:insideV w:val="single" w:color="D9D9D9" w:sz="4"/>
+        </w:tblBorders>
+        <w:tblCellMar>
+          <w:top w:w="80" w:type="dxa"/>
+          <w:bottom w:w="80" w:type="dxa"/>
+          <w:left w:w="120" w:type="dxa"/>
+          <w:right w:w="120" w:type="dxa"/>
+        </w:tblCellMar>
+      </w:tblPr>
+      <w:tr>
+        <w:tc>
+          <w:tcPr>
+            <w:tcW w:type="auto"/>
+          </w:tcPr>
+          <w:p>
+            <w:pPr>
+              <w:pStyle w:val="Normal"/>
+            </w:pPr>
+            <w:r>
+              <w:t xml:space="preserve">ID</w:t>
+            </w:r>
+          </w:p>
+        </w:tc>
+        <w:tc>
+          <w:tcPr>
+            <w:tcW w:type="auto"/>
+          </w:tcPr>
+          <w:p>
+            <w:pPr>
+              <w:pStyle w:val="Normal"/>
+            </w:pPr>
+            <w:r>
+              <w:t xml:space="preserve">Level</w:t>
+            </w:r>
+          </w:p>
+        </w:tc>
+        <w:tc>
+          <w:tcPr>
+            <w:tcW w:type="auto"/>
+          </w:tcPr>
+          <w:p>
+            <w:pPr>
+              <w:pStyle w:val="Normal"/>
+            </w:pPr>
+            <w:r>
+              <w:t xml:space="preserve">Topic</w:t>
             </w:r>
           </w:p>
         </w:tc>
@@ -4164,7 +6130,7 @@
               <w:pStyle w:val="Normal"/>
             </w:pPr>
             <w:r>
-              <w:t xml:space="preserve">F43–F47</w:t>
+              <w:t xml:space="preserve">F01–F10</w:t>
             </w:r>
           </w:p>
         </w:tc>
@@ -4177,7 +6143,7 @@
               <w:pStyle w:val="Normal"/>
             </w:pPr>
             <w:r>
-              <w:t xml:space="preserve">6</w:t>
+              <w:t xml:space="preserve">1</w:t>
             </w:r>
           </w:p>
         </w:tc>
@@ -4190,7 +6156,7 @@
               <w:pStyle w:val="Normal"/>
             </w:pPr>
             <w:r>
-              <w:t xml:space="preserve">Nested subgraphs</w:t>
+              <w:t xml:space="preserve">Syntax, direction, basics</w:t>
             </w:r>
           </w:p>
         </w:tc>
@@ -4205,7 +6171,7 @@
               <w:pStyle w:val="Normal"/>
             </w:pPr>
             <w:r>
-              <w:t xml:space="preserve">F48–F52</w:t>
+              <w:t xml:space="preserve">F11–F17</w:t>
             </w:r>
           </w:p>
         </w:tc>
@@ -4218,7 +6184,7 @@
               <w:pStyle w:val="Normal"/>
             </w:pPr>
             <w:r>
-              <w:t xml:space="preserve">7</w:t>
+              <w:t xml:space="preserve">2</w:t>
             </w:r>
           </w:p>
         </w:tc>
@@ -4231,7 +6197,7 @@
               <w:pStyle w:val="Normal"/>
             </w:pPr>
             <w:r>
-              <w:t xml:space="preserve">Labels and text stress</w:t>
+              <w:t xml:space="preserve">Node shapes (legacy brackets)</w:t>
             </w:r>
           </w:p>
         </w:tc>
@@ -4246,7 +6212,7 @@
               <w:pStyle w:val="Normal"/>
             </w:pPr>
             <w:r>
-              <w:t xml:space="preserve">F53–F57</w:t>
+              <w:t xml:space="preserve">F18–F28</w:t>
             </w:r>
           </w:p>
         </w:tc>
@@ -4259,7 +6225,7 @@
               <w:pStyle w:val="Normal"/>
             </w:pPr>
             <w:r>
-              <w:t xml:space="preserve">8</w:t>
+              <w:t xml:space="preserve">3</w:t>
             </w:r>
           </w:p>
         </w:tc>
@@ -4272,7 +6238,7 @@
               <w:pStyle w:val="Normal"/>
             </w:pPr>
             <w:r>
-              <w:t xml:space="preserve">Style, class, init</w:t>
+              <w:t xml:space="preserve">Edge types and labels</w:t>
             </w:r>
           </w:p>
         </w:tc>
@@ -4287,7 +6253,7 @@
               <w:pStyle w:val="Normal"/>
             </w:pPr>
             <w:r>
-              <w:t xml:space="preserve">F53A</w:t>
+              <w:t xml:space="preserve">F29–F35</w:t>
             </w:r>
           </w:p>
         </w:tc>
@@ -4300,7 +6266,7 @@
               <w:pStyle w:val="Normal"/>
             </w:pPr>
             <w:r>
-              <w:t xml:space="preserve">8</w:t>
+              <w:t xml:space="preserve">4</w:t>
             </w:r>
           </w:p>
         </w:tc>
@@ -4313,7 +6279,7 @@
               <w:pStyle w:val="Normal"/>
             </w:pPr>
             <w:r>
-              <w:t xml:space="preserve">Isolated stadium merge (coordinate gate vs mermaid.live)</w:t>
+              <w:t xml:space="preserve">Branching and control flow</w:t>
             </w:r>
           </w:p>
         </w:tc>
@@ -4328,7 +6294,7 @@
               <w:pStyle w:val="Normal"/>
             </w:pPr>
             <w:r>
-              <w:t xml:space="preserve">F58–F60</w:t>
+              <w:t xml:space="preserve">F36–F42</w:t>
             </w:r>
           </w:p>
         </w:tc>
@@ -4341,7 +6307,7 @@
               <w:pStyle w:val="Normal"/>
             </w:pPr>
             <w:r>
-              <w:t xml:space="preserve">9</w:t>
+              <w:t xml:space="preserve">5</w:t>
             </w:r>
           </w:p>
         </w:tc>
@@ -4354,7 +6320,766 @@
               <w:pStyle w:val="Normal"/>
             </w:pPr>
             <w:r>
+              <w:t xml:space="preserve">Single-level subgraphs</w:t>
+            </w:r>
+          </w:p>
+        </w:tc>
+      </w:tr>
+      <w:tr>
+        <w:tc>
+          <w:tcPr>
+            <w:tcW w:type="auto"/>
+          </w:tcPr>
+          <w:p>
+            <w:pPr>
+              <w:pStyle w:val="Normal"/>
+            </w:pPr>
+            <w:r>
+              <w:t xml:space="preserve">F43–F47</w:t>
+            </w:r>
+          </w:p>
+        </w:tc>
+        <w:tc>
+          <w:tcPr>
+            <w:tcW w:type="auto"/>
+          </w:tcPr>
+          <w:p>
+            <w:pPr>
+              <w:pStyle w:val="Normal"/>
+            </w:pPr>
+            <w:r>
+              <w:t xml:space="preserve">6</w:t>
+            </w:r>
+          </w:p>
+        </w:tc>
+        <w:tc>
+          <w:tcPr>
+            <w:tcW w:type="auto"/>
+          </w:tcPr>
+          <w:p>
+            <w:pPr>
+              <w:pStyle w:val="Normal"/>
+            </w:pPr>
+            <w:r>
+              <w:t xml:space="preserve">Nested subgraphs</w:t>
+            </w:r>
+          </w:p>
+        </w:tc>
+      </w:tr>
+      <w:tr>
+        <w:tc>
+          <w:tcPr>
+            <w:tcW w:type="auto"/>
+          </w:tcPr>
+          <w:p>
+            <w:pPr>
+              <w:pStyle w:val="Normal"/>
+            </w:pPr>
+            <w:r>
+              <w:t xml:space="preserve">F48–F52</w:t>
+            </w:r>
+          </w:p>
+        </w:tc>
+        <w:tc>
+          <w:tcPr>
+            <w:tcW w:type="auto"/>
+          </w:tcPr>
+          <w:p>
+            <w:pPr>
+              <w:pStyle w:val="Normal"/>
+            </w:pPr>
+            <w:r>
+              <w:t xml:space="preserve">7</w:t>
+            </w:r>
+          </w:p>
+        </w:tc>
+        <w:tc>
+          <w:tcPr>
+            <w:tcW w:type="auto"/>
+          </w:tcPr>
+          <w:p>
+            <w:pPr>
+              <w:pStyle w:val="Normal"/>
+            </w:pPr>
+            <w:r>
+              <w:t xml:space="preserve">Labels and text stress</w:t>
+            </w:r>
+          </w:p>
+        </w:tc>
+      </w:tr>
+      <w:tr>
+        <w:tc>
+          <w:tcPr>
+            <w:tcW w:type="auto"/>
+          </w:tcPr>
+          <w:p>
+            <w:pPr>
+              <w:pStyle w:val="Normal"/>
+            </w:pPr>
+            <w:r>
+              <w:t xml:space="preserve">F53–F57</w:t>
+            </w:r>
+          </w:p>
+        </w:tc>
+        <w:tc>
+          <w:tcPr>
+            <w:tcW w:type="auto"/>
+          </w:tcPr>
+          <w:p>
+            <w:pPr>
+              <w:pStyle w:val="Normal"/>
+            </w:pPr>
+            <w:r>
+              <w:t xml:space="preserve">8</w:t>
+            </w:r>
+          </w:p>
+        </w:tc>
+        <w:tc>
+          <w:tcPr>
+            <w:tcW w:type="auto"/>
+          </w:tcPr>
+          <w:p>
+            <w:pPr>
+              <w:pStyle w:val="Normal"/>
+            </w:pPr>
+            <w:r>
+              <w:t xml:space="preserve">Style, class, init</w:t>
+            </w:r>
+          </w:p>
+        </w:tc>
+      </w:tr>
+      <w:tr>
+        <w:tc>
+          <w:tcPr>
+            <w:tcW w:type="auto"/>
+          </w:tcPr>
+          <w:p>
+            <w:pPr>
+              <w:pStyle w:val="Normal"/>
+            </w:pPr>
+            <w:r>
+              <w:t xml:space="preserve">F53A</w:t>
+            </w:r>
+          </w:p>
+        </w:tc>
+        <w:tc>
+          <w:tcPr>
+            <w:tcW w:type="auto"/>
+          </w:tcPr>
+          <w:p>
+            <w:pPr>
+              <w:pStyle w:val="Normal"/>
+            </w:pPr>
+            <w:r>
+              <w:t xml:space="preserve">8</w:t>
+            </w:r>
+          </w:p>
+        </w:tc>
+        <w:tc>
+          <w:tcPr>
+            <w:tcW w:type="auto"/>
+          </w:tcPr>
+          <w:p>
+            <w:pPr>
+              <w:pStyle w:val="Normal"/>
+            </w:pPr>
+            <w:r>
+              <w:t xml:space="preserve">Isolated stadium merge (coordinate gate vs mermaid.live)</w:t>
+            </w:r>
+          </w:p>
+        </w:tc>
+      </w:tr>
+      <w:tr>
+        <w:tc>
+          <w:tcPr>
+            <w:tcW w:type="auto"/>
+          </w:tcPr>
+          <w:p>
+            <w:pPr>
+              <w:pStyle w:val="Normal"/>
+            </w:pPr>
+            <w:r>
+              <w:t xml:space="preserve">F58–F60</w:t>
+            </w:r>
+          </w:p>
+        </w:tc>
+        <w:tc>
+          <w:tcPr>
+            <w:tcW w:type="auto"/>
+          </w:tcPr>
+          <w:p>
+            <w:pPr>
+              <w:pStyle w:val="Normal"/>
+            </w:pPr>
+            <w:r>
+              <w:t xml:space="preserve">9</w:t>
+            </w:r>
+          </w:p>
+        </w:tc>
+        <w:tc>
+          <w:tcPr>
+            <w:tcW w:type="auto"/>
+          </w:tcPr>
+          <w:p>
+            <w:pPr>
+              <w:pStyle w:val="Normal"/>
+            </w:pPr>
+            <w:r>
               <w:t xml:space="preserve">Combined integration</w:t>
+            </w:r>
+          </w:p>
+        </w:tc>
+      </w:tr>
+      <w:tr>
+        <w:tc>
+          <w:tcPr>
+            <w:tcW w:type="auto"/>
+          </w:tcPr>
+          <w:p>
+            <w:pPr>
+              <w:pStyle w:val="Normal"/>
+            </w:pPr>
+            <w:r>
+              <w:t xml:space="preserve">F61–F62</w:t>
+            </w:r>
+          </w:p>
+        </w:tc>
+        <w:tc>
+          <w:tcPr>
+            <w:tcW w:type="auto"/>
+          </w:tcPr>
+          <w:p>
+            <w:pPr>
+              <w:pStyle w:val="Normal"/>
+            </w:pPr>
+            <w:r>
+              <w:t xml:space="preserve">10</w:t>
+            </w:r>
+          </w:p>
+        </w:tc>
+        <w:tc>
+          <w:tcPr>
+            <w:tcW w:type="auto"/>
+          </w:tcPr>
+          <w:p>
+            <w:pPr>
+              <w:pStyle w:val="Normal"/>
+            </w:pPr>
+            <w:r>
+              <w:t xml:space="preserve">Edge/group expansion (</w:t>
+            </w:r>
+            <w:r>
+              <w:rPr>
+                <w:rStyle w:val="MdInlineCode"/>
+              </w:rPr>
+              <w:t xml:space="preserve">&amp;</w:t>
+            </w:r>
+            <w:r>
+              <w:t xml:space="preserve">, chains)</w:t>
+            </w:r>
+          </w:p>
+        </w:tc>
+      </w:tr>
+      <w:tr>
+        <w:tc>
+          <w:tcPr>
+            <w:tcW w:type="auto"/>
+          </w:tcPr>
+          <w:p>
+            <w:pPr>
+              <w:pStyle w:val="Normal"/>
+            </w:pPr>
+            <w:r>
+              <w:t xml:space="preserve">F63–F64, F83, F87–F88</w:t>
+            </w:r>
+          </w:p>
+        </w:tc>
+        <w:tc>
+          <w:tcPr>
+            <w:tcW w:type="auto"/>
+          </w:tcPr>
+          <w:p>
+            <w:pPr>
+              <w:pStyle w:val="Normal"/>
+            </w:pPr>
+            <w:r>
+              <w:t xml:space="preserve">10</w:t>
+            </w:r>
+          </w:p>
+        </w:tc>
+        <w:tc>
+          <w:tcPr>
+            <w:tcW w:type="auto"/>
+          </w:tcPr>
+          <w:p>
+            <w:pPr>
+              <w:pStyle w:val="Normal"/>
+            </w:pPr>
+            <w:r>
+              <w:t xml:space="preserve">Edge identity and metadata</w:t>
+            </w:r>
+          </w:p>
+        </w:tc>
+      </w:tr>
+      <w:tr>
+        <w:tc>
+          <w:tcPr>
+            <w:tcW w:type="auto"/>
+          </w:tcPr>
+          <w:p>
+            <w:pPr>
+              <w:pStyle w:val="Normal"/>
+            </w:pPr>
+            <w:r>
+              <w:t xml:space="preserve">F65–F66, F81–F82</w:t>
+            </w:r>
+          </w:p>
+        </w:tc>
+        <w:tc>
+          <w:tcPr>
+            <w:tcW w:type="auto"/>
+          </w:tcPr>
+          <w:p>
+            <w:pPr>
+              <w:pStyle w:val="Normal"/>
+            </w:pPr>
+            <w:r>
+              <w:t xml:space="preserve">10</w:t>
+            </w:r>
+          </w:p>
+        </w:tc>
+        <w:tc>
+          <w:tcPr>
+            <w:tcW w:type="auto"/>
+          </w:tcPr>
+          <w:p>
+            <w:pPr>
+              <w:pStyle w:val="Normal"/>
+            </w:pPr>
+            <w:r>
+              <w:t xml:space="preserve">Shapes and label types</w:t>
+            </w:r>
+          </w:p>
+        </w:tc>
+      </w:tr>
+      <w:tr>
+        <w:tc>
+          <w:tcPr>
+            <w:tcW w:type="auto"/>
+          </w:tcPr>
+          <w:p>
+            <w:pPr>
+              <w:pStyle w:val="Normal"/>
+            </w:pPr>
+            <w:r>
+              <w:t xml:space="preserve">F67</w:t>
+            </w:r>
+          </w:p>
+        </w:tc>
+        <w:tc>
+          <w:tcPr>
+            <w:tcW w:type="auto"/>
+          </w:tcPr>
+          <w:p>
+            <w:pPr>
+              <w:pStyle w:val="Normal"/>
+            </w:pPr>
+            <w:r>
+              <w:t xml:space="preserve">10</w:t>
+            </w:r>
+          </w:p>
+        </w:tc>
+        <w:tc>
+          <w:tcPr>
+            <w:tcW w:type="auto"/>
+          </w:tcPr>
+          <w:p>
+            <w:pPr>
+              <w:pStyle w:val="Normal"/>
+            </w:pPr>
+            <w:r>
+              <w:t xml:space="preserve">Invisible edge</w:t>
+            </w:r>
+          </w:p>
+        </w:tc>
+      </w:tr>
+      <w:tr>
+        <w:tc>
+          <w:tcPr>
+            <w:tcW w:type="auto"/>
+          </w:tcPr>
+          <w:p>
+            <w:pPr>
+              <w:pStyle w:val="Normal"/>
+            </w:pPr>
+            <w:r>
+              <w:t xml:space="preserve">F68–F69, F86</w:t>
+            </w:r>
+          </w:p>
+        </w:tc>
+        <w:tc>
+          <w:tcPr>
+            <w:tcW w:type="auto"/>
+          </w:tcPr>
+          <w:p>
+            <w:pPr>
+              <w:pStyle w:val="Normal"/>
+            </w:pPr>
+            <w:r>
+              <w:t xml:space="preserve">10</w:t>
+            </w:r>
+          </w:p>
+        </w:tc>
+        <w:tc>
+          <w:tcPr>
+            <w:tcW w:type="auto"/>
+          </w:tcPr>
+          <w:p>
+            <w:pPr>
+              <w:pStyle w:val="Normal"/>
+            </w:pPr>
+            <w:r>
+              <w:rPr>
+                <w:rStyle w:val="MdInlineCode"/>
+              </w:rPr>
+              <w:t xml:space="preserve">linkStyle</w:t>
+            </w:r>
+            <w:r>
+              <w:t xml:space="preserve"> and curve config</w:t>
+            </w:r>
+          </w:p>
+        </w:tc>
+      </w:tr>
+      <w:tr>
+        <w:tc>
+          <w:tcPr>
+            <w:tcW w:type="auto"/>
+          </w:tcPr>
+          <w:p>
+            <w:pPr>
+              <w:pStyle w:val="Normal"/>
+            </w:pPr>
+            <w:r>
+              <w:t xml:space="preserve">F70</w:t>
+            </w:r>
+          </w:p>
+        </w:tc>
+        <w:tc>
+          <w:tcPr>
+            <w:tcW w:type="auto"/>
+          </w:tcPr>
+          <w:p>
+            <w:pPr>
+              <w:pStyle w:val="Normal"/>
+            </w:pPr>
+            <w:r>
+              <w:t xml:space="preserve">10</w:t>
+            </w:r>
+          </w:p>
+        </w:tc>
+        <w:tc>
+          <w:tcPr>
+            <w:tcW w:type="auto"/>
+          </w:tcPr>
+          <w:p>
+            <w:pPr>
+              <w:pStyle w:val="Normal"/>
+            </w:pPr>
+            <w:r>
+              <w:t xml:space="preserve">Comments and statement boundaries</w:t>
+            </w:r>
+          </w:p>
+        </w:tc>
+      </w:tr>
+      <w:tr>
+        <w:tc>
+          <w:tcPr>
+            <w:tcW w:type="auto"/>
+          </w:tcPr>
+          <w:p>
+            <w:pPr>
+              <w:pStyle w:val="Normal"/>
+            </w:pPr>
+            <w:r>
+              <w:t xml:space="preserve">F71–F72</w:t>
+            </w:r>
+          </w:p>
+        </w:tc>
+        <w:tc>
+          <w:tcPr>
+            <w:tcW w:type="auto"/>
+          </w:tcPr>
+          <w:p>
+            <w:pPr>
+              <w:pStyle w:val="Normal"/>
+            </w:pPr>
+            <w:r>
+              <w:t xml:space="preserve">10</w:t>
+            </w:r>
+          </w:p>
+        </w:tc>
+        <w:tc>
+          <w:tcPr>
+            <w:tcW w:type="auto"/>
+          </w:tcPr>
+          <w:p>
+            <w:pPr>
+              <w:pStyle w:val="Normal"/>
+            </w:pPr>
+            <w:r>
+              <w:t xml:space="preserve">Interactions and accessibility</w:t>
+            </w:r>
+          </w:p>
+        </w:tc>
+      </w:tr>
+      <w:tr>
+        <w:tc>
+          <w:tcPr>
+            <w:tcW w:type="auto"/>
+          </w:tcPr>
+          <w:p>
+            <w:pPr>
+              <w:pStyle w:val="Normal"/>
+            </w:pPr>
+            <w:r>
+              <w:t xml:space="preserve">F73–F74, F84</w:t>
+            </w:r>
+          </w:p>
+        </w:tc>
+        <w:tc>
+          <w:tcPr>
+            <w:tcW w:type="auto"/>
+          </w:tcPr>
+          <w:p>
+            <w:pPr>
+              <w:pStyle w:val="Normal"/>
+            </w:pPr>
+            <w:r>
+              <w:t xml:space="preserve">10</w:t>
+            </w:r>
+          </w:p>
+        </w:tc>
+        <w:tc>
+          <w:tcPr>
+            <w:tcW w:type="auto"/>
+          </w:tcPr>
+          <w:p>
+            <w:pPr>
+              <w:pStyle w:val="Normal"/>
+            </w:pPr>
+            <w:r>
+              <w:t xml:space="preserve">Subgraph forms and membership</w:t>
+            </w:r>
+          </w:p>
+        </w:tc>
+      </w:tr>
+      <w:tr>
+        <w:tc>
+          <w:tcPr>
+            <w:tcW w:type="auto"/>
+          </w:tcPr>
+          <w:p>
+            <w:pPr>
+              <w:pStyle w:val="Normal"/>
+            </w:pPr>
+            <w:r>
+              <w:t xml:space="preserve">F75</w:t>
+            </w:r>
+          </w:p>
+        </w:tc>
+        <w:tc>
+          <w:tcPr>
+            <w:tcW w:type="auto"/>
+          </w:tcPr>
+          <w:p>
+            <w:pPr>
+              <w:pStyle w:val="Normal"/>
+            </w:pPr>
+            <w:r>
+              <w:t xml:space="preserve">10</w:t>
+            </w:r>
+          </w:p>
+        </w:tc>
+        <w:tc>
+          <w:tcPr>
+            <w:tcW w:type="auto"/>
+          </w:tcPr>
+          <w:p>
+            <w:pPr>
+              <w:pStyle w:val="Normal"/>
+            </w:pPr>
+            <w:r>
+              <w:t xml:space="preserve">Symbolic direction</w:t>
+            </w:r>
+          </w:p>
+        </w:tc>
+      </w:tr>
+      <w:tr>
+        <w:tc>
+          <w:tcPr>
+            <w:tcW w:type="auto"/>
+          </w:tcPr>
+          <w:p>
+            <w:pPr>
+              <w:pStyle w:val="Normal"/>
+            </w:pPr>
+            <w:r>
+              <w:t xml:space="preserve">F76</w:t>
+            </w:r>
+          </w:p>
+        </w:tc>
+        <w:tc>
+          <w:tcPr>
+            <w:tcW w:type="auto"/>
+          </w:tcPr>
+          <w:p>
+            <w:pPr>
+              <w:pStyle w:val="Normal"/>
+            </w:pPr>
+            <w:r>
+              <w:t xml:space="preserve">10</w:t>
+            </w:r>
+          </w:p>
+        </w:tc>
+        <w:tc>
+          <w:tcPr>
+            <w:tcW w:type="auto"/>
+          </w:tcPr>
+          <w:p>
+            <w:pPr>
+              <w:pStyle w:val="Normal"/>
+            </w:pPr>
+            <w:r>
+              <w:t xml:space="preserve">Vertex declaration merge</w:t>
+            </w:r>
+          </w:p>
+        </w:tc>
+      </w:tr>
+      <w:tr>
+        <w:tc>
+          <w:tcPr>
+            <w:tcW w:type="auto"/>
+          </w:tcPr>
+          <w:p>
+            <w:pPr>
+              <w:pStyle w:val="Normal"/>
+            </w:pPr>
+            <w:r>
+              <w:t xml:space="preserve">F77–F79</w:t>
+            </w:r>
+          </w:p>
+        </w:tc>
+        <w:tc>
+          <w:tcPr>
+            <w:tcW w:type="auto"/>
+          </w:tcPr>
+          <w:p>
+            <w:pPr>
+              <w:pStyle w:val="Normal"/>
+            </w:pPr>
+            <w:r>
+              <w:t xml:space="preserve">10</w:t>
+            </w:r>
+          </w:p>
+        </w:tc>
+        <w:tc>
+          <w:tcPr>
+            <w:tcW w:type="auto"/>
+          </w:tcPr>
+          <w:p>
+            <w:pPr>
+              <w:pStyle w:val="Normal"/>
+            </w:pPr>
+            <w:r>
+              <w:t xml:space="preserve">Class/style mutations</w:t>
+            </w:r>
+          </w:p>
+        </w:tc>
+      </w:tr>
+      <w:tr>
+        <w:tc>
+          <w:tcPr>
+            <w:tcW w:type="auto"/>
+          </w:tcPr>
+          <w:p>
+            <w:pPr>
+              <w:pStyle w:val="Normal"/>
+            </w:pPr>
+            <w:r>
+              <w:t xml:space="preserve">F80</w:t>
+            </w:r>
+          </w:p>
+        </w:tc>
+        <w:tc>
+          <w:tcPr>
+            <w:tcW w:type="auto"/>
+          </w:tcPr>
+          <w:p>
+            <w:pPr>
+              <w:pStyle w:val="Normal"/>
+            </w:pPr>
+            <w:r>
+              <w:t xml:space="preserve">10</w:t>
+            </w:r>
+          </w:p>
+        </w:tc>
+        <w:tc>
+          <w:tcPr>
+            <w:tcW w:type="auto"/>
+          </w:tcPr>
+          <w:p>
+            <w:pPr>
+              <w:pStyle w:val="Normal"/>
+            </w:pPr>
+            <w:r>
+              <w:rPr>
+                <w:rStyle w:val="MdInlineCode"/>
+              </w:rPr>
+              <w:t xml:space="preserve">flowchart-elk</w:t>
+            </w:r>
+            <w:r>
+              <w:t xml:space="preserve"> header</w:t>
+            </w:r>
+          </w:p>
+        </w:tc>
+      </w:tr>
+      <w:tr>
+        <w:tc>
+          <w:tcPr>
+            <w:tcW w:type="auto"/>
+          </w:tcPr>
+          <w:p>
+            <w:pPr>
+              <w:pStyle w:val="Normal"/>
+            </w:pPr>
+            <w:r>
+              <w:t xml:space="preserve">F85</w:t>
+            </w:r>
+          </w:p>
+        </w:tc>
+        <w:tc>
+          <w:tcPr>
+            <w:tcW w:type="auto"/>
+          </w:tcPr>
+          <w:p>
+            <w:pPr>
+              <w:pStyle w:val="Normal"/>
+            </w:pPr>
+            <w:r>
+              <w:t xml:space="preserve">10</w:t>
+            </w:r>
+          </w:p>
+        </w:tc>
+        <w:tc>
+          <w:tcPr>
+            <w:tcW w:type="auto"/>
+          </w:tcPr>
+          <w:p>
+            <w:pPr>
+              <w:pStyle w:val="Normal"/>
+            </w:pPr>
+            <w:r>
+              <w:t xml:space="preserve">Edge label syntax variant</w:t>
             </w:r>
           </w:p>
         </w:tc>
@@ -4423,6 +7148,1308 @@
       </w:r>
       <w:r>
         <w:t xml:space="preserve"> when iterating specifically on flowchart layout.</w:t>
+      </w:r>
+    </w:p>
+    <w:p>
+      <w:pPr>
+        <w:pStyle w:val="Heading1"/>
+      </w:pPr>
+      <w:r>
+        <w:rPr>
+          <w:b/>
+        </w:rPr>
+        <w:t xml:space="preserve">Level 12 — Advanced HTML &amp; Markdown Labels</w:t>
+      </w:r>
+    </w:p>
+    <w:p>
+      <w:pPr>
+        <w:pStyle w:val="Normal"/>
+      </w:pPr>
+      <w:r>
+        <w:t xml:space="preserve">These tests cover HTML labels, Markdown labels, mixed content, multi‑line HTML, and label rendering interactions.</w:t>
+      </w:r>
+    </w:p>
+    <w:p>
+      <w:pPr>
+        <w:spacing w:before="180" w:after="180"/>
+        <w:pBdr>
+          <w:bottom w:val="single" w:color="808080" w:sz="6" w:space="1"/>
+        </w:pBdr>
+      </w:pPr>
+      <w:r>
+        <w:t xml:space="preserve"/>
+      </w:r>
+    </w:p>
+    <w:p>
+      <w:pPr>
+        <w:pStyle w:val="Heading3"/>
+      </w:pPr>
+      <w:r>
+        <w:rPr>
+          <w:b/>
+        </w:rPr>
+        <w:t xml:space="preserve">F89 — Multi‑element HTML label</w:t>
+      </w:r>
+    </w:p>
+    <w:p>
+      <w:pPr>
+        <w:pStyle w:val="Normal"/>
+        <w:jc w:val="center"/>
+      </w:pPr>
+      <w:r>
+        <w:drawing>
+          <wp:inline xmlns:wp="http://schemas.openxmlformats.org/drawingml/2006/wordprocessingDrawing" distT="0" distB="0" distL="0" distR="0">
+            <wp:extent cx="4210050" cy="1581150"/>
+            <wp:effectExtent l="0" t="0" r="0" b="0"/>
+            <wp:docPr id="87" name="Mermaid diagram 87" descr="Mermaid diagram"/>
+            <wp:cNvGraphicFramePr>
+              <a:graphicFrameLocks xmlns:a="http://schemas.openxmlformats.org/drawingml/2006/main" noChangeAspect="1"/>
+            </wp:cNvGraphicFramePr>
+            <a:graphic xmlns:a="http://schemas.openxmlformats.org/drawingml/2006/main">
+              <a:graphicData uri="http://schemas.openxmlformats.org/drawingml/2006/picture">
+                <pic:pic xmlns:pic="http://schemas.openxmlformats.org/drawingml/2006/picture">
+                  <pic:nvPicPr>
+                    <pic:cNvPr id="0" name="Mermaid diagram.png" descr="Mermaid diagram"/>
+                    <pic:cNvPicPr/>
+                  </pic:nvPicPr>
+                  <pic:blipFill>
+                    <a:blip xmlns:r="http://schemas.openxmlformats.org/officeDocument/2006/relationships" r:embed="Rfedf3f6522844aaf"/>
+                    <a:stretch>
+                      <a:fillRect/>
+                    </a:stretch>
+                  </pic:blipFill>
+                  <pic:spPr>
+                    <a:xfrm>
+                      <a:off x="0" y="0"/>
+                      <a:ext cx="4210050" cy="1581150"/>
+                    </a:xfrm>
+                    <a:prstGeom prst="rect">
+                      <a:avLst/>
+                    </a:prstGeom>
+                  </pic:spPr>
+                </pic:pic>
+              </a:graphicData>
+            </a:graphic>
+          </wp:inline>
+        </w:drawing>
+      </w:r>
+    </w:p>
+    <w:p>
+      <w:pPr>
+        <w:pStyle w:val="Heading3"/>
+      </w:pPr>
+      <w:r>
+        <w:rPr>
+          <w:b/>
+        </w:rPr>
+        <w:t xml:space="preserve">F90 — HTML table inside label</w:t>
+      </w:r>
+    </w:p>
+    <w:p>
+      <w:pPr>
+        <w:pStyle w:val="Normal"/>
+        <w:jc w:val="center"/>
+      </w:pPr>
+      <w:r>
+        <w:drawing>
+          <wp:inline xmlns:wp="http://schemas.openxmlformats.org/drawingml/2006/wordprocessingDrawing" distT="0" distB="0" distL="0" distR="0">
+            <wp:extent cx="2514600" cy="2724150"/>
+            <wp:effectExtent l="0" t="0" r="0" b="0"/>
+            <wp:docPr id="88" name="Mermaid diagram 88" descr="Mermaid diagram"/>
+            <wp:cNvGraphicFramePr>
+              <a:graphicFrameLocks xmlns:a="http://schemas.openxmlformats.org/drawingml/2006/main" noChangeAspect="1"/>
+            </wp:cNvGraphicFramePr>
+            <a:graphic xmlns:a="http://schemas.openxmlformats.org/drawingml/2006/main">
+              <a:graphicData uri="http://schemas.openxmlformats.org/drawingml/2006/picture">
+                <pic:pic xmlns:pic="http://schemas.openxmlformats.org/drawingml/2006/picture">
+                  <pic:nvPicPr>
+                    <pic:cNvPr id="0" name="Mermaid diagram.png" descr="Mermaid diagram"/>
+                    <pic:cNvPicPr/>
+                  </pic:nvPicPr>
+                  <pic:blipFill>
+                    <a:blip xmlns:r="http://schemas.openxmlformats.org/officeDocument/2006/relationships" r:embed="R5638a78a50044ef9"/>
+                    <a:stretch>
+                      <a:fillRect/>
+                    </a:stretch>
+                  </pic:blipFill>
+                  <pic:spPr>
+                    <a:xfrm>
+                      <a:off x="0" y="0"/>
+                      <a:ext cx="2514600" cy="2724150"/>
+                    </a:xfrm>
+                    <a:prstGeom prst="rect">
+                      <a:avLst/>
+                    </a:prstGeom>
+                  </pic:spPr>
+                </pic:pic>
+              </a:graphicData>
+            </a:graphic>
+          </wp:inline>
+        </w:drawing>
+      </w:r>
+    </w:p>
+    <w:p>
+      <w:pPr>
+        <w:pStyle w:val="Heading3"/>
+      </w:pPr>
+      <w:r>
+        <w:rPr>
+          <w:b/>
+        </w:rPr>
+        <w:t xml:space="preserve">F91 — Mixed Markdown + HTML</w:t>
+      </w:r>
+    </w:p>
+    <w:p>
+      <w:pPr>
+        <w:pStyle w:val="Normal"/>
+        <w:jc w:val="center"/>
+      </w:pPr>
+      <w:r>
+        <w:drawing>
+          <wp:inline xmlns:wp="http://schemas.openxmlformats.org/drawingml/2006/wordprocessingDrawing" distT="0" distB="0" distL="0" distR="0">
+            <wp:extent cx="3971925" cy="1352550"/>
+            <wp:effectExtent l="0" t="0" r="0" b="0"/>
+            <wp:docPr id="89" name="Mermaid diagram 89" descr="Mermaid diagram"/>
+            <wp:cNvGraphicFramePr>
+              <a:graphicFrameLocks xmlns:a="http://schemas.openxmlformats.org/drawingml/2006/main" noChangeAspect="1"/>
+            </wp:cNvGraphicFramePr>
+            <a:graphic xmlns:a="http://schemas.openxmlformats.org/drawingml/2006/main">
+              <a:graphicData uri="http://schemas.openxmlformats.org/drawingml/2006/picture">
+                <pic:pic xmlns:pic="http://schemas.openxmlformats.org/drawingml/2006/picture">
+                  <pic:nvPicPr>
+                    <pic:cNvPr id="0" name="Mermaid diagram.png" descr="Mermaid diagram"/>
+                    <pic:cNvPicPr/>
+                  </pic:nvPicPr>
+                  <pic:blipFill>
+                    <a:blip xmlns:r="http://schemas.openxmlformats.org/officeDocument/2006/relationships" r:embed="R841c47816bb14f5e"/>
+                    <a:stretch>
+                      <a:fillRect/>
+                    </a:stretch>
+                  </pic:blipFill>
+                  <pic:spPr>
+                    <a:xfrm>
+                      <a:off x="0" y="0"/>
+                      <a:ext cx="3971925" cy="1352550"/>
+                    </a:xfrm>
+                    <a:prstGeom prst="rect">
+                      <a:avLst/>
+                    </a:prstGeom>
+                  </pic:spPr>
+                </pic:pic>
+              </a:graphicData>
+            </a:graphic>
+          </wp:inline>
+        </w:drawing>
+      </w:r>
+    </w:p>
+    <w:p>
+      <w:pPr>
+        <w:pStyle w:val="Heading3"/>
+      </w:pPr>
+      <w:r>
+        <w:rPr>
+          <w:b/>
+        </w:rPr>
+        <w:t xml:space="preserve">F92 — Multi‑line HTML label (divs)</w:t>
+      </w:r>
+    </w:p>
+    <w:p>
+      <w:pPr>
+        <w:pStyle w:val="Normal"/>
+        <w:jc w:val="center"/>
+      </w:pPr>
+      <w:r>
+        <w:drawing>
+          <wp:inline xmlns:wp="http://schemas.openxmlformats.org/drawingml/2006/wordprocessingDrawing" distT="0" distB="0" distL="0" distR="0">
+            <wp:extent cx="2209800" cy="2724150"/>
+            <wp:effectExtent l="0" t="0" r="0" b="0"/>
+            <wp:docPr id="90" name="Mermaid diagram 90" descr="Mermaid diagram"/>
+            <wp:cNvGraphicFramePr>
+              <a:graphicFrameLocks xmlns:a="http://schemas.openxmlformats.org/drawingml/2006/main" noChangeAspect="1"/>
+            </wp:cNvGraphicFramePr>
+            <a:graphic xmlns:a="http://schemas.openxmlformats.org/drawingml/2006/main">
+              <a:graphicData uri="http://schemas.openxmlformats.org/drawingml/2006/picture">
+                <pic:pic xmlns:pic="http://schemas.openxmlformats.org/drawingml/2006/picture">
+                  <pic:nvPicPr>
+                    <pic:cNvPr id="0" name="Mermaid diagram.png" descr="Mermaid diagram"/>
+                    <pic:cNvPicPr/>
+                  </pic:nvPicPr>
+                  <pic:blipFill>
+                    <a:blip xmlns:r="http://schemas.openxmlformats.org/officeDocument/2006/relationships" r:embed="R2ba05dcf4cb94845"/>
+                    <a:stretch>
+                      <a:fillRect/>
+                    </a:stretch>
+                  </pic:blipFill>
+                  <pic:spPr>
+                    <a:xfrm>
+                      <a:off x="0" y="0"/>
+                      <a:ext cx="2209800" cy="2724150"/>
+                    </a:xfrm>
+                    <a:prstGeom prst="rect">
+                      <a:avLst/>
+                    </a:prstGeom>
+                  </pic:spPr>
+                </pic:pic>
+              </a:graphicData>
+            </a:graphic>
+          </wp:inline>
+        </w:drawing>
+      </w:r>
+    </w:p>
+    <w:p>
+      <w:pPr>
+        <w:pStyle w:val="Heading3"/>
+      </w:pPr>
+      <w:r>
+        <w:rPr>
+          <w:b/>
+        </w:rPr>
+        <w:t xml:space="preserve">F93 — Markdown list inside label</w:t>
+      </w:r>
+    </w:p>
+    <w:p>
+      <w:pPr>
+        <w:pStyle w:val="Normal"/>
+        <w:jc w:val="center"/>
+      </w:pPr>
+      <w:r>
+        <w:drawing>
+          <wp:inline xmlns:wp="http://schemas.openxmlformats.org/drawingml/2006/wordprocessingDrawing" distT="0" distB="0" distL="0" distR="0">
+            <wp:extent cx="3267075" cy="1352550"/>
+            <wp:effectExtent l="0" t="0" r="0" b="0"/>
+            <wp:docPr id="91" name="Mermaid diagram 91" descr="Mermaid diagram"/>
+            <wp:cNvGraphicFramePr>
+              <a:graphicFrameLocks xmlns:a="http://schemas.openxmlformats.org/drawingml/2006/main" noChangeAspect="1"/>
+            </wp:cNvGraphicFramePr>
+            <a:graphic xmlns:a="http://schemas.openxmlformats.org/drawingml/2006/main">
+              <a:graphicData uri="http://schemas.openxmlformats.org/drawingml/2006/picture">
+                <pic:pic xmlns:pic="http://schemas.openxmlformats.org/drawingml/2006/picture">
+                  <pic:nvPicPr>
+                    <pic:cNvPr id="0" name="Mermaid diagram.png" descr="Mermaid diagram"/>
+                    <pic:cNvPicPr/>
+                  </pic:nvPicPr>
+                  <pic:blipFill>
+                    <a:blip xmlns:r="http://schemas.openxmlformats.org/officeDocument/2006/relationships" r:embed="Rf4e7245543a94e2d"/>
+                    <a:stretch>
+                      <a:fillRect/>
+                    </a:stretch>
+                  </pic:blipFill>
+                  <pic:spPr>
+                    <a:xfrm>
+                      <a:off x="0" y="0"/>
+                      <a:ext cx="3267075" cy="1352550"/>
+                    </a:xfrm>
+                    <a:prstGeom prst="rect">
+                      <a:avLst/>
+                    </a:prstGeom>
+                  </pic:spPr>
+                </pic:pic>
+              </a:graphicData>
+            </a:graphic>
+          </wp:inline>
+        </w:drawing>
+      </w:r>
+    </w:p>
+    <w:p>
+      <w:pPr>
+        <w:spacing w:before="180" w:after="180"/>
+        <w:pBdr>
+          <w:bottom w:val="single" w:color="808080" w:sz="6" w:space="1"/>
+        </w:pBdr>
+      </w:pPr>
+      <w:r>
+        <w:t xml:space="preserve"/>
+      </w:r>
+    </w:p>
+    <w:p>
+      <w:pPr>
+        <w:pStyle w:val="Heading1"/>
+      </w:pPr>
+      <w:r>
+        <w:rPr>
+          <w:b/>
+        </w:rPr>
+        <w:t xml:space="preserve">Level 13 — Edge Label Edge‑Cases</w:t>
+      </w:r>
+    </w:p>
+    <w:p>
+      <w:pPr>
+        <w:pStyle w:val="Normal"/>
+      </w:pPr>
+      <w:r>
+        <w:t xml:space="preserve">These tests cover multi‑line edge labels, HTML/Markdown in labels, labels on invisible edges, labels on grouped edges, and labels on ID’d edges.</w:t>
+      </w:r>
+    </w:p>
+    <w:p>
+      <w:pPr>
+        <w:spacing w:before="180" w:after="180"/>
+        <w:pBdr>
+          <w:bottom w:val="single" w:color="808080" w:sz="6" w:space="1"/>
+        </w:pBdr>
+      </w:pPr>
+      <w:r>
+        <w:t xml:space="preserve"/>
+      </w:r>
+    </w:p>
+    <w:p>
+      <w:pPr>
+        <w:pStyle w:val="Heading3"/>
+      </w:pPr>
+      <w:r>
+        <w:rPr>
+          <w:b/>
+        </w:rPr>
+        <w:t xml:space="preserve">F94 — Multi‑line edge label</w:t>
+      </w:r>
+    </w:p>
+    <w:p>
+      <w:pPr>
+        <w:pStyle w:val="Normal"/>
+        <w:jc w:val="center"/>
+      </w:pPr>
+      <w:r>
+        <w:drawing>
+          <wp:inline xmlns:wp="http://schemas.openxmlformats.org/drawingml/2006/wordprocessingDrawing" distT="0" distB="0" distL="0" distR="0">
+            <wp:extent cx="4495800" cy="1047750"/>
+            <wp:effectExtent l="0" t="0" r="0" b="0"/>
+            <wp:docPr id="92" name="Mermaid diagram 92" descr="Mermaid diagram"/>
+            <wp:cNvGraphicFramePr>
+              <a:graphicFrameLocks xmlns:a="http://schemas.openxmlformats.org/drawingml/2006/main" noChangeAspect="1"/>
+            </wp:cNvGraphicFramePr>
+            <a:graphic xmlns:a="http://schemas.openxmlformats.org/drawingml/2006/main">
+              <a:graphicData uri="http://schemas.openxmlformats.org/drawingml/2006/picture">
+                <pic:pic xmlns:pic="http://schemas.openxmlformats.org/drawingml/2006/picture">
+                  <pic:nvPicPr>
+                    <pic:cNvPr id="0" name="Mermaid diagram.png" descr="Mermaid diagram"/>
+                    <pic:cNvPicPr/>
+                  </pic:nvPicPr>
+                  <pic:blipFill>
+                    <a:blip xmlns:r="http://schemas.openxmlformats.org/officeDocument/2006/relationships" r:embed="R9476cb05927d4a8e"/>
+                    <a:stretch>
+                      <a:fillRect/>
+                    </a:stretch>
+                  </pic:blipFill>
+                  <pic:spPr>
+                    <a:xfrm>
+                      <a:off x="0" y="0"/>
+                      <a:ext cx="4495800" cy="1047750"/>
+                    </a:xfrm>
+                    <a:prstGeom prst="rect">
+                      <a:avLst/>
+                    </a:prstGeom>
+                  </pic:spPr>
+                </pic:pic>
+              </a:graphicData>
+            </a:graphic>
+          </wp:inline>
+        </w:drawing>
+      </w:r>
+    </w:p>
+    <w:p>
+      <w:pPr>
+        <w:pStyle w:val="Heading3"/>
+      </w:pPr>
+      <w:r>
+        <w:rPr>
+          <w:b/>
+        </w:rPr>
+        <w:t xml:space="preserve">F95 — HTML in edge label</w:t>
+      </w:r>
+    </w:p>
+    <w:p>
+      <w:pPr>
+        <w:pStyle w:val="Normal"/>
+        <w:jc w:val="center"/>
+      </w:pPr>
+      <w:r>
+        <w:drawing>
+          <wp:inline xmlns:wp="http://schemas.openxmlformats.org/drawingml/2006/wordprocessingDrawing" distT="0" distB="0" distL="0" distR="0">
+            <wp:extent cx="4686300" cy="1047750"/>
+            <wp:effectExtent l="0" t="0" r="0" b="0"/>
+            <wp:docPr id="93" name="Mermaid diagram 93" descr="Mermaid diagram"/>
+            <wp:cNvGraphicFramePr>
+              <a:graphicFrameLocks xmlns:a="http://schemas.openxmlformats.org/drawingml/2006/main" noChangeAspect="1"/>
+            </wp:cNvGraphicFramePr>
+            <a:graphic xmlns:a="http://schemas.openxmlformats.org/drawingml/2006/main">
+              <a:graphicData uri="http://schemas.openxmlformats.org/drawingml/2006/picture">
+                <pic:pic xmlns:pic="http://schemas.openxmlformats.org/drawingml/2006/picture">
+                  <pic:nvPicPr>
+                    <pic:cNvPr id="0" name="Mermaid diagram.png" descr="Mermaid diagram"/>
+                    <pic:cNvPicPr/>
+                  </pic:nvPicPr>
+                  <pic:blipFill>
+                    <a:blip xmlns:r="http://schemas.openxmlformats.org/officeDocument/2006/relationships" r:embed="Rf4f833b934774219"/>
+                    <a:stretch>
+                      <a:fillRect/>
+                    </a:stretch>
+                  </pic:blipFill>
+                  <pic:spPr>
+                    <a:xfrm>
+                      <a:off x="0" y="0"/>
+                      <a:ext cx="4686300" cy="1047750"/>
+                    </a:xfrm>
+                    <a:prstGeom prst="rect">
+                      <a:avLst/>
+                    </a:prstGeom>
+                  </pic:spPr>
+                </pic:pic>
+              </a:graphicData>
+            </a:graphic>
+          </wp:inline>
+        </w:drawing>
+      </w:r>
+    </w:p>
+    <w:p>
+      <w:pPr>
+        <w:pStyle w:val="Heading3"/>
+      </w:pPr>
+      <w:r>
+        <w:rPr>
+          <w:b/>
+        </w:rPr>
+        <w:t xml:space="preserve">F96 — Markdown in edge label</w:t>
+      </w:r>
+    </w:p>
+    <w:p>
+      <w:pPr>
+        <w:pStyle w:val="Normal"/>
+        <w:jc w:val="center"/>
+      </w:pPr>
+      <w:r>
+        <w:drawing>
+          <wp:inline xmlns:wp="http://schemas.openxmlformats.org/drawingml/2006/wordprocessingDrawing" distT="0" distB="0" distL="0" distR="0">
+            <wp:extent cx="4867275" cy="1047750"/>
+            <wp:effectExtent l="0" t="0" r="0" b="0"/>
+            <wp:docPr id="94" name="Mermaid diagram 94" descr="Mermaid diagram"/>
+            <wp:cNvGraphicFramePr>
+              <a:graphicFrameLocks xmlns:a="http://schemas.openxmlformats.org/drawingml/2006/main" noChangeAspect="1"/>
+            </wp:cNvGraphicFramePr>
+            <a:graphic xmlns:a="http://schemas.openxmlformats.org/drawingml/2006/main">
+              <a:graphicData uri="http://schemas.openxmlformats.org/drawingml/2006/picture">
+                <pic:pic xmlns:pic="http://schemas.openxmlformats.org/drawingml/2006/picture">
+                  <pic:nvPicPr>
+                    <pic:cNvPr id="0" name="Mermaid diagram.png" descr="Mermaid diagram"/>
+                    <pic:cNvPicPr/>
+                  </pic:nvPicPr>
+                  <pic:blipFill>
+                    <a:blip xmlns:r="http://schemas.openxmlformats.org/officeDocument/2006/relationships" r:embed="R709b64f8cd2c469d"/>
+                    <a:stretch>
+                      <a:fillRect/>
+                    </a:stretch>
+                  </pic:blipFill>
+                  <pic:spPr>
+                    <a:xfrm>
+                      <a:off x="0" y="0"/>
+                      <a:ext cx="4867275" cy="1047750"/>
+                    </a:xfrm>
+                    <a:prstGeom prst="rect">
+                      <a:avLst/>
+                    </a:prstGeom>
+                  </pic:spPr>
+                </pic:pic>
+              </a:graphicData>
+            </a:graphic>
+          </wp:inline>
+        </w:drawing>
+      </w:r>
+    </w:p>
+    <w:p>
+      <w:pPr>
+        <w:pStyle w:val="Heading3"/>
+      </w:pPr>
+      <w:r>
+        <w:rPr>
+          <w:b/>
+        </w:rPr>
+        <w:t xml:space="preserve">F97 — Edge label on invisible edge</w:t>
+      </w:r>
+    </w:p>
+    <w:p>
+      <w:pPr>
+        <w:pStyle w:val="Normal"/>
+        <w:jc w:val="center"/>
+      </w:pPr>
+      <w:r>
+        <w:drawing>
+          <wp:inline xmlns:wp="http://schemas.openxmlformats.org/drawingml/2006/wordprocessingDrawing" distT="0" distB="0" distL="0" distR="0">
+            <wp:extent cx="4238625" cy="1047750"/>
+            <wp:effectExtent l="0" t="0" r="0" b="0"/>
+            <wp:docPr id="95" name="Mermaid diagram 95" descr="Mermaid diagram"/>
+            <wp:cNvGraphicFramePr>
+              <a:graphicFrameLocks xmlns:a="http://schemas.openxmlformats.org/drawingml/2006/main" noChangeAspect="1"/>
+            </wp:cNvGraphicFramePr>
+            <a:graphic xmlns:a="http://schemas.openxmlformats.org/drawingml/2006/main">
+              <a:graphicData uri="http://schemas.openxmlformats.org/drawingml/2006/picture">
+                <pic:pic xmlns:pic="http://schemas.openxmlformats.org/drawingml/2006/picture">
+                  <pic:nvPicPr>
+                    <pic:cNvPr id="0" name="Mermaid diagram.png" descr="Mermaid diagram"/>
+                    <pic:cNvPicPr/>
+                  </pic:nvPicPr>
+                  <pic:blipFill>
+                    <a:blip xmlns:r="http://schemas.openxmlformats.org/officeDocument/2006/relationships" r:embed="Rf8378033999745a8"/>
+                    <a:stretch>
+                      <a:fillRect/>
+                    </a:stretch>
+                  </pic:blipFill>
+                  <pic:spPr>
+                    <a:xfrm>
+                      <a:off x="0" y="0"/>
+                      <a:ext cx="4238625" cy="1047750"/>
+                    </a:xfrm>
+                    <a:prstGeom prst="rect">
+                      <a:avLst/>
+                    </a:prstGeom>
+                  </pic:spPr>
+                </pic:pic>
+              </a:graphicData>
+            </a:graphic>
+          </wp:inline>
+        </w:drawing>
+      </w:r>
+    </w:p>
+    <w:p>
+      <w:pPr>
+        <w:pStyle w:val="Heading3"/>
+      </w:pPr>
+      <w:r>
+        <w:rPr>
+          <w:b/>
+        </w:rPr>
+        <w:t xml:space="preserve">F98 — Edge label on grouped edge</w:t>
+      </w:r>
+    </w:p>
+    <w:p>
+      <w:pPr>
+        <w:pStyle w:val="Normal"/>
+        <w:jc w:val="center"/>
+      </w:pPr>
+      <w:r>
+        <w:drawing>
+          <wp:inline xmlns:wp="http://schemas.openxmlformats.org/drawingml/2006/wordprocessingDrawing" distT="0" distB="0" distL="0" distR="0">
+            <wp:extent cx="3733800" cy="2190750"/>
+            <wp:effectExtent l="0" t="0" r="0" b="0"/>
+            <wp:docPr id="96" name="Mermaid diagram 96" descr="Mermaid diagram"/>
+            <wp:cNvGraphicFramePr>
+              <a:graphicFrameLocks xmlns:a="http://schemas.openxmlformats.org/drawingml/2006/main" noChangeAspect="1"/>
+            </wp:cNvGraphicFramePr>
+            <a:graphic xmlns:a="http://schemas.openxmlformats.org/drawingml/2006/main">
+              <a:graphicData uri="http://schemas.openxmlformats.org/drawingml/2006/picture">
+                <pic:pic xmlns:pic="http://schemas.openxmlformats.org/drawingml/2006/picture">
+                  <pic:nvPicPr>
+                    <pic:cNvPr id="0" name="Mermaid diagram.png" descr="Mermaid diagram"/>
+                    <pic:cNvPicPr/>
+                  </pic:nvPicPr>
+                  <pic:blipFill>
+                    <a:blip xmlns:r="http://schemas.openxmlformats.org/officeDocument/2006/relationships" r:embed="R44ccea6eacfc4b89"/>
+                    <a:stretch>
+                      <a:fillRect/>
+                    </a:stretch>
+                  </pic:blipFill>
+                  <pic:spPr>
+                    <a:xfrm>
+                      <a:off x="0" y="0"/>
+                      <a:ext cx="3733800" cy="2190750"/>
+                    </a:xfrm>
+                    <a:prstGeom prst="rect">
+                      <a:avLst/>
+                    </a:prstGeom>
+                  </pic:spPr>
+                </pic:pic>
+              </a:graphicData>
+            </a:graphic>
+          </wp:inline>
+        </w:drawing>
+      </w:r>
+    </w:p>
+    <w:p>
+      <w:pPr>
+        <w:pStyle w:val="Heading3"/>
+      </w:pPr>
+      <w:r>
+        <w:rPr>
+          <w:b/>
+        </w:rPr>
+        <w:t xml:space="preserve">F99 — Edge label on ID’d edge</w:t>
+      </w:r>
+    </w:p>
+    <w:p>
+      <w:pPr>
+        <w:pStyle w:val="Normal"/>
+        <w:jc w:val="center"/>
+      </w:pPr>
+      <w:r>
+        <w:drawing>
+          <wp:inline xmlns:wp="http://schemas.openxmlformats.org/drawingml/2006/wordprocessingDrawing" distT="0" distB="0" distL="0" distR="0">
+            <wp:extent cx="3638550" cy="1047750"/>
+            <wp:effectExtent l="0" t="0" r="0" b="0"/>
+            <wp:docPr id="97" name="Mermaid diagram 97" descr="Mermaid diagram"/>
+            <wp:cNvGraphicFramePr>
+              <a:graphicFrameLocks xmlns:a="http://schemas.openxmlformats.org/drawingml/2006/main" noChangeAspect="1"/>
+            </wp:cNvGraphicFramePr>
+            <a:graphic xmlns:a="http://schemas.openxmlformats.org/drawingml/2006/main">
+              <a:graphicData uri="http://schemas.openxmlformats.org/drawingml/2006/picture">
+                <pic:pic xmlns:pic="http://schemas.openxmlformats.org/drawingml/2006/picture">
+                  <pic:nvPicPr>
+                    <pic:cNvPr id="0" name="Mermaid diagram.png" descr="Mermaid diagram"/>
+                    <pic:cNvPicPr/>
+                  </pic:nvPicPr>
+                  <pic:blipFill>
+                    <a:blip xmlns:r="http://schemas.openxmlformats.org/officeDocument/2006/relationships" r:embed="Rd690cca036334221"/>
+                    <a:stretch>
+                      <a:fillRect/>
+                    </a:stretch>
+                  </pic:blipFill>
+                  <pic:spPr>
+                    <a:xfrm>
+                      <a:off x="0" y="0"/>
+                      <a:ext cx="3638550" cy="1047750"/>
+                    </a:xfrm>
+                    <a:prstGeom prst="rect">
+                      <a:avLst/>
+                    </a:prstGeom>
+                  </pic:spPr>
+                </pic:pic>
+              </a:graphicData>
+            </a:graphic>
+          </wp:inline>
+        </w:drawing>
+      </w:r>
+    </w:p>
+    <w:p>
+      <w:pPr>
+        <w:spacing w:before="180" w:after="180"/>
+        <w:pBdr>
+          <w:bottom w:val="single" w:color="808080" w:sz="6" w:space="1"/>
+        </w:pBdr>
+      </w:pPr>
+      <w:r>
+        <w:t xml:space="preserve"/>
+      </w:r>
+    </w:p>
+    <w:p>
+      <w:pPr>
+        <w:pStyle w:val="Heading1"/>
+      </w:pPr>
+      <w:r>
+        <w:rPr>
+          <w:b/>
+        </w:rPr>
+        <w:t xml:space="preserve">Level 14 — ELK‑Specific Flowchart Features</w:t>
+      </w:r>
+    </w:p>
+    <w:p>
+      <w:pPr>
+        <w:pStyle w:val="Normal"/>
+      </w:pPr>
+      <w:r>
+        <w:t xml:space="preserve">flow.md only has a smoke test for </w:t>
+      </w:r>
+      <w:r>
+        <w:rPr>
+          <w:rStyle w:val="MdInlineCode"/>
+        </w:rPr>
+        <w:t xml:space="preserve">flowchart-elk</w:t>
+      </w:r>
+      <w:r>
+        <w:t xml:space="preserve">.</w:t>
+      </w:r>
+      <w:r>
+        <w:br/>
+      </w:r>
+      <w:r>
+        <w:t xml:space="preserve">These scenarios exercise ELK‑only behaviour.</w:t>
+      </w:r>
+    </w:p>
+    <w:p>
+      <w:pPr>
+        <w:spacing w:before="180" w:after="180"/>
+        <w:pBdr>
+          <w:bottom w:val="single" w:color="808080" w:sz="6" w:space="1"/>
+        </w:pBdr>
+      </w:pPr>
+      <w:r>
+        <w:t xml:space="preserve"/>
+      </w:r>
+    </w:p>
+    <w:p>
+      <w:pPr>
+        <w:pStyle w:val="Heading3"/>
+      </w:pPr>
+      <w:r>
+        <w:rPr>
+          <w:b/>
+        </w:rPr>
+        <w:t xml:space="preserve">F100 — ELK orthogonal routing</w:t>
+      </w:r>
+    </w:p>
+    <w:p>
+      <w:pPr>
+        <w:pStyle w:val="Normal"/>
+        <w:jc w:val="center"/>
+      </w:pPr>
+      <w:r>
+        <w:drawing>
+          <wp:inline xmlns:wp="http://schemas.openxmlformats.org/drawingml/2006/wordprocessingDrawing" distT="0" distB="0" distL="0" distR="0">
+            <wp:extent cx="3286125" cy="1047750"/>
+            <wp:effectExtent l="0" t="0" r="0" b="0"/>
+            <wp:docPr id="98" name="Mermaid diagram 98" descr="Mermaid diagram"/>
+            <wp:cNvGraphicFramePr>
+              <a:graphicFrameLocks xmlns:a="http://schemas.openxmlformats.org/drawingml/2006/main" noChangeAspect="1"/>
+            </wp:cNvGraphicFramePr>
+            <a:graphic xmlns:a="http://schemas.openxmlformats.org/drawingml/2006/main">
+              <a:graphicData uri="http://schemas.openxmlformats.org/drawingml/2006/picture">
+                <pic:pic xmlns:pic="http://schemas.openxmlformats.org/drawingml/2006/picture">
+                  <pic:nvPicPr>
+                    <pic:cNvPr id="0" name="Mermaid diagram.png" descr="Mermaid diagram"/>
+                    <pic:cNvPicPr/>
+                  </pic:nvPicPr>
+                  <pic:blipFill>
+                    <a:blip xmlns:r="http://schemas.openxmlformats.org/officeDocument/2006/relationships" r:embed="R3f385d64b5d544a8"/>
+                    <a:stretch>
+                      <a:fillRect/>
+                    </a:stretch>
+                  </pic:blipFill>
+                  <pic:spPr>
+                    <a:xfrm>
+                      <a:off x="0" y="0"/>
+                      <a:ext cx="3286125" cy="1047750"/>
+                    </a:xfrm>
+                    <a:prstGeom prst="rect">
+                      <a:avLst/>
+                    </a:prstGeom>
+                  </pic:spPr>
+                </pic:pic>
+              </a:graphicData>
+            </a:graphic>
+          </wp:inline>
+        </w:drawing>
+      </w:r>
+    </w:p>
+    <w:p>
+      <w:pPr>
+        <w:pStyle w:val="Heading3"/>
+      </w:pPr>
+      <w:r>
+        <w:rPr>
+          <w:b/>
+        </w:rPr>
+        <w:t xml:space="preserve">F101 — ELK polyline routing</w:t>
+      </w:r>
+    </w:p>
+    <w:p>
+      <w:pPr>
+        <w:pStyle w:val="Normal"/>
+        <w:jc w:val="center"/>
+      </w:pPr>
+      <w:r>
+        <w:drawing>
+          <wp:inline xmlns:wp="http://schemas.openxmlformats.org/drawingml/2006/wordprocessingDrawing" distT="0" distB="0" distL="0" distR="0">
+            <wp:extent cx="3286125" cy="1047750"/>
+            <wp:effectExtent l="0" t="0" r="0" b="0"/>
+            <wp:docPr id="99" name="Mermaid diagram 99" descr="Mermaid diagram"/>
+            <wp:cNvGraphicFramePr>
+              <a:graphicFrameLocks xmlns:a="http://schemas.openxmlformats.org/drawingml/2006/main" noChangeAspect="1"/>
+            </wp:cNvGraphicFramePr>
+            <a:graphic xmlns:a="http://schemas.openxmlformats.org/drawingml/2006/main">
+              <a:graphicData uri="http://schemas.openxmlformats.org/drawingml/2006/picture">
+                <pic:pic xmlns:pic="http://schemas.openxmlformats.org/drawingml/2006/picture">
+                  <pic:nvPicPr>
+                    <pic:cNvPr id="0" name="Mermaid diagram.png" descr="Mermaid diagram"/>
+                    <pic:cNvPicPr/>
+                  </pic:nvPicPr>
+                  <pic:blipFill>
+                    <a:blip xmlns:r="http://schemas.openxmlformats.org/officeDocument/2006/relationships" r:embed="R9fb63c73051f40ad"/>
+                    <a:stretch>
+                      <a:fillRect/>
+                    </a:stretch>
+                  </pic:blipFill>
+                  <pic:spPr>
+                    <a:xfrm>
+                      <a:off x="0" y="0"/>
+                      <a:ext cx="3286125" cy="1047750"/>
+                    </a:xfrm>
+                    <a:prstGeom prst="rect">
+                      <a:avLst/>
+                    </a:prstGeom>
+                  </pic:spPr>
+                </pic:pic>
+              </a:graphicData>
+            </a:graphic>
+          </wp:inline>
+        </w:drawing>
+      </w:r>
+    </w:p>
+    <w:p>
+      <w:pPr>
+        <w:pStyle w:val="Heading3"/>
+      </w:pPr>
+      <w:r>
+        <w:rPr>
+          <w:b/>
+        </w:rPr>
+        <w:t xml:space="preserve">F102 — ELK spacing parameters (valid)</w:t>
+      </w:r>
+    </w:p>
+    <w:p>
+      <w:pPr>
+        <w:pStyle w:val="Normal"/>
+        <w:jc w:val="center"/>
+      </w:pPr>
+      <w:r>
+        <w:drawing>
+          <wp:inline xmlns:wp="http://schemas.openxmlformats.org/drawingml/2006/wordprocessingDrawing" distT="0" distB="0" distL="0" distR="0">
+            <wp:extent cx="3286125" cy="1047750"/>
+            <wp:effectExtent l="0" t="0" r="0" b="0"/>
+            <wp:docPr id="100" name="Mermaid diagram 100" descr="Mermaid diagram"/>
+            <wp:cNvGraphicFramePr>
+              <a:graphicFrameLocks xmlns:a="http://schemas.openxmlformats.org/drawingml/2006/main" noChangeAspect="1"/>
+            </wp:cNvGraphicFramePr>
+            <a:graphic xmlns:a="http://schemas.openxmlformats.org/drawingml/2006/main">
+              <a:graphicData uri="http://schemas.openxmlformats.org/drawingml/2006/picture">
+                <pic:pic xmlns:pic="http://schemas.openxmlformats.org/drawingml/2006/picture">
+                  <pic:nvPicPr>
+                    <pic:cNvPr id="0" name="Mermaid diagram.png" descr="Mermaid diagram"/>
+                    <pic:cNvPicPr/>
+                  </pic:nvPicPr>
+                  <pic:blipFill>
+                    <a:blip xmlns:r="http://schemas.openxmlformats.org/officeDocument/2006/relationships" r:embed="R22cb3c432e914835"/>
+                    <a:stretch>
+                      <a:fillRect/>
+                    </a:stretch>
+                  </pic:blipFill>
+                  <pic:spPr>
+                    <a:xfrm>
+                      <a:off x="0" y="0"/>
+                      <a:ext cx="3286125" cy="1047750"/>
+                    </a:xfrm>
+                    <a:prstGeom prst="rect">
+                      <a:avLst/>
+                    </a:prstGeom>
+                  </pic:spPr>
+                </pic:pic>
+              </a:graphicData>
+            </a:graphic>
+          </wp:inline>
+        </w:drawing>
+      </w:r>
+    </w:p>
+    <w:p>
+      <w:pPr>
+        <w:pStyle w:val="Heading3"/>
+      </w:pPr>
+      <w:r>
+        <w:rPr>
+          <w:b/>
+        </w:rPr>
+        <w:t xml:space="preserve">F103 — ELK layered layout (valid)</w:t>
+      </w:r>
+    </w:p>
+    <w:p>
+      <w:pPr>
+        <w:pStyle w:val="Normal"/>
+        <w:jc w:val="center"/>
+      </w:pPr>
+      <w:r>
+        <w:drawing>
+          <wp:inline xmlns:wp="http://schemas.openxmlformats.org/drawingml/2006/wordprocessingDrawing" distT="0" distB="0" distL="0" distR="0">
+            <wp:extent cx="1600200" cy="3333750"/>
+            <wp:effectExtent l="0" t="0" r="0" b="0"/>
+            <wp:docPr id="101" name="Mermaid diagram 101" descr="Mermaid diagram"/>
+            <wp:cNvGraphicFramePr>
+              <a:graphicFrameLocks xmlns:a="http://schemas.openxmlformats.org/drawingml/2006/main" noChangeAspect="1"/>
+            </wp:cNvGraphicFramePr>
+            <a:graphic xmlns:a="http://schemas.openxmlformats.org/drawingml/2006/main">
+              <a:graphicData uri="http://schemas.openxmlformats.org/drawingml/2006/picture">
+                <pic:pic xmlns:pic="http://schemas.openxmlformats.org/drawingml/2006/picture">
+                  <pic:nvPicPr>
+                    <pic:cNvPr id="0" name="Mermaid diagram.png" descr="Mermaid diagram"/>
+                    <pic:cNvPicPr/>
+                  </pic:nvPicPr>
+                  <pic:blipFill>
+                    <a:blip xmlns:r="http://schemas.openxmlformats.org/officeDocument/2006/relationships" r:embed="Rb21cdb0669944ce5"/>
+                    <a:stretch>
+                      <a:fillRect/>
+                    </a:stretch>
+                  </pic:blipFill>
+                  <pic:spPr>
+                    <a:xfrm>
+                      <a:off x="0" y="0"/>
+                      <a:ext cx="1600200" cy="3333750"/>
+                    </a:xfrm>
+                    <a:prstGeom prst="rect">
+                      <a:avLst/>
+                    </a:prstGeom>
+                  </pic:spPr>
+                </pic:pic>
+              </a:graphicData>
+            </a:graphic>
+          </wp:inline>
+        </w:drawing>
+      </w:r>
+    </w:p>
+    <w:p>
+      <w:pPr>
+        <w:pStyle w:val="Heading3"/>
+      </w:pPr>
+      <w:r>
+        <w:rPr>
+          <w:b/>
+        </w:rPr>
+        <w:t xml:space="preserve">F104 — ELK stress: feedback loop</w:t>
+      </w:r>
+    </w:p>
+    <w:p>
+      <w:pPr>
+        <w:pStyle w:val="Normal"/>
+        <w:jc w:val="center"/>
+      </w:pPr>
+      <w:r>
+        <w:drawing>
+          <wp:inline xmlns:wp="http://schemas.openxmlformats.org/drawingml/2006/wordprocessingDrawing" distT="0" distB="0" distL="0" distR="0">
+            <wp:extent cx="1771650" cy="2581275"/>
+            <wp:effectExtent l="0" t="0" r="0" b="0"/>
+            <wp:docPr id="102" name="Mermaid diagram 102" descr="Mermaid diagram"/>
+            <wp:cNvGraphicFramePr>
+              <a:graphicFrameLocks xmlns:a="http://schemas.openxmlformats.org/drawingml/2006/main" noChangeAspect="1"/>
+            </wp:cNvGraphicFramePr>
+            <a:graphic xmlns:a="http://schemas.openxmlformats.org/drawingml/2006/main">
+              <a:graphicData uri="http://schemas.openxmlformats.org/drawingml/2006/picture">
+                <pic:pic xmlns:pic="http://schemas.openxmlformats.org/drawingml/2006/picture">
+                  <pic:nvPicPr>
+                    <pic:cNvPr id="0" name="Mermaid diagram.png" descr="Mermaid diagram"/>
+                    <pic:cNvPicPr/>
+                  </pic:nvPicPr>
+                  <pic:blipFill>
+                    <a:blip xmlns:r="http://schemas.openxmlformats.org/officeDocument/2006/relationships" r:embed="R367814a62f8146e1"/>
+                    <a:stretch>
+                      <a:fillRect/>
+                    </a:stretch>
+                  </pic:blipFill>
+                  <pic:spPr>
+                    <a:xfrm>
+                      <a:off x="0" y="0"/>
+                      <a:ext cx="1771650" cy="2581275"/>
+                    </a:xfrm>
+                    <a:prstGeom prst="rect">
+                      <a:avLst/>
+                    </a:prstGeom>
+                  </pic:spPr>
+                </pic:pic>
+              </a:graphicData>
+            </a:graphic>
+          </wp:inline>
+        </w:drawing>
+      </w:r>
+    </w:p>
+    <w:p>
+      <w:pPr>
+        <w:pStyle w:val="Heading3"/>
+      </w:pPr>
+      <w:r>
+        <w:rPr>
+          <w:b/>
+        </w:rPr>
+        <w:t xml:space="preserve">F105 — ELK stress: multi‑segment routing</w:t>
+      </w:r>
+    </w:p>
+    <w:p>
+      <w:pPr>
+        <w:pStyle w:val="Normal"/>
+        <w:jc w:val="center"/>
+      </w:pPr>
+      <w:r>
+        <w:drawing>
+          <wp:inline xmlns:wp="http://schemas.openxmlformats.org/drawingml/2006/wordprocessingDrawing" distT="0" distB="0" distL="0" distR="0">
+            <wp:extent cx="4972050" cy="1047750"/>
+            <wp:effectExtent l="0" t="0" r="0" b="0"/>
+            <wp:docPr id="103" name="Mermaid diagram 103" descr="Mermaid diagram"/>
+            <wp:cNvGraphicFramePr>
+              <a:graphicFrameLocks xmlns:a="http://schemas.openxmlformats.org/drawingml/2006/main" noChangeAspect="1"/>
+            </wp:cNvGraphicFramePr>
+            <a:graphic xmlns:a="http://schemas.openxmlformats.org/drawingml/2006/main">
+              <a:graphicData uri="http://schemas.openxmlformats.org/drawingml/2006/picture">
+                <pic:pic xmlns:pic="http://schemas.openxmlformats.org/drawingml/2006/picture">
+                  <pic:nvPicPr>
+                    <pic:cNvPr id="0" name="Mermaid diagram.png" descr="Mermaid diagram"/>
+                    <pic:cNvPicPr/>
+                  </pic:nvPicPr>
+                  <pic:blipFill>
+                    <a:blip xmlns:r="http://schemas.openxmlformats.org/officeDocument/2006/relationships" r:embed="R51cbae4119aa4a07"/>
+                    <a:stretch>
+                      <a:fillRect/>
+                    </a:stretch>
+                  </pic:blipFill>
+                  <pic:spPr>
+                    <a:xfrm>
+                      <a:off x="0" y="0"/>
+                      <a:ext cx="4972050" cy="1047750"/>
+                    </a:xfrm>
+                    <a:prstGeom prst="rect">
+                      <a:avLst/>
+                    </a:prstGeom>
+                  </pic:spPr>
+                </pic:pic>
+              </a:graphicData>
+            </a:graphic>
+          </wp:inline>
+        </w:drawing>
+      </w:r>
+    </w:p>
+    <w:p>
+      <w:pPr>
+        <w:spacing w:before="180" w:after="180"/>
+        <w:pBdr>
+          <w:bottom w:val="single" w:color="808080" w:sz="6" w:space="1"/>
+        </w:pBdr>
+      </w:pPr>
+      <w:r>
+        <w:t xml:space="preserve"/>
+      </w:r>
+    </w:p>
+    <w:p>
+      <w:pPr>
+        <w:pStyle w:val="Heading1"/>
+      </w:pPr>
+      <w:r>
+        <w:rPr>
+          <w:b/>
+        </w:rPr>
+        <w:t xml:space="preserve">Level 15 — Performance &amp; Scaling Stress Tests</w:t>
+      </w:r>
+    </w:p>
+    <w:p>
+      <w:pPr>
+        <w:pStyle w:val="Normal"/>
+      </w:pPr>
+      <w:r>
+        <w:t xml:space="preserve">These are not about correctness of syntax but about layout stability under load.</w:t>
+      </w:r>
+    </w:p>
+    <w:p>
+      <w:pPr>
+        <w:spacing w:before="180" w:after="180"/>
+        <w:pBdr>
+          <w:bottom w:val="single" w:color="808080" w:sz="6" w:space="1"/>
+        </w:pBdr>
+      </w:pPr>
+      <w:r>
+        <w:t xml:space="preserve"/>
+      </w:r>
+    </w:p>
+    <w:p>
+      <w:pPr>
+        <w:pStyle w:val="Heading3"/>
+      </w:pPr>
+      <w:r>
+        <w:rPr>
+          <w:b/>
+        </w:rPr>
+        <w:t xml:space="preserve">F110 — 50‑node linear chain</w:t>
+      </w:r>
+    </w:p>
+    <w:p>
+      <w:pPr>
+        <w:pStyle w:val="Normal"/>
+        <w:jc w:val="center"/>
+      </w:pPr>
+      <w:r>
+        <w:drawing>
+          <wp:inline xmlns:wp="http://schemas.openxmlformats.org/drawingml/2006/wordprocessingDrawing" distT="0" distB="0" distL="0" distR="0">
+            <wp:extent cx="5220000" cy="63602"/>
+            <wp:effectExtent l="0" t="0" r="0" b="0"/>
+            <wp:docPr id="104" name="Mermaid diagram 104" descr="Mermaid diagram"/>
+            <wp:cNvGraphicFramePr>
+              <a:graphicFrameLocks xmlns:a="http://schemas.openxmlformats.org/drawingml/2006/main" noChangeAspect="1"/>
+            </wp:cNvGraphicFramePr>
+            <a:graphic xmlns:a="http://schemas.openxmlformats.org/drawingml/2006/main">
+              <a:graphicData uri="http://schemas.openxmlformats.org/drawingml/2006/picture">
+                <pic:pic xmlns:pic="http://schemas.openxmlformats.org/drawingml/2006/picture">
+                  <pic:nvPicPr>
+                    <pic:cNvPr id="0" name="Mermaid diagram.png" descr="Mermaid diagram"/>
+                    <pic:cNvPicPr/>
+                  </pic:nvPicPr>
+                  <pic:blipFill>
+                    <a:blip xmlns:r="http://schemas.openxmlformats.org/officeDocument/2006/relationships" r:embed="R316013f0a7814c6d"/>
+                    <a:stretch>
+                      <a:fillRect/>
+                    </a:stretch>
+                  </pic:blipFill>
+                  <pic:spPr>
+                    <a:xfrm>
+                      <a:off x="0" y="0"/>
+                      <a:ext cx="5220000" cy="63602"/>
+                    </a:xfrm>
+                    <a:prstGeom prst="rect">
+                      <a:avLst/>
+                    </a:prstGeom>
+                  </pic:spPr>
+                </pic:pic>
+              </a:graphicData>
+            </a:graphic>
+          </wp:inline>
+        </w:drawing>
+      </w:r>
+    </w:p>
+    <w:p>
+      <w:pPr>
+        <w:pStyle w:val="Heading3"/>
+      </w:pPr>
+      <w:r>
+        <w:rPr>
+          <w:b/>
+        </w:rPr>
+        <w:t xml:space="preserve">F111 — Dense bipartite graph</w:t>
+      </w:r>
+    </w:p>
+    <w:p>
+      <w:pPr>
+        <w:pStyle w:val="Normal"/>
+        <w:jc w:val="center"/>
+      </w:pPr>
+      <w:r>
+        <w:drawing>
+          <wp:inline xmlns:wp="http://schemas.openxmlformats.org/drawingml/2006/wordprocessingDrawing" distT="0" distB="0" distL="0" distR="0">
+            <wp:extent cx="2286000" cy="4457700"/>
+            <wp:effectExtent l="0" t="0" r="0" b="0"/>
+            <wp:docPr id="105" name="Mermaid diagram 105" descr="Mermaid diagram"/>
+            <wp:cNvGraphicFramePr>
+              <a:graphicFrameLocks xmlns:a="http://schemas.openxmlformats.org/drawingml/2006/main" noChangeAspect="1"/>
+            </wp:cNvGraphicFramePr>
+            <a:graphic xmlns:a="http://schemas.openxmlformats.org/drawingml/2006/main">
+              <a:graphicData uri="http://schemas.openxmlformats.org/drawingml/2006/picture">
+                <pic:pic xmlns:pic="http://schemas.openxmlformats.org/drawingml/2006/picture">
+                  <pic:nvPicPr>
+                    <pic:cNvPr id="0" name="Mermaid diagram.png" descr="Mermaid diagram"/>
+                    <pic:cNvPicPr/>
+                  </pic:nvPicPr>
+                  <pic:blipFill>
+                    <a:blip xmlns:r="http://schemas.openxmlformats.org/officeDocument/2006/relationships" r:embed="Re708ff8712b14512"/>
+                    <a:stretch>
+                      <a:fillRect/>
+                    </a:stretch>
+                  </pic:blipFill>
+                  <pic:spPr>
+                    <a:xfrm>
+                      <a:off x="0" y="0"/>
+                      <a:ext cx="2286000" cy="4457700"/>
+                    </a:xfrm>
+                    <a:prstGeom prst="rect">
+                      <a:avLst/>
+                    </a:prstGeom>
+                  </pic:spPr>
+                </pic:pic>
+              </a:graphicData>
+            </a:graphic>
+          </wp:inline>
+        </w:drawing>
+      </w:r>
+    </w:p>
+    <w:p>
+      <w:pPr>
+        <w:pStyle w:val="Heading3"/>
+      </w:pPr>
+      <w:r>
+        <w:rPr>
+          <w:b/>
+        </w:rPr>
+        <w:t xml:space="preserve">F112 — Deeply nested subgraphs (5 levels)</w:t>
+      </w:r>
+    </w:p>
+    <w:p>
+      <w:pPr>
+        <w:pStyle w:val="Normal"/>
+        <w:jc w:val="center"/>
+      </w:pPr>
+      <w:r>
+        <w:drawing>
+          <wp:inline xmlns:wp="http://schemas.openxmlformats.org/drawingml/2006/wordprocessingDrawing" distT="0" distB="0" distL="0" distR="0">
+            <wp:extent cx="3461268" cy="6480000"/>
+            <wp:effectExtent l="0" t="0" r="0" b="0"/>
+            <wp:docPr id="106" name="Mermaid diagram 106" descr="Mermaid diagram"/>
+            <wp:cNvGraphicFramePr>
+              <a:graphicFrameLocks xmlns:a="http://schemas.openxmlformats.org/drawingml/2006/main" noChangeAspect="1"/>
+            </wp:cNvGraphicFramePr>
+            <a:graphic xmlns:a="http://schemas.openxmlformats.org/drawingml/2006/main">
+              <a:graphicData uri="http://schemas.openxmlformats.org/drawingml/2006/picture">
+                <pic:pic xmlns:pic="http://schemas.openxmlformats.org/drawingml/2006/picture">
+                  <pic:nvPicPr>
+                    <pic:cNvPr id="0" name="Mermaid diagram.png" descr="Mermaid diagram"/>
+                    <pic:cNvPicPr/>
+                  </pic:nvPicPr>
+                  <pic:blipFill>
+                    <a:blip xmlns:r="http://schemas.openxmlformats.org/officeDocument/2006/relationships" r:embed="Rde8cee9e6cdd4094"/>
+                    <a:stretch>
+                      <a:fillRect/>
+                    </a:stretch>
+                  </pic:blipFill>
+                  <pic:spPr>
+                    <a:xfrm>
+                      <a:off x="0" y="0"/>
+                      <a:ext cx="3461268" cy="6480000"/>
+                    </a:xfrm>
+                    <a:prstGeom prst="rect">
+                      <a:avLst/>
+                    </a:prstGeom>
+                  </pic:spPr>
+                </pic:pic>
+              </a:graphicData>
+            </a:graphic>
+          </wp:inline>
+        </w:drawing>
+      </w:r>
+    </w:p>
+    <w:p>
+      <w:pPr>
+        <w:pStyle w:val="Heading3"/>
+      </w:pPr>
+      <w:r>
+        <w:rPr>
+          <w:b/>
+        </w:rPr>
+        <w:t xml:space="preserve">F113 — 20 parallel branches</w:t>
+      </w:r>
+    </w:p>
+    <w:p>
+      <w:pPr>
+        <w:pStyle w:val="Normal"/>
+        <w:jc w:val="center"/>
+      </w:pPr>
+      <w:r>
+        <w:drawing>
+          <wp:inline xmlns:wp="http://schemas.openxmlformats.org/drawingml/2006/wordprocessingDrawing" distT="0" distB="0" distL="0" distR="0">
+            <wp:extent cx="1415297" cy="6480000"/>
+            <wp:effectExtent l="0" t="0" r="0" b="0"/>
+            <wp:docPr id="107" name="Mermaid diagram 107" descr="Mermaid diagram"/>
+            <wp:cNvGraphicFramePr>
+              <a:graphicFrameLocks xmlns:a="http://schemas.openxmlformats.org/drawingml/2006/main" noChangeAspect="1"/>
+            </wp:cNvGraphicFramePr>
+            <a:graphic xmlns:a="http://schemas.openxmlformats.org/drawingml/2006/main">
+              <a:graphicData uri="http://schemas.openxmlformats.org/drawingml/2006/picture">
+                <pic:pic xmlns:pic="http://schemas.openxmlformats.org/drawingml/2006/picture">
+                  <pic:nvPicPr>
+                    <pic:cNvPr id="0" name="Mermaid diagram.png" descr="Mermaid diagram"/>
+                    <pic:cNvPicPr/>
+                  </pic:nvPicPr>
+                  <pic:blipFill>
+                    <a:blip xmlns:r="http://schemas.openxmlformats.org/officeDocument/2006/relationships" r:embed="R7de34b97cc034718"/>
+                    <a:stretch>
+                      <a:fillRect/>
+                    </a:stretch>
+                  </pic:blipFill>
+                  <pic:spPr>
+                    <a:xfrm>
+                      <a:off x="0" y="0"/>
+                      <a:ext cx="1415297" cy="6480000"/>
+                    </a:xfrm>
+                    <a:prstGeom prst="rect">
+                      <a:avLst/>
+                    </a:prstGeom>
+                  </pic:spPr>
+                </pic:pic>
+              </a:graphicData>
+            </a:graphic>
+          </wp:inline>
+        </w:drawing>
       </w:r>
     </w:p>
   </w:body>
